--- a/Doc/CnWizards专家编写指南.docx
+++ b/Doc/CnWizards专家编写指南.docx
@@ -6,45 +6,44 @@
       <w:pPr>
         <w:jc w:val="center"/>
         <w:rPr>
+          <w:rFonts w:ascii="黑体" w:eastAsia="黑体"/>
+          <w:sz w:val="52"/>
+          <w:szCs w:val="52"/>
+        </w:rPr>
+      </w:pPr>
+      <w:bookmarkStart w:id="0" w:name="_Toc74761831"/>
+    </w:p>
+    <w:bookmarkEnd w:id="0"/>
+    <w:p>
+      <w:pPr>
+        <w:jc w:val="center"/>
+        <w:rPr>
+          <w:rFonts w:ascii="黑体" w:eastAsia="黑体"/>
+          <w:sz w:val="52"/>
+          <w:szCs w:val="52"/>
+        </w:rPr>
+      </w:pPr>
+      <w:r>
+        <w:rPr>
+          <w:rFonts w:ascii="Arial" w:eastAsia="黑体" w:hAnsi="Arial" w:cs="Arial"/>
+          <w:sz w:val="52"/>
+          <w:szCs w:val="52"/>
+        </w:rPr>
+        <w:t>CnWizards</w:t>
+      </w:r>
+      <w:r>
+        <w:rPr>
           <w:rFonts w:ascii="黑体" w:eastAsia="黑体" w:hint="eastAsia"/>
           <w:sz w:val="52"/>
           <w:szCs w:val="52"/>
         </w:rPr>
-      </w:pPr>
-      <w:bookmarkStart w:id="0" w:name="_Toc74761831"/>
-    </w:p>
-    <w:bookmarkEnd w:id="0"/>
+        <w:t>专家编写指南</w:t>
+      </w:r>
+    </w:p>
     <w:p>
       <w:pPr>
         <w:jc w:val="center"/>
         <w:rPr>
-          <w:rFonts w:ascii="黑体" w:eastAsia="黑体" w:hint="eastAsia"/>
-          <w:sz w:val="52"/>
-          <w:szCs w:val="52"/>
-        </w:rPr>
-      </w:pPr>
-      <w:r>
-        <w:rPr>
-          <w:rFonts w:ascii="Arial" w:eastAsia="黑体" w:hAnsi="Arial" w:cs="Arial"/>
-          <w:sz w:val="52"/>
-          <w:szCs w:val="52"/>
-        </w:rPr>
-        <w:t>CnWizards</w:t>
-      </w:r>
-      <w:r>
-        <w:rPr>
-          <w:rFonts w:ascii="黑体" w:eastAsia="黑体" w:hint="eastAsia"/>
-          <w:sz w:val="52"/>
-          <w:szCs w:val="52"/>
-        </w:rPr>
-        <w:t>专家编写指南</w:t>
-      </w:r>
-    </w:p>
-    <w:p>
-      <w:pPr>
-        <w:jc w:val="center"/>
-        <w:rPr>
-          <w:rFonts w:hint="eastAsia"/>
           <w:sz w:val="28"/>
           <w:szCs w:val="28"/>
         </w:rPr>
@@ -53,9 +52,6 @@
     <w:p>
       <w:pPr>
         <w:jc w:val="center"/>
-        <w:rPr>
-          <w:rFonts w:hint="eastAsia"/>
-        </w:rPr>
       </w:pPr>
       <w:r>
         <w:rPr>
@@ -66,7 +62,7 @@
       <w:hyperlink r:id="rId7" w:history="1">
         <w:r>
           <w:rPr>
-            <w:rStyle w:val="a8"/>
+            <w:rStyle w:val="a9"/>
             <w:rFonts w:hint="eastAsia"/>
           </w:rPr>
           <w:t>zjy@cnpack.org</w:t>
@@ -82,9 +78,6 @@
     <w:p>
       <w:pPr>
         <w:jc w:val="center"/>
-        <w:rPr>
-          <w:rFonts w:hint="eastAsia"/>
-        </w:rPr>
       </w:pPr>
       <w:r>
         <w:rPr>
@@ -95,7 +88,7 @@
       <w:hyperlink r:id="rId8" w:history="1">
         <w:r>
           <w:rPr>
-            <w:rStyle w:val="a8"/>
+            <w:rStyle w:val="a9"/>
           </w:rPr>
           <w:t>liuxiao@cnpack.org</w:t>
         </w:r>
@@ -110,9 +103,6 @@
     <w:p>
       <w:pPr>
         <w:jc w:val="center"/>
-        <w:rPr>
-          <w:rFonts w:hint="eastAsia"/>
-        </w:rPr>
       </w:pPr>
       <w:r>
         <w:rPr>
@@ -123,21 +113,23 @@
       <w:hyperlink r:id="rId9" w:history="1">
         <w:r>
           <w:rPr>
-            <w:rStyle w:val="a8"/>
+            <w:rStyle w:val="a9"/>
             <w:rFonts w:hint="eastAsia"/>
           </w:rPr>
           <w:t>http</w:t>
         </w:r>
         <w:r>
           <w:rPr>
-            <w:rStyle w:val="a8"/>
+            <w:rStyle w:val="a9"/>
             <w:rFonts w:hint="eastAsia"/>
           </w:rPr>
-          <w:t>所</w:t>
-        </w:r>
-        <w:r>
-          <w:rPr>
-            <w:rStyle w:val="a8"/>
+          <w:t>s</w:t>
+        </w:r>
+        <w:bookmarkStart w:id="1" w:name="_GoBack"/>
+        <w:bookmarkEnd w:id="1"/>
+        <w:r>
+          <w:rPr>
+            <w:rStyle w:val="a9"/>
             <w:rFonts w:hint="eastAsia"/>
           </w:rPr>
           <w:t>://www.cnpack.org</w:t>
@@ -200,9 +192,6 @@
     <w:p>
       <w:pPr>
         <w:jc w:val="center"/>
-        <w:rPr>
-          <w:rFonts w:hint="eastAsia"/>
-        </w:rPr>
       </w:pPr>
       <w:r>
         <w:rPr>
@@ -232,9 +221,6 @@
     <w:p>
       <w:pPr>
         <w:jc w:val="center"/>
-        <w:rPr>
-          <w:rFonts w:hint="eastAsia"/>
-        </w:rPr>
       </w:pPr>
       <w:r>
         <w:rPr>
@@ -274,14 +260,12 @@
       <w:pPr>
         <w:jc w:val="center"/>
         <w:rPr>
-          <w:rFonts w:ascii="黑体" w:eastAsia="黑体" w:hint="eastAsia"/>
+          <w:rFonts w:ascii="黑体" w:eastAsia="黑体"/>
           <w:spacing w:val="12"/>
           <w:sz w:val="32"/>
           <w:szCs w:val="32"/>
         </w:rPr>
       </w:pPr>
-      <w:bookmarkStart w:id="1" w:name="_GoBack"/>
-      <w:bookmarkEnd w:id="1"/>
       <w:r>
         <w:rPr>
           <w:noProof/>
@@ -371,13 +355,7 @@
         <w:t>目  录</w:t>
       </w:r>
     </w:p>
-    <w:p>
-      <w:pPr>
-        <w:rPr>
-          <w:rFonts w:hint="eastAsia"/>
-        </w:rPr>
-      </w:pPr>
-    </w:p>
+    <w:p/>
     <w:p>
       <w:pPr>
         <w:pStyle w:val="TOC2"/>
@@ -414,7 +392,7 @@
       <w:hyperlink w:anchor="_Toc144902871" w:history="1">
         <w:r>
           <w:rPr>
-            <w:rStyle w:val="a8"/>
+            <w:rStyle w:val="a9"/>
             <w:rFonts w:ascii="黑体" w:hint="eastAsia"/>
             <w:noProof/>
           </w:rPr>
@@ -430,7 +408,7 @@
         </w:r>
         <w:r>
           <w:rPr>
-            <w:rStyle w:val="a8"/>
+            <w:rStyle w:val="a9"/>
             <w:rFonts w:hint="eastAsia"/>
             <w:noProof/>
           </w:rPr>
@@ -438,14 +416,14 @@
         </w:r>
         <w:r>
           <w:rPr>
-            <w:rStyle w:val="a8"/>
+            <w:rStyle w:val="a9"/>
             <w:noProof/>
           </w:rPr>
           <w:t xml:space="preserve">  </w:t>
         </w:r>
         <w:r>
           <w:rPr>
-            <w:rStyle w:val="a8"/>
+            <w:rStyle w:val="a9"/>
             <w:rFonts w:hint="eastAsia"/>
             <w:noProof/>
           </w:rPr>
@@ -475,6 +453,7 @@
         <w:r>
           <w:rPr>
             <w:noProof/>
+            <w:webHidden/>
           </w:rPr>
         </w:r>
         <w:r>
@@ -511,7 +490,7 @@
       <w:hyperlink w:anchor="_Toc144902872" w:history="1">
         <w:r>
           <w:rPr>
-            <w:rStyle w:val="a8"/>
+            <w:rStyle w:val="a9"/>
             <w:rFonts w:ascii="黑体" w:hint="eastAsia"/>
             <w:noProof/>
           </w:rPr>
@@ -519,7 +498,7 @@
         </w:r>
         <w:r>
           <w:rPr>
-            <w:rStyle w:val="a8"/>
+            <w:rStyle w:val="a9"/>
             <w:rFonts w:ascii="黑体" w:hint="eastAsia"/>
             <w:noProof/>
           </w:rPr>
@@ -534,7 +513,7 @@
         </w:r>
         <w:r>
           <w:rPr>
-            <w:rStyle w:val="a8"/>
+            <w:rStyle w:val="a9"/>
             <w:rFonts w:hint="eastAsia"/>
             <w:noProof/>
           </w:rPr>
@@ -564,6 +543,7 @@
         <w:r>
           <w:rPr>
             <w:noProof/>
+            <w:webHidden/>
           </w:rPr>
         </w:r>
         <w:r>
@@ -600,7 +580,7 @@
       <w:hyperlink w:anchor="_Toc144902873" w:history="1">
         <w:r>
           <w:rPr>
-            <w:rStyle w:val="a8"/>
+            <w:rStyle w:val="a9"/>
             <w:rFonts w:ascii="黑体" w:hint="eastAsia"/>
             <w:noProof/>
           </w:rPr>
@@ -608,7 +588,7 @@
         </w:r>
         <w:r>
           <w:rPr>
-            <w:rStyle w:val="a8"/>
+            <w:rStyle w:val="a9"/>
             <w:rFonts w:ascii="黑体" w:hint="eastAsia"/>
             <w:noProof/>
           </w:rPr>
@@ -623,7 +603,7 @@
         </w:r>
         <w:r>
           <w:rPr>
-            <w:rStyle w:val="a8"/>
+            <w:rStyle w:val="a9"/>
             <w:rFonts w:hint="eastAsia"/>
             <w:noProof/>
           </w:rPr>
@@ -653,6 +633,7 @@
         <w:r>
           <w:rPr>
             <w:noProof/>
+            <w:webHidden/>
           </w:rPr>
         </w:r>
         <w:r>
@@ -689,7 +670,7 @@
       <w:hyperlink w:anchor="_Toc144902874" w:history="1">
         <w:r>
           <w:rPr>
-            <w:rStyle w:val="a8"/>
+            <w:rStyle w:val="a9"/>
             <w:rFonts w:ascii="黑体" w:hint="eastAsia"/>
             <w:noProof/>
           </w:rPr>
@@ -697,7 +678,7 @@
         </w:r>
         <w:r>
           <w:rPr>
-            <w:rStyle w:val="a8"/>
+            <w:rStyle w:val="a9"/>
             <w:rFonts w:ascii="黑体" w:hint="eastAsia"/>
             <w:noProof/>
           </w:rPr>
@@ -712,7 +693,7 @@
         </w:r>
         <w:r>
           <w:rPr>
-            <w:rStyle w:val="a8"/>
+            <w:rStyle w:val="a9"/>
             <w:rFonts w:hint="eastAsia"/>
             <w:noProof/>
           </w:rPr>
@@ -742,6 +723,7 @@
         <w:r>
           <w:rPr>
             <w:noProof/>
+            <w:webHidden/>
           </w:rPr>
         </w:r>
         <w:r>
@@ -779,7 +761,7 @@
       <w:hyperlink w:anchor="_Toc144902875" w:history="1">
         <w:r>
           <w:rPr>
-            <w:rStyle w:val="a8"/>
+            <w:rStyle w:val="a9"/>
             <w:rFonts w:ascii="黑体" w:hint="eastAsia"/>
             <w:noProof/>
           </w:rPr>
@@ -795,14 +777,14 @@
         </w:r>
         <w:r>
           <w:rPr>
-            <w:rStyle w:val="a8"/>
+            <w:rStyle w:val="a9"/>
             <w:noProof/>
           </w:rPr>
           <w:t>CnWizards</w:t>
         </w:r>
         <w:r>
           <w:rPr>
-            <w:rStyle w:val="a8"/>
+            <w:rStyle w:val="a9"/>
             <w:rFonts w:hint="eastAsia"/>
             <w:noProof/>
           </w:rPr>
@@ -832,6 +814,7 @@
         <w:r>
           <w:rPr>
             <w:noProof/>
+            <w:webHidden/>
           </w:rPr>
         </w:r>
         <w:r>
@@ -868,7 +851,7 @@
       <w:hyperlink w:anchor="_Toc144902876" w:history="1">
         <w:r>
           <w:rPr>
-            <w:rStyle w:val="a8"/>
+            <w:rStyle w:val="a9"/>
             <w:rFonts w:ascii="黑体" w:hint="eastAsia"/>
             <w:noProof/>
           </w:rPr>
@@ -876,7 +859,7 @@
         </w:r>
         <w:r>
           <w:rPr>
-            <w:rStyle w:val="a8"/>
+            <w:rStyle w:val="a9"/>
             <w:rFonts w:ascii="黑体" w:hint="eastAsia"/>
             <w:noProof/>
           </w:rPr>
@@ -891,14 +874,14 @@
         </w:r>
         <w:r>
           <w:rPr>
-            <w:rStyle w:val="a8"/>
+            <w:rStyle w:val="a9"/>
             <w:noProof/>
           </w:rPr>
           <w:t>IDE</w:t>
         </w:r>
         <w:r>
           <w:rPr>
-            <w:rStyle w:val="a8"/>
+            <w:rStyle w:val="a9"/>
             <w:rFonts w:hint="eastAsia"/>
             <w:noProof/>
           </w:rPr>
@@ -906,7 +889,7 @@
         </w:r>
         <w:r>
           <w:rPr>
-            <w:rStyle w:val="a8"/>
+            <w:rStyle w:val="a9"/>
             <w:noProof/>
           </w:rPr>
           <w:t>CnWizards</w:t>
@@ -935,6 +918,7 @@
         <w:r>
           <w:rPr>
             <w:noProof/>
+            <w:webHidden/>
           </w:rPr>
         </w:r>
         <w:r>
@@ -971,7 +955,7 @@
       <w:hyperlink w:anchor="_Toc144902877" w:history="1">
         <w:r>
           <w:rPr>
-            <w:rStyle w:val="a8"/>
+            <w:rStyle w:val="a9"/>
             <w:rFonts w:ascii="黑体" w:hint="eastAsia"/>
             <w:noProof/>
           </w:rPr>
@@ -979,7 +963,7 @@
         </w:r>
         <w:r>
           <w:rPr>
-            <w:rStyle w:val="a8"/>
+            <w:rStyle w:val="a9"/>
             <w:rFonts w:ascii="黑体" w:hint="eastAsia"/>
             <w:noProof/>
           </w:rPr>
@@ -994,14 +978,14 @@
         </w:r>
         <w:r>
           <w:rPr>
-            <w:rStyle w:val="a8"/>
+            <w:rStyle w:val="a9"/>
             <w:noProof/>
           </w:rPr>
           <w:t>CnWizards</w:t>
         </w:r>
         <w:r>
           <w:rPr>
-            <w:rStyle w:val="a8"/>
+            <w:rStyle w:val="a9"/>
             <w:rFonts w:hint="eastAsia"/>
             <w:noProof/>
           </w:rPr>
@@ -1031,6 +1015,7 @@
         <w:r>
           <w:rPr>
             <w:noProof/>
+            <w:webHidden/>
           </w:rPr>
         </w:r>
         <w:r>
@@ -1068,7 +1053,7 @@
       <w:hyperlink w:anchor="_Toc144902878" w:history="1">
         <w:r>
           <w:rPr>
-            <w:rStyle w:val="a8"/>
+            <w:rStyle w:val="a9"/>
             <w:rFonts w:ascii="黑体" w:hint="eastAsia"/>
             <w:noProof/>
           </w:rPr>
@@ -1084,7 +1069,7 @@
         </w:r>
         <w:r>
           <w:rPr>
-            <w:rStyle w:val="a8"/>
+            <w:rStyle w:val="a9"/>
             <w:rFonts w:hint="eastAsia"/>
             <w:noProof/>
           </w:rPr>
@@ -1114,6 +1099,7 @@
         <w:r>
           <w:rPr>
             <w:noProof/>
+            <w:webHidden/>
           </w:rPr>
         </w:r>
         <w:r>
@@ -1150,7 +1136,7 @@
       <w:hyperlink w:anchor="_Toc144902879" w:history="1">
         <w:r>
           <w:rPr>
-            <w:rStyle w:val="a8"/>
+            <w:rStyle w:val="a9"/>
             <w:rFonts w:ascii="黑体" w:hint="eastAsia"/>
             <w:noProof/>
           </w:rPr>
@@ -1158,7 +1144,7 @@
         </w:r>
         <w:r>
           <w:rPr>
-            <w:rStyle w:val="a8"/>
+            <w:rStyle w:val="a9"/>
             <w:rFonts w:ascii="黑体" w:hint="eastAsia"/>
             <w:noProof/>
           </w:rPr>
@@ -1173,7 +1159,7 @@
         </w:r>
         <w:r>
           <w:rPr>
-            <w:rStyle w:val="a8"/>
+            <w:rStyle w:val="a9"/>
             <w:rFonts w:hint="eastAsia"/>
             <w:noProof/>
           </w:rPr>
@@ -1203,6 +1189,7 @@
         <w:r>
           <w:rPr>
             <w:noProof/>
+            <w:webHidden/>
           </w:rPr>
         </w:r>
         <w:r>
@@ -1239,7 +1226,7 @@
       <w:hyperlink w:anchor="_Toc144902880" w:history="1">
         <w:r>
           <w:rPr>
-            <w:rStyle w:val="a8"/>
+            <w:rStyle w:val="a9"/>
             <w:rFonts w:ascii="黑体" w:hint="eastAsia"/>
             <w:noProof/>
           </w:rPr>
@@ -1247,7 +1234,7 @@
         </w:r>
         <w:r>
           <w:rPr>
-            <w:rStyle w:val="a8"/>
+            <w:rStyle w:val="a9"/>
             <w:rFonts w:ascii="黑体" w:hint="eastAsia"/>
             <w:noProof/>
           </w:rPr>
@@ -1262,7 +1249,7 @@
         </w:r>
         <w:r>
           <w:rPr>
-            <w:rStyle w:val="a8"/>
+            <w:rStyle w:val="a9"/>
             <w:rFonts w:hint="eastAsia"/>
             <w:noProof/>
           </w:rPr>
@@ -1270,14 +1257,14 @@
         </w:r>
         <w:r>
           <w:rPr>
-            <w:rStyle w:val="a8"/>
+            <w:rStyle w:val="a9"/>
             <w:noProof/>
           </w:rPr>
           <w:t>Action</w:t>
         </w:r>
         <w:r>
           <w:rPr>
-            <w:rStyle w:val="a8"/>
+            <w:rStyle w:val="a9"/>
             <w:rFonts w:hint="eastAsia"/>
             <w:noProof/>
           </w:rPr>
@@ -1307,6 +1294,7 @@
         <w:r>
           <w:rPr>
             <w:noProof/>
+            <w:webHidden/>
           </w:rPr>
         </w:r>
         <w:r>
@@ -1343,7 +1331,7 @@
       <w:hyperlink w:anchor="_Toc144902881" w:history="1">
         <w:r>
           <w:rPr>
-            <w:rStyle w:val="a8"/>
+            <w:rStyle w:val="a9"/>
             <w:rFonts w:ascii="黑体" w:hint="eastAsia"/>
             <w:noProof/>
           </w:rPr>
@@ -1351,7 +1339,7 @@
         </w:r>
         <w:r>
           <w:rPr>
-            <w:rStyle w:val="a8"/>
+            <w:rStyle w:val="a9"/>
             <w:rFonts w:ascii="黑体" w:hint="eastAsia"/>
             <w:noProof/>
           </w:rPr>
@@ -1366,7 +1354,7 @@
         </w:r>
         <w:r>
           <w:rPr>
-            <w:rStyle w:val="a8"/>
+            <w:rStyle w:val="a9"/>
             <w:rFonts w:hint="eastAsia"/>
             <w:noProof/>
           </w:rPr>
@@ -1396,6 +1384,7 @@
         <w:r>
           <w:rPr>
             <w:noProof/>
+            <w:webHidden/>
           </w:rPr>
         </w:r>
         <w:r>
@@ -1432,7 +1421,7 @@
       <w:hyperlink w:anchor="_Toc144902882" w:history="1">
         <w:r>
           <w:rPr>
-            <w:rStyle w:val="a8"/>
+            <w:rStyle w:val="a9"/>
             <w:rFonts w:ascii="黑体" w:hint="eastAsia"/>
             <w:noProof/>
           </w:rPr>
@@ -1440,7 +1429,7 @@
         </w:r>
         <w:r>
           <w:rPr>
-            <w:rStyle w:val="a8"/>
+            <w:rStyle w:val="a9"/>
             <w:rFonts w:ascii="黑体" w:hint="eastAsia"/>
             <w:noProof/>
           </w:rPr>
@@ -1455,7 +1444,7 @@
         </w:r>
         <w:r>
           <w:rPr>
-            <w:rStyle w:val="a8"/>
+            <w:rStyle w:val="a9"/>
             <w:rFonts w:hint="eastAsia"/>
             <w:noProof/>
           </w:rPr>
@@ -1485,6 +1474,7 @@
         <w:r>
           <w:rPr>
             <w:noProof/>
+            <w:webHidden/>
           </w:rPr>
         </w:r>
         <w:r>
@@ -1521,7 +1511,7 @@
       <w:hyperlink w:anchor="_Toc144902883" w:history="1">
         <w:r>
           <w:rPr>
-            <w:rStyle w:val="a8"/>
+            <w:rStyle w:val="a9"/>
             <w:rFonts w:ascii="黑体" w:hint="eastAsia"/>
             <w:noProof/>
           </w:rPr>
@@ -1529,7 +1519,7 @@
         </w:r>
         <w:r>
           <w:rPr>
-            <w:rStyle w:val="a8"/>
+            <w:rStyle w:val="a9"/>
             <w:rFonts w:ascii="黑体" w:hint="eastAsia"/>
             <w:noProof/>
           </w:rPr>
@@ -1544,7 +1534,7 @@
         </w:r>
         <w:r>
           <w:rPr>
-            <w:rStyle w:val="a8"/>
+            <w:rStyle w:val="a9"/>
             <w:rFonts w:hint="eastAsia"/>
             <w:noProof/>
           </w:rPr>
@@ -1574,6 +1564,7 @@
         <w:r>
           <w:rPr>
             <w:noProof/>
+            <w:webHidden/>
           </w:rPr>
         </w:r>
         <w:r>
@@ -1610,7 +1601,7 @@
       <w:hyperlink w:anchor="_Toc144902884" w:history="1">
         <w:r>
           <w:rPr>
-            <w:rStyle w:val="a8"/>
+            <w:rStyle w:val="a9"/>
             <w:rFonts w:ascii="黑体" w:hint="eastAsia"/>
             <w:noProof/>
           </w:rPr>
@@ -1618,7 +1609,7 @@
         </w:r>
         <w:r>
           <w:rPr>
-            <w:rStyle w:val="a8"/>
+            <w:rStyle w:val="a9"/>
             <w:rFonts w:ascii="黑体" w:hint="eastAsia"/>
             <w:noProof/>
           </w:rPr>
@@ -1633,7 +1624,7 @@
         </w:r>
         <w:r>
           <w:rPr>
-            <w:rStyle w:val="a8"/>
+            <w:rStyle w:val="a9"/>
             <w:rFonts w:hint="eastAsia"/>
             <w:noProof/>
           </w:rPr>
@@ -1663,6 +1654,7 @@
         <w:r>
           <w:rPr>
             <w:noProof/>
+            <w:webHidden/>
           </w:rPr>
         </w:r>
         <w:r>
@@ -1699,7 +1691,7 @@
       <w:hyperlink w:anchor="_Toc144902885" w:history="1">
         <w:r>
           <w:rPr>
-            <w:rStyle w:val="a8"/>
+            <w:rStyle w:val="a9"/>
             <w:rFonts w:ascii="黑体" w:hint="eastAsia"/>
             <w:noProof/>
           </w:rPr>
@@ -1707,7 +1699,7 @@
         </w:r>
         <w:r>
           <w:rPr>
-            <w:rStyle w:val="a8"/>
+            <w:rStyle w:val="a9"/>
             <w:rFonts w:ascii="黑体" w:hint="eastAsia"/>
             <w:noProof/>
           </w:rPr>
@@ -1722,7 +1714,7 @@
         </w:r>
         <w:r>
           <w:rPr>
-            <w:rStyle w:val="a8"/>
+            <w:rStyle w:val="a9"/>
             <w:rFonts w:hint="eastAsia"/>
             <w:noProof/>
           </w:rPr>
@@ -1752,6 +1744,7 @@
         <w:r>
           <w:rPr>
             <w:noProof/>
+            <w:webHidden/>
           </w:rPr>
         </w:r>
         <w:r>
@@ -1788,7 +1781,7 @@
       <w:hyperlink w:anchor="_Toc144902886" w:history="1">
         <w:r>
           <w:rPr>
-            <w:rStyle w:val="a8"/>
+            <w:rStyle w:val="a9"/>
             <w:rFonts w:ascii="黑体" w:hint="eastAsia"/>
             <w:noProof/>
           </w:rPr>
@@ -1796,7 +1789,7 @@
         </w:r>
         <w:r>
           <w:rPr>
-            <w:rStyle w:val="a8"/>
+            <w:rStyle w:val="a9"/>
             <w:rFonts w:ascii="黑体" w:hint="eastAsia"/>
             <w:noProof/>
           </w:rPr>
@@ -1811,7 +1804,7 @@
         </w:r>
         <w:r>
           <w:rPr>
-            <w:rStyle w:val="a8"/>
+            <w:rStyle w:val="a9"/>
             <w:rFonts w:hint="eastAsia"/>
             <w:noProof/>
           </w:rPr>
@@ -1841,6 +1834,7 @@
         <w:r>
           <w:rPr>
             <w:noProof/>
+            <w:webHidden/>
           </w:rPr>
         </w:r>
         <w:r>
@@ -1878,7 +1872,7 @@
       <w:hyperlink w:anchor="_Toc144902887" w:history="1">
         <w:r>
           <w:rPr>
-            <w:rStyle w:val="a8"/>
+            <w:rStyle w:val="a9"/>
             <w:rFonts w:ascii="黑体" w:hint="eastAsia"/>
             <w:noProof/>
           </w:rPr>
@@ -1894,14 +1888,14 @@
         </w:r>
         <w:r>
           <w:rPr>
-            <w:rStyle w:val="a8"/>
+            <w:rStyle w:val="a9"/>
             <w:noProof/>
           </w:rPr>
           <w:t>CnWizards</w:t>
         </w:r>
         <w:r>
           <w:rPr>
-            <w:rStyle w:val="a8"/>
+            <w:rStyle w:val="a9"/>
             <w:rFonts w:hint="eastAsia"/>
             <w:noProof/>
           </w:rPr>
@@ -1931,6 +1925,7 @@
         <w:r>
           <w:rPr>
             <w:noProof/>
+            <w:webHidden/>
           </w:rPr>
         </w:r>
         <w:r>
@@ -1967,7 +1962,7 @@
       <w:hyperlink w:anchor="_Toc144902888" w:history="1">
         <w:r>
           <w:rPr>
-            <w:rStyle w:val="a8"/>
+            <w:rStyle w:val="a9"/>
             <w:rFonts w:ascii="黑体" w:hint="eastAsia"/>
             <w:noProof/>
           </w:rPr>
@@ -1975,7 +1970,7 @@
         </w:r>
         <w:r>
           <w:rPr>
-            <w:rStyle w:val="a8"/>
+            <w:rStyle w:val="a9"/>
             <w:rFonts w:ascii="黑体" w:hint="eastAsia"/>
             <w:noProof/>
           </w:rPr>
@@ -1990,7 +1985,7 @@
         </w:r>
         <w:r>
           <w:rPr>
-            <w:rStyle w:val="a8"/>
+            <w:rStyle w:val="a9"/>
             <w:rFonts w:hint="eastAsia"/>
             <w:noProof/>
           </w:rPr>
@@ -2020,6 +2015,7 @@
         <w:r>
           <w:rPr>
             <w:noProof/>
+            <w:webHidden/>
           </w:rPr>
         </w:r>
         <w:r>
@@ -2056,7 +2052,7 @@
       <w:hyperlink w:anchor="_Toc144902889" w:history="1">
         <w:r>
           <w:rPr>
-            <w:rStyle w:val="a8"/>
+            <w:rStyle w:val="a9"/>
             <w:rFonts w:ascii="黑体" w:hint="eastAsia"/>
             <w:noProof/>
           </w:rPr>
@@ -2064,7 +2060,7 @@
         </w:r>
         <w:r>
           <w:rPr>
-            <w:rStyle w:val="a8"/>
+            <w:rStyle w:val="a9"/>
             <w:rFonts w:ascii="黑体" w:hint="eastAsia"/>
             <w:noProof/>
           </w:rPr>
@@ -2079,14 +2075,14 @@
         </w:r>
         <w:r>
           <w:rPr>
-            <w:rStyle w:val="a8"/>
+            <w:rStyle w:val="a9"/>
             <w:noProof/>
           </w:rPr>
           <w:t>ToolsAPI</w:t>
         </w:r>
         <w:r>
           <w:rPr>
-            <w:rStyle w:val="a8"/>
+            <w:rStyle w:val="a9"/>
             <w:rFonts w:hint="eastAsia"/>
             <w:noProof/>
           </w:rPr>
@@ -2116,6 +2112,7 @@
         <w:r>
           <w:rPr>
             <w:noProof/>
+            <w:webHidden/>
           </w:rPr>
         </w:r>
         <w:r>
@@ -2152,7 +2149,7 @@
       <w:hyperlink w:anchor="_Toc144902890" w:history="1">
         <w:r>
           <w:rPr>
-            <w:rStyle w:val="a8"/>
+            <w:rStyle w:val="a9"/>
             <w:rFonts w:ascii="黑体" w:hint="eastAsia"/>
             <w:noProof/>
           </w:rPr>
@@ -2160,7 +2157,7 @@
         </w:r>
         <w:r>
           <w:rPr>
-            <w:rStyle w:val="a8"/>
+            <w:rStyle w:val="a9"/>
             <w:rFonts w:ascii="黑体" w:hint="eastAsia"/>
             <w:noProof/>
           </w:rPr>
@@ -2175,7 +2172,7 @@
         </w:r>
         <w:r>
           <w:rPr>
-            <w:rStyle w:val="a8"/>
+            <w:rStyle w:val="a9"/>
             <w:rFonts w:hint="eastAsia"/>
             <w:noProof/>
           </w:rPr>
@@ -2205,6 +2202,7 @@
         <w:r>
           <w:rPr>
             <w:noProof/>
+            <w:webHidden/>
           </w:rPr>
         </w:r>
         <w:r>
@@ -2241,7 +2239,7 @@
       <w:hyperlink w:anchor="_Toc144902891" w:history="1">
         <w:r>
           <w:rPr>
-            <w:rStyle w:val="a8"/>
+            <w:rStyle w:val="a9"/>
             <w:rFonts w:ascii="黑体" w:hint="eastAsia"/>
             <w:noProof/>
           </w:rPr>
@@ -2249,7 +2247,7 @@
         </w:r>
         <w:r>
           <w:rPr>
-            <w:rStyle w:val="a8"/>
+            <w:rStyle w:val="a9"/>
             <w:rFonts w:ascii="黑体" w:hint="eastAsia"/>
             <w:noProof/>
           </w:rPr>
@@ -2264,14 +2262,14 @@
         </w:r>
         <w:r>
           <w:rPr>
-            <w:rStyle w:val="a8"/>
+            <w:rStyle w:val="a9"/>
             <w:noProof/>
           </w:rPr>
           <w:t>Action</w:t>
         </w:r>
         <w:r>
           <w:rPr>
-            <w:rStyle w:val="a8"/>
+            <w:rStyle w:val="a9"/>
             <w:rFonts w:hint="eastAsia"/>
             <w:noProof/>
           </w:rPr>
@@ -2301,6 +2299,7 @@
         <w:r>
           <w:rPr>
             <w:noProof/>
+            <w:webHidden/>
           </w:rPr>
         </w:r>
         <w:r>
@@ -2337,7 +2336,7 @@
       <w:hyperlink w:anchor="_Toc144902892" w:history="1">
         <w:r>
           <w:rPr>
-            <w:rStyle w:val="a8"/>
+            <w:rStyle w:val="a9"/>
             <w:rFonts w:ascii="黑体" w:hint="eastAsia"/>
             <w:noProof/>
           </w:rPr>
@@ -2345,7 +2344,7 @@
         </w:r>
         <w:r>
           <w:rPr>
-            <w:rStyle w:val="a8"/>
+            <w:rStyle w:val="a9"/>
             <w:rFonts w:ascii="黑体" w:hint="eastAsia"/>
             <w:noProof/>
           </w:rPr>
@@ -2360,7 +2359,7 @@
         </w:r>
         <w:r>
           <w:rPr>
-            <w:rStyle w:val="a8"/>
+            <w:rStyle w:val="a9"/>
             <w:rFonts w:hint="eastAsia"/>
             <w:noProof/>
           </w:rPr>
@@ -2390,6 +2389,7 @@
         <w:r>
           <w:rPr>
             <w:noProof/>
+            <w:webHidden/>
           </w:rPr>
         </w:r>
         <w:r>
@@ -2426,7 +2426,7 @@
       <w:hyperlink w:anchor="_Toc144902893" w:history="1">
         <w:r>
           <w:rPr>
-            <w:rStyle w:val="a8"/>
+            <w:rStyle w:val="a9"/>
             <w:rFonts w:ascii="黑体" w:hint="eastAsia"/>
             <w:noProof/>
           </w:rPr>
@@ -2434,7 +2434,7 @@
         </w:r>
         <w:r>
           <w:rPr>
-            <w:rStyle w:val="a8"/>
+            <w:rStyle w:val="a9"/>
             <w:rFonts w:ascii="黑体" w:hint="eastAsia"/>
             <w:noProof/>
           </w:rPr>
@@ -2449,7 +2449,7 @@
         </w:r>
         <w:r>
           <w:rPr>
-            <w:rStyle w:val="a8"/>
+            <w:rStyle w:val="a9"/>
             <w:rFonts w:hint="eastAsia"/>
             <w:noProof/>
           </w:rPr>
@@ -2479,6 +2479,7 @@
         <w:r>
           <w:rPr>
             <w:noProof/>
+            <w:webHidden/>
           </w:rPr>
         </w:r>
         <w:r>
@@ -2515,7 +2516,7 @@
       <w:hyperlink w:anchor="_Toc144902894" w:history="1">
         <w:r>
           <w:rPr>
-            <w:rStyle w:val="a8"/>
+            <w:rStyle w:val="a9"/>
             <w:rFonts w:ascii="黑体" w:hint="eastAsia"/>
             <w:noProof/>
           </w:rPr>
@@ -2523,7 +2524,7 @@
         </w:r>
         <w:r>
           <w:rPr>
-            <w:rStyle w:val="a8"/>
+            <w:rStyle w:val="a9"/>
             <w:rFonts w:ascii="黑体" w:hint="eastAsia"/>
             <w:noProof/>
           </w:rPr>
@@ -2538,7 +2539,7 @@
         </w:r>
         <w:r>
           <w:rPr>
-            <w:rStyle w:val="a8"/>
+            <w:rStyle w:val="a9"/>
             <w:rFonts w:hint="eastAsia"/>
             <w:noProof/>
           </w:rPr>
@@ -2568,6 +2569,7 @@
         <w:r>
           <w:rPr>
             <w:noProof/>
+            <w:webHidden/>
           </w:rPr>
         </w:r>
         <w:r>
@@ -2604,7 +2606,7 @@
       <w:hyperlink w:anchor="_Toc144902895" w:history="1">
         <w:r>
           <w:rPr>
-            <w:rStyle w:val="a8"/>
+            <w:rStyle w:val="a9"/>
             <w:rFonts w:ascii="黑体" w:hint="eastAsia"/>
             <w:noProof/>
           </w:rPr>
@@ -2612,7 +2614,7 @@
         </w:r>
         <w:r>
           <w:rPr>
-            <w:rStyle w:val="a8"/>
+            <w:rStyle w:val="a9"/>
             <w:rFonts w:ascii="黑体" w:hint="eastAsia"/>
             <w:noProof/>
           </w:rPr>
@@ -2627,7 +2629,7 @@
         </w:r>
         <w:r>
           <w:rPr>
-            <w:rStyle w:val="a8"/>
+            <w:rStyle w:val="a9"/>
             <w:rFonts w:hint="eastAsia"/>
             <w:noProof/>
           </w:rPr>
@@ -2657,6 +2659,7 @@
         <w:r>
           <w:rPr>
             <w:noProof/>
+            <w:webHidden/>
           </w:rPr>
         </w:r>
         <w:r>
@@ -2693,7 +2696,7 @@
       <w:hyperlink w:anchor="_Toc144902896" w:history="1">
         <w:r>
           <w:rPr>
-            <w:rStyle w:val="a8"/>
+            <w:rStyle w:val="a9"/>
             <w:rFonts w:ascii="黑体" w:hint="eastAsia"/>
             <w:noProof/>
           </w:rPr>
@@ -2701,7 +2704,7 @@
         </w:r>
         <w:r>
           <w:rPr>
-            <w:rStyle w:val="a8"/>
+            <w:rStyle w:val="a9"/>
             <w:rFonts w:ascii="黑体" w:hint="eastAsia"/>
             <w:noProof/>
           </w:rPr>
@@ -2716,14 +2719,14 @@
         </w:r>
         <w:r>
           <w:rPr>
-            <w:rStyle w:val="a8"/>
+            <w:rStyle w:val="a9"/>
             <w:noProof/>
           </w:rPr>
           <w:t>IDE</w:t>
         </w:r>
         <w:r>
           <w:rPr>
-            <w:rStyle w:val="a8"/>
+            <w:rStyle w:val="a9"/>
             <w:rFonts w:hint="eastAsia"/>
             <w:noProof/>
           </w:rPr>
@@ -2753,6 +2756,7 @@
         <w:r>
           <w:rPr>
             <w:noProof/>
+            <w:webHidden/>
           </w:rPr>
         </w:r>
         <w:r>
@@ -2789,7 +2793,7 @@
       <w:hyperlink w:anchor="_Toc144902897" w:history="1">
         <w:r>
           <w:rPr>
-            <w:rStyle w:val="a8"/>
+            <w:rStyle w:val="a9"/>
             <w:rFonts w:ascii="黑体" w:hint="eastAsia"/>
             <w:noProof/>
           </w:rPr>
@@ -2797,7 +2801,7 @@
         </w:r>
         <w:r>
           <w:rPr>
-            <w:rStyle w:val="a8"/>
+            <w:rStyle w:val="a9"/>
             <w:rFonts w:ascii="黑体" w:hint="eastAsia"/>
             <w:noProof/>
           </w:rPr>
@@ -2812,14 +2816,14 @@
         </w:r>
         <w:r>
           <w:rPr>
-            <w:rStyle w:val="a8"/>
+            <w:rStyle w:val="a9"/>
             <w:noProof/>
           </w:rPr>
           <w:t>IDE</w:t>
         </w:r>
         <w:r>
           <w:rPr>
-            <w:rStyle w:val="a8"/>
+            <w:rStyle w:val="a9"/>
             <w:rFonts w:hint="eastAsia"/>
             <w:noProof/>
           </w:rPr>
@@ -2849,6 +2853,7 @@
         <w:r>
           <w:rPr>
             <w:noProof/>
+            <w:webHidden/>
           </w:rPr>
         </w:r>
         <w:r>
@@ -2885,7 +2890,7 @@
       <w:hyperlink w:anchor="_Toc144902898" w:history="1">
         <w:r>
           <w:rPr>
-            <w:rStyle w:val="a8"/>
+            <w:rStyle w:val="a9"/>
             <w:rFonts w:ascii="黑体" w:hint="eastAsia"/>
             <w:noProof/>
           </w:rPr>
@@ -2893,7 +2898,7 @@
         </w:r>
         <w:r>
           <w:rPr>
-            <w:rStyle w:val="a8"/>
+            <w:rStyle w:val="a9"/>
             <w:rFonts w:ascii="黑体" w:hint="eastAsia"/>
             <w:noProof/>
           </w:rPr>
@@ -2908,7 +2913,7 @@
         </w:r>
         <w:r>
           <w:rPr>
-            <w:rStyle w:val="a8"/>
+            <w:rStyle w:val="a9"/>
             <w:rFonts w:hint="eastAsia"/>
             <w:noProof/>
           </w:rPr>
@@ -2938,6 +2943,7 @@
         <w:r>
           <w:rPr>
             <w:noProof/>
+            <w:webHidden/>
           </w:rPr>
         </w:r>
         <w:r>
@@ -2974,7 +2980,7 @@
       <w:hyperlink w:anchor="_Toc144902899" w:history="1">
         <w:r>
           <w:rPr>
-            <w:rStyle w:val="a8"/>
+            <w:rStyle w:val="a9"/>
             <w:rFonts w:ascii="黑体" w:hint="eastAsia"/>
             <w:noProof/>
           </w:rPr>
@@ -2982,7 +2988,7 @@
         </w:r>
         <w:r>
           <w:rPr>
-            <w:rStyle w:val="a8"/>
+            <w:rStyle w:val="a9"/>
             <w:rFonts w:ascii="黑体" w:hint="eastAsia"/>
             <w:noProof/>
           </w:rPr>
@@ -2997,7 +3003,7 @@
         </w:r>
         <w:r>
           <w:rPr>
-            <w:rStyle w:val="a8"/>
+            <w:rStyle w:val="a9"/>
             <w:rFonts w:hint="eastAsia"/>
             <w:noProof/>
           </w:rPr>
@@ -3027,6 +3033,7 @@
         <w:r>
           <w:rPr>
             <w:noProof/>
+            <w:webHidden/>
           </w:rPr>
         </w:r>
         <w:r>
@@ -3063,7 +3070,7 @@
       <w:hyperlink w:anchor="_Toc144902900" w:history="1">
         <w:r>
           <w:rPr>
-            <w:rStyle w:val="a8"/>
+            <w:rStyle w:val="a9"/>
             <w:rFonts w:ascii="黑体" w:hint="eastAsia"/>
             <w:noProof/>
           </w:rPr>
@@ -3071,7 +3078,7 @@
         </w:r>
         <w:r>
           <w:rPr>
-            <w:rStyle w:val="a8"/>
+            <w:rStyle w:val="a9"/>
             <w:rFonts w:ascii="黑体" w:hint="eastAsia"/>
             <w:noProof/>
           </w:rPr>
@@ -3086,7 +3093,7 @@
         </w:r>
         <w:r>
           <w:rPr>
-            <w:rStyle w:val="a8"/>
+            <w:rStyle w:val="a9"/>
             <w:rFonts w:hint="eastAsia"/>
             <w:noProof/>
           </w:rPr>
@@ -3094,14 +3101,14 @@
         </w:r>
         <w:r>
           <w:rPr>
-            <w:rStyle w:val="a8"/>
+            <w:rStyle w:val="a9"/>
             <w:noProof/>
           </w:rPr>
           <w:t>WEB</w:t>
         </w:r>
         <w:r>
           <w:rPr>
-            <w:rStyle w:val="a8"/>
+            <w:rStyle w:val="a9"/>
             <w:rFonts w:hint="eastAsia"/>
             <w:noProof/>
           </w:rPr>
@@ -3131,6 +3138,7 @@
         <w:r>
           <w:rPr>
             <w:noProof/>
+            <w:webHidden/>
           </w:rPr>
         </w:r>
         <w:r>
@@ -3168,7 +3176,7 @@
       <w:hyperlink w:anchor="_Toc144902901" w:history="1">
         <w:r>
           <w:rPr>
-            <w:rStyle w:val="a8"/>
+            <w:rStyle w:val="a9"/>
             <w:rFonts w:ascii="黑体" w:hint="eastAsia"/>
             <w:noProof/>
           </w:rPr>
@@ -3184,7 +3192,7 @@
         </w:r>
         <w:r>
           <w:rPr>
-            <w:rStyle w:val="a8"/>
+            <w:rStyle w:val="a9"/>
             <w:rFonts w:hint="eastAsia"/>
             <w:noProof/>
           </w:rPr>
@@ -3192,7 +3200,7 @@
         </w:r>
         <w:r>
           <w:rPr>
-            <w:rStyle w:val="a8"/>
+            <w:rStyle w:val="a9"/>
             <w:noProof/>
           </w:rPr>
           <w:t>IDE</w:t>
@@ -3221,6 +3229,7 @@
         <w:r>
           <w:rPr>
             <w:noProof/>
+            <w:webHidden/>
           </w:rPr>
         </w:r>
         <w:r>
@@ -3257,7 +3266,7 @@
       <w:hyperlink w:anchor="_Toc144902902" w:history="1">
         <w:r>
           <w:rPr>
-            <w:rStyle w:val="a8"/>
+            <w:rStyle w:val="a9"/>
             <w:rFonts w:ascii="黑体" w:hint="eastAsia"/>
             <w:noProof/>
           </w:rPr>
@@ -3265,7 +3274,7 @@
         </w:r>
         <w:r>
           <w:rPr>
-            <w:rStyle w:val="a8"/>
+            <w:rStyle w:val="a9"/>
             <w:rFonts w:ascii="黑体" w:hint="eastAsia"/>
             <w:noProof/>
           </w:rPr>
@@ -3280,7 +3289,7 @@
         </w:r>
         <w:r>
           <w:rPr>
-            <w:rStyle w:val="a8"/>
+            <w:rStyle w:val="a9"/>
             <w:rFonts w:hint="eastAsia"/>
             <w:noProof/>
           </w:rPr>
@@ -3288,14 +3297,14 @@
         </w:r>
         <w:r>
           <w:rPr>
-            <w:rStyle w:val="a8"/>
+            <w:rStyle w:val="a9"/>
             <w:noProof/>
           </w:rPr>
           <w:t>IDE</w:t>
         </w:r>
         <w:r>
           <w:rPr>
-            <w:rStyle w:val="a8"/>
+            <w:rStyle w:val="a9"/>
             <w:rFonts w:hint="eastAsia"/>
             <w:noProof/>
           </w:rPr>
@@ -3325,6 +3334,7 @@
         <w:r>
           <w:rPr>
             <w:noProof/>
+            <w:webHidden/>
           </w:rPr>
         </w:r>
         <w:r>
@@ -3361,7 +3371,7 @@
       <w:hyperlink w:anchor="_Toc144902903" w:history="1">
         <w:r>
           <w:rPr>
-            <w:rStyle w:val="a8"/>
+            <w:rStyle w:val="a9"/>
             <w:rFonts w:ascii="黑体" w:hint="eastAsia"/>
             <w:noProof/>
           </w:rPr>
@@ -3369,7 +3379,7 @@
         </w:r>
         <w:r>
           <w:rPr>
-            <w:rStyle w:val="a8"/>
+            <w:rStyle w:val="a9"/>
             <w:rFonts w:ascii="黑体" w:hint="eastAsia"/>
             <w:noProof/>
           </w:rPr>
@@ -3384,7 +3394,7 @@
         </w:r>
         <w:r>
           <w:rPr>
-            <w:rStyle w:val="a8"/>
+            <w:rStyle w:val="a9"/>
             <w:rFonts w:hint="eastAsia"/>
             <w:noProof/>
           </w:rPr>
@@ -3392,14 +3402,14 @@
         </w:r>
         <w:r>
           <w:rPr>
-            <w:rStyle w:val="a8"/>
+            <w:rStyle w:val="a9"/>
             <w:noProof/>
           </w:rPr>
           <w:t>IDE</w:t>
         </w:r>
         <w:r>
           <w:rPr>
-            <w:rStyle w:val="a8"/>
+            <w:rStyle w:val="a9"/>
             <w:rFonts w:hint="eastAsia"/>
             <w:noProof/>
           </w:rPr>
@@ -3429,6 +3439,7 @@
         <w:r>
           <w:rPr>
             <w:noProof/>
+            <w:webHidden/>
           </w:rPr>
         </w:r>
         <w:r>
@@ -3465,7 +3476,7 @@
       <w:hyperlink w:anchor="_Toc144902904" w:history="1">
         <w:r>
           <w:rPr>
-            <w:rStyle w:val="a8"/>
+            <w:rStyle w:val="a9"/>
             <w:rFonts w:ascii="黑体" w:hint="eastAsia"/>
             <w:noProof/>
           </w:rPr>
@@ -3473,7 +3484,7 @@
         </w:r>
         <w:r>
           <w:rPr>
-            <w:rStyle w:val="a8"/>
+            <w:rStyle w:val="a9"/>
             <w:rFonts w:ascii="黑体" w:hint="eastAsia"/>
             <w:noProof/>
           </w:rPr>
@@ -3488,7 +3499,7 @@
         </w:r>
         <w:r>
           <w:rPr>
-            <w:rStyle w:val="a8"/>
+            <w:rStyle w:val="a9"/>
             <w:rFonts w:hint="eastAsia"/>
             <w:noProof/>
           </w:rPr>
@@ -3496,14 +3507,14 @@
         </w:r>
         <w:r>
           <w:rPr>
-            <w:rStyle w:val="a8"/>
+            <w:rStyle w:val="a9"/>
             <w:noProof/>
           </w:rPr>
           <w:t>IDE</w:t>
         </w:r>
         <w:r>
           <w:rPr>
-            <w:rStyle w:val="a8"/>
+            <w:rStyle w:val="a9"/>
             <w:rFonts w:hint="eastAsia"/>
             <w:noProof/>
           </w:rPr>
@@ -3533,6 +3544,7 @@
         <w:r>
           <w:rPr>
             <w:noProof/>
+            <w:webHidden/>
           </w:rPr>
         </w:r>
         <w:r>
@@ -3570,7 +3582,7 @@
       <w:hyperlink w:anchor="_Toc144902905" w:history="1">
         <w:r>
           <w:rPr>
-            <w:rStyle w:val="a8"/>
+            <w:rStyle w:val="a9"/>
             <w:rFonts w:ascii="黑体" w:hint="eastAsia"/>
             <w:noProof/>
           </w:rPr>
@@ -3586,7 +3598,7 @@
         </w:r>
         <w:r>
           <w:rPr>
-            <w:rStyle w:val="a8"/>
+            <w:rStyle w:val="a9"/>
             <w:rFonts w:hint="eastAsia"/>
             <w:noProof/>
           </w:rPr>
@@ -3594,14 +3606,14 @@
         </w:r>
         <w:r>
           <w:rPr>
-            <w:rStyle w:val="a8"/>
+            <w:rStyle w:val="a9"/>
             <w:noProof/>
           </w:rPr>
           <w:t xml:space="preserve">  </w:t>
         </w:r>
         <w:r>
           <w:rPr>
-            <w:rStyle w:val="a8"/>
+            <w:rStyle w:val="a9"/>
             <w:rFonts w:hint="eastAsia"/>
             <w:noProof/>
           </w:rPr>
@@ -3631,6 +3643,7 @@
         <w:r>
           <w:rPr>
             <w:noProof/>
+            <w:webHidden/>
           </w:rPr>
         </w:r>
         <w:r>
@@ -3667,7 +3680,7 @@
       <w:hyperlink w:anchor="_Toc144902906" w:history="1">
         <w:r>
           <w:rPr>
-            <w:rStyle w:val="a8"/>
+            <w:rStyle w:val="a9"/>
             <w:rFonts w:ascii="黑体" w:hint="eastAsia"/>
             <w:noProof/>
           </w:rPr>
@@ -3675,7 +3688,7 @@
         </w:r>
         <w:r>
           <w:rPr>
-            <w:rStyle w:val="a8"/>
+            <w:rStyle w:val="a9"/>
             <w:rFonts w:ascii="黑体" w:hint="eastAsia"/>
             <w:noProof/>
           </w:rPr>
@@ -3690,7 +3703,7 @@
         </w:r>
         <w:r>
           <w:rPr>
-            <w:rStyle w:val="a8"/>
+            <w:rStyle w:val="a9"/>
             <w:rFonts w:hint="eastAsia"/>
             <w:noProof/>
           </w:rPr>
@@ -3720,6 +3733,7 @@
         <w:r>
           <w:rPr>
             <w:noProof/>
+            <w:webHidden/>
           </w:rPr>
         </w:r>
         <w:r>
@@ -3748,7 +3762,6 @@
     <w:p>
       <w:pPr>
         <w:rPr>
-          <w:rFonts w:hint="eastAsia"/>
           <w:spacing w:val="12"/>
           <w:sz w:val="18"/>
           <w:szCs w:val="18"/>
@@ -3765,15 +3778,12 @@
     </w:p>
     <w:p>
       <w:pPr>
-        <w:pStyle w:val="20"/>
-        <w:rPr>
-          <w:rFonts w:hint="eastAsia"/>
-        </w:rPr>
-      </w:pPr>
-      <w:bookmarkStart w:id="2" w:name="_Toc376714935"/>
-      <w:bookmarkStart w:id="3" w:name="_Toc23585613"/>
-      <w:bookmarkStart w:id="4" w:name="_Toc46656051"/>
-      <w:bookmarkStart w:id="5" w:name="_Toc144902871"/>
+        <w:pStyle w:val="21"/>
+      </w:pPr>
+      <w:bookmarkStart w:id="2" w:name="_Toc144902871"/>
+      <w:bookmarkStart w:id="3" w:name="_Toc376714935"/>
+      <w:bookmarkStart w:id="4" w:name="_Toc23585613"/>
+      <w:bookmarkStart w:id="5" w:name="_Toc46656051"/>
       <w:r>
         <w:rPr>
           <w:rFonts w:hint="eastAsia"/>
@@ -3793,14 +3803,11 @@
         </w:rPr>
         <w:t>述</w:t>
       </w:r>
-      <w:bookmarkEnd w:id="5"/>
-    </w:p>
-    <w:p>
-      <w:pPr>
-        <w:pStyle w:val="30"/>
-        <w:rPr>
-          <w:rFonts w:hint="eastAsia"/>
-        </w:rPr>
+      <w:bookmarkEnd w:id="2"/>
+    </w:p>
+    <w:p>
+      <w:pPr>
+        <w:pStyle w:val="31"/>
       </w:pPr>
       <w:bookmarkStart w:id="6" w:name="_Toc144902872"/>
       <w:r>
@@ -3813,10 +3820,7 @@
     </w:p>
     <w:p>
       <w:pPr>
-        <w:pStyle w:val="a1"/>
-        <w:rPr>
-          <w:rFonts w:hint="eastAsia"/>
-        </w:rPr>
+        <w:pStyle w:val="a2"/>
       </w:pPr>
       <w:r>
         <w:rPr>
@@ -3953,18 +3957,12 @@
     </w:p>
     <w:p>
       <w:pPr>
-        <w:pStyle w:val="a1"/>
-        <w:rPr>
-          <w:rFonts w:hint="eastAsia"/>
-        </w:rPr>
-      </w:pPr>
-    </w:p>
-    <w:p>
-      <w:pPr>
-        <w:pStyle w:val="a1"/>
-        <w:rPr>
-          <w:rFonts w:hint="eastAsia"/>
-        </w:rPr>
+        <w:pStyle w:val="a2"/>
+      </w:pPr>
+    </w:p>
+    <w:p>
+      <w:pPr>
+        <w:pStyle w:val="a2"/>
       </w:pPr>
       <w:r>
         <w:rPr>
@@ -3975,18 +3973,12 @@
     </w:p>
     <w:p>
       <w:pPr>
-        <w:pStyle w:val="a1"/>
-        <w:rPr>
-          <w:rFonts w:hint="eastAsia"/>
-        </w:rPr>
-      </w:pPr>
-    </w:p>
-    <w:p>
-      <w:pPr>
-        <w:pStyle w:val="a1"/>
-        <w:rPr>
-          <w:rFonts w:hint="eastAsia"/>
-        </w:rPr>
+        <w:pStyle w:val="a2"/>
+      </w:pPr>
+    </w:p>
+    <w:p>
+      <w:pPr>
+        <w:pStyle w:val="a2"/>
       </w:pPr>
       <w:r>
         <w:rPr>
@@ -4009,10 +4001,7 @@
     </w:p>
     <w:p>
       <w:pPr>
-        <w:pStyle w:val="a1"/>
-        <w:rPr>
-          <w:rFonts w:hint="eastAsia"/>
-        </w:rPr>
+        <w:pStyle w:val="a2"/>
       </w:pPr>
       <w:r>
         <w:rPr>
@@ -4047,10 +4036,7 @@
     </w:p>
     <w:p>
       <w:pPr>
-        <w:pStyle w:val="a1"/>
-        <w:rPr>
-          <w:rFonts w:hint="eastAsia"/>
-        </w:rPr>
+        <w:pStyle w:val="a2"/>
       </w:pPr>
       <w:r>
         <w:rPr>
@@ -4073,10 +4059,7 @@
     </w:p>
     <w:p>
       <w:pPr>
-        <w:pStyle w:val="a1"/>
-        <w:rPr>
-          <w:rFonts w:hint="eastAsia"/>
-        </w:rPr>
+        <w:pStyle w:val="a2"/>
       </w:pPr>
       <w:r>
         <w:rPr>
@@ -4111,10 +4094,7 @@
     </w:p>
     <w:p>
       <w:pPr>
-        <w:pStyle w:val="a1"/>
-        <w:rPr>
-          <w:rFonts w:hint="eastAsia"/>
-        </w:rPr>
+        <w:pStyle w:val="a2"/>
       </w:pPr>
       <w:r>
         <w:rPr>
@@ -4149,10 +4129,7 @@
     </w:p>
     <w:p>
       <w:pPr>
-        <w:pStyle w:val="a1"/>
-        <w:rPr>
-          <w:rFonts w:hint="eastAsia"/>
-        </w:rPr>
+        <w:pStyle w:val="a2"/>
       </w:pPr>
       <w:r>
         <w:rPr>
@@ -4175,10 +4152,7 @@
     </w:p>
     <w:p>
       <w:pPr>
-        <w:pStyle w:val="30"/>
-        <w:rPr>
-          <w:rFonts w:hint="eastAsia"/>
-        </w:rPr>
+        <w:pStyle w:val="31"/>
       </w:pPr>
       <w:bookmarkStart w:id="7" w:name="_Toc144902873"/>
       <w:r>
@@ -4191,10 +4165,7 @@
     </w:p>
     <w:p>
       <w:pPr>
-        <w:pStyle w:val="a1"/>
-        <w:rPr>
-          <w:rFonts w:hint="eastAsia"/>
-        </w:rPr>
+        <w:pStyle w:val="a2"/>
       </w:pPr>
       <w:r>
         <w:rPr>
@@ -4217,23 +4188,17 @@
     </w:p>
     <w:p>
       <w:pPr>
-        <w:pStyle w:val="a1"/>
-        <w:rPr>
-          <w:rFonts w:hint="eastAsia"/>
-        </w:rPr>
-      </w:pPr>
-    </w:p>
-    <w:p>
-      <w:pPr>
-        <w:pStyle w:val="a1"/>
+        <w:pStyle w:val="a2"/>
+      </w:pPr>
+    </w:p>
+    <w:p>
+      <w:pPr>
+        <w:pStyle w:val="a2"/>
         <w:numPr>
           <w:ilvl w:val="0"/>
           <w:numId w:val="40"/>
         </w:numPr>
         <w:ind w:firstLineChars="0"/>
-        <w:rPr>
-          <w:rFonts w:hint="eastAsia"/>
-        </w:rPr>
       </w:pPr>
       <w:r>
         <w:rPr>
@@ -4256,15 +4221,12 @@
     </w:p>
     <w:p>
       <w:pPr>
-        <w:pStyle w:val="a1"/>
+        <w:pStyle w:val="a2"/>
         <w:numPr>
           <w:ilvl w:val="0"/>
           <w:numId w:val="40"/>
         </w:numPr>
         <w:ind w:firstLineChars="0"/>
-        <w:rPr>
-          <w:rFonts w:hint="eastAsia"/>
-        </w:rPr>
       </w:pPr>
       <w:r>
         <w:rPr>
@@ -4287,15 +4249,12 @@
     </w:p>
     <w:p>
       <w:pPr>
-        <w:pStyle w:val="a1"/>
+        <w:pStyle w:val="a2"/>
         <w:numPr>
           <w:ilvl w:val="0"/>
           <w:numId w:val="40"/>
         </w:numPr>
         <w:ind w:firstLineChars="0"/>
-        <w:rPr>
-          <w:rFonts w:hint="eastAsia"/>
-        </w:rPr>
       </w:pPr>
       <w:r>
         <w:rPr>
@@ -4306,15 +4265,12 @@
     </w:p>
     <w:p>
       <w:pPr>
-        <w:pStyle w:val="a1"/>
+        <w:pStyle w:val="a2"/>
         <w:numPr>
           <w:ilvl w:val="0"/>
           <w:numId w:val="40"/>
         </w:numPr>
         <w:ind w:firstLineChars="0"/>
-        <w:rPr>
-          <w:rFonts w:hint="eastAsia"/>
-        </w:rPr>
       </w:pPr>
       <w:r>
         <w:rPr>
@@ -4337,18 +4293,12 @@
     </w:p>
     <w:p>
       <w:pPr>
-        <w:pStyle w:val="a1"/>
-        <w:rPr>
-          <w:rFonts w:hint="eastAsia"/>
-        </w:rPr>
-      </w:pPr>
-    </w:p>
-    <w:p>
-      <w:pPr>
-        <w:pStyle w:val="a1"/>
-        <w:rPr>
-          <w:rFonts w:hint="eastAsia"/>
-        </w:rPr>
+        <w:pStyle w:val="a2"/>
+      </w:pPr>
+    </w:p>
+    <w:p>
+      <w:pPr>
+        <w:pStyle w:val="a2"/>
       </w:pPr>
       <w:r>
         <w:rPr>
@@ -4407,10 +4357,7 @@
     </w:p>
     <w:p>
       <w:pPr>
-        <w:pStyle w:val="30"/>
-        <w:rPr>
-          <w:rFonts w:hint="eastAsia"/>
-        </w:rPr>
+        <w:pStyle w:val="31"/>
       </w:pPr>
       <w:bookmarkStart w:id="8" w:name="_Toc144902874"/>
       <w:r>
@@ -4423,10 +4370,7 @@
     </w:p>
     <w:p>
       <w:pPr>
-        <w:pStyle w:val="a1"/>
-        <w:rPr>
-          <w:rFonts w:hint="eastAsia"/>
-        </w:rPr>
+        <w:pStyle w:val="a2"/>
       </w:pPr>
       <w:r>
         <w:rPr>
@@ -4437,10 +4381,7 @@
     </w:p>
     <w:p>
       <w:pPr>
-        <w:pStyle w:val="a1"/>
-        <w:rPr>
-          <w:rFonts w:hint="eastAsia"/>
-        </w:rPr>
+        <w:pStyle w:val="a2"/>
       </w:pPr>
     </w:p>
     <w:p>
@@ -4455,7 +4396,6 @@
         <w:spacing w:after="60"/>
         <w:ind w:right="70"/>
         <w:rPr>
-          <w:rFonts w:hint="eastAsia"/>
           <w:szCs w:val="21"/>
         </w:rPr>
       </w:pPr>
@@ -4521,7 +4461,6 @@
         <w:spacing w:after="60"/>
         <w:ind w:right="70"/>
         <w:rPr>
-          <w:rFonts w:hint="eastAsia"/>
           <w:szCs w:val="21"/>
         </w:rPr>
       </w:pPr>
@@ -4587,7 +4526,6 @@
         <w:spacing w:after="60"/>
         <w:ind w:right="70"/>
         <w:rPr>
-          <w:rFonts w:hint="eastAsia"/>
           <w:szCs w:val="21"/>
         </w:rPr>
       </w:pPr>
@@ -4625,7 +4563,6 @@
         <w:spacing w:after="60"/>
         <w:ind w:right="70"/>
         <w:rPr>
-          <w:rFonts w:hint="eastAsia"/>
           <w:szCs w:val="21"/>
         </w:rPr>
       </w:pPr>
@@ -4663,7 +4600,6 @@
         <w:spacing w:after="60"/>
         <w:ind w:right="70"/>
         <w:rPr>
-          <w:rFonts w:hint="eastAsia"/>
           <w:szCs w:val="21"/>
         </w:rPr>
       </w:pPr>
@@ -4715,7 +4651,6 @@
         <w:spacing w:after="60"/>
         <w:ind w:right="70"/>
         <w:rPr>
-          <w:rFonts w:hint="eastAsia"/>
           <w:szCs w:val="21"/>
         </w:rPr>
       </w:pPr>
@@ -4767,7 +4702,6 @@
         <w:spacing w:after="60"/>
         <w:ind w:right="70"/>
         <w:rPr>
-          <w:rFonts w:hint="eastAsia"/>
           <w:szCs w:val="21"/>
         </w:rPr>
       </w:pPr>
@@ -4820,7 +4754,6 @@
         <w:spacing w:after="60"/>
         <w:ind w:right="70"/>
         <w:rPr>
-          <w:rFonts w:hint="eastAsia"/>
           <w:szCs w:val="21"/>
         </w:rPr>
       </w:pPr>
@@ -4886,7 +4819,6 @@
         <w:spacing w:after="60"/>
         <w:ind w:right="70"/>
         <w:rPr>
-          <w:rFonts w:hint="eastAsia"/>
           <w:szCs w:val="21"/>
         </w:rPr>
       </w:pPr>
@@ -4944,7 +4876,6 @@
         <w:spacing w:after="60"/>
         <w:ind w:right="70"/>
         <w:rPr>
-          <w:rFonts w:hint="eastAsia"/>
           <w:szCs w:val="21"/>
         </w:rPr>
       </w:pPr>
@@ -4988,7 +4919,6 @@
         <w:spacing w:after="60"/>
         <w:ind w:right="70"/>
         <w:rPr>
-          <w:rFonts w:hint="eastAsia"/>
           <w:szCs w:val="21"/>
         </w:rPr>
       </w:pPr>
@@ -5054,7 +4984,6 @@
         <w:spacing w:after="60"/>
         <w:ind w:right="70"/>
         <w:rPr>
-          <w:rFonts w:hint="eastAsia"/>
           <w:szCs w:val="21"/>
         </w:rPr>
       </w:pPr>
@@ -5120,7 +5049,6 @@
         <w:spacing w:after="60"/>
         <w:ind w:right="70"/>
         <w:rPr>
-          <w:rFonts w:hint="eastAsia"/>
           <w:szCs w:val="21"/>
         </w:rPr>
       </w:pPr>
@@ -5167,7 +5095,6 @@
         <w:spacing w:after="60"/>
         <w:ind w:right="70"/>
         <w:rPr>
-          <w:rFonts w:hint="eastAsia"/>
           <w:szCs w:val="21"/>
         </w:rPr>
       </w:pPr>
@@ -5204,10 +5131,7 @@
     </w:p>
     <w:p>
       <w:pPr>
-        <w:pStyle w:val="a1"/>
-        <w:rPr>
-          <w:rFonts w:hint="eastAsia"/>
-        </w:rPr>
+        <w:pStyle w:val="a2"/>
       </w:pPr>
       <w:r>
         <w:br w:type="page"/>
@@ -5215,16 +5139,14 @@
     </w:p>
     <w:p>
       <w:pPr>
-        <w:pStyle w:val="20"/>
-        <w:rPr>
-          <w:rFonts w:hint="eastAsia"/>
-        </w:rPr>
+        <w:pStyle w:val="21"/>
       </w:pPr>
       <w:bookmarkStart w:id="9" w:name="_Toc144902875"/>
       <w:r>
         <w:rPr>
           <w:rFonts w:hint="eastAsia"/>
         </w:rPr>
+        <w:lastRenderedPageBreak/>
         <w:t>CnWizards</w:t>
       </w:r>
       <w:r>
@@ -5237,10 +5159,7 @@
     </w:p>
     <w:p>
       <w:pPr>
-        <w:pStyle w:val="30"/>
-        <w:rPr>
-          <w:rFonts w:hint="eastAsia"/>
-        </w:rPr>
+        <w:pStyle w:val="31"/>
       </w:pPr>
       <w:bookmarkStart w:id="10" w:name="_Toc144902876"/>
       <w:r>
@@ -5263,15 +5182,12 @@
       </w:r>
       <w:bookmarkEnd w:id="10"/>
     </w:p>
-    <w:bookmarkEnd w:id="2"/>
     <w:bookmarkEnd w:id="3"/>
     <w:bookmarkEnd w:id="4"/>
-    <w:p>
-      <w:pPr>
-        <w:pStyle w:val="a1"/>
-        <w:rPr>
-          <w:rFonts w:hint="eastAsia"/>
-        </w:rPr>
+    <w:bookmarkEnd w:id="5"/>
+    <w:p>
+      <w:pPr>
+        <w:pStyle w:val="a2"/>
       </w:pPr>
       <w:r>
         <w:rPr>
@@ -5390,10 +5306,7 @@
     </w:p>
     <w:p>
       <w:pPr>
-        <w:pStyle w:val="30"/>
-        <w:rPr>
-          <w:rFonts w:hint="eastAsia"/>
-        </w:rPr>
+        <w:pStyle w:val="31"/>
       </w:pPr>
       <w:bookmarkStart w:id="11" w:name="_Toc144902877"/>
       <w:r>
@@ -5413,9 +5326,6 @@
     <w:p>
       <w:pPr>
         <w:ind w:firstLineChars="200" w:firstLine="420"/>
-        <w:rPr>
-          <w:rFonts w:hint="eastAsia"/>
-        </w:rPr>
       </w:pPr>
       <w:r>
         <w:rPr>
@@ -5432,10 +5342,7 @@
     </w:p>
     <w:p>
       <w:pPr>
-        <w:pStyle w:val="a1"/>
-        <w:rPr>
-          <w:rFonts w:hint="eastAsia"/>
-        </w:rPr>
+        <w:pStyle w:val="a2"/>
       </w:pPr>
       <w:r>
         <w:rPr>
@@ -5470,10 +5377,7 @@
     </w:p>
     <w:p>
       <w:pPr>
-        <w:pStyle w:val="a1"/>
-        <w:rPr>
-          <w:rFonts w:hint="eastAsia"/>
-        </w:rPr>
+        <w:pStyle w:val="a2"/>
       </w:pPr>
       <w:r>
         <w:rPr>
@@ -5496,19 +5400,13 @@
     </w:p>
     <w:p>
       <w:pPr>
-        <w:pStyle w:val="a1"/>
-        <w:rPr>
-          <w:rFonts w:hint="eastAsia"/>
-        </w:rPr>
-      </w:pPr>
-    </w:p>
-    <w:p>
-      <w:pPr>
-        <w:pStyle w:val="a1"/>
+        <w:pStyle w:val="a2"/>
+      </w:pPr>
+    </w:p>
+    <w:p>
+      <w:pPr>
+        <w:pStyle w:val="a2"/>
         <w:ind w:firstLineChars="0" w:firstLine="0"/>
-        <w:rPr>
-          <w:rFonts w:hint="eastAsia"/>
-        </w:rPr>
       </w:pPr>
       <w:r>
         <w:rPr>
@@ -5566,18 +5464,81 @@
     </w:p>
     <w:p>
       <w:pPr>
-        <w:pStyle w:val="a1"/>
-        <w:rPr>
-          <w:rFonts w:hint="eastAsia"/>
-        </w:rPr>
-      </w:pPr>
+        <w:pStyle w:val="a2"/>
+      </w:pPr>
+      <w:r>
+        <w:rPr>
+          <w:rFonts w:hint="eastAsia"/>
+        </w:rPr>
+        <w:t>具体内容可参考《</w:t>
+      </w:r>
+      <w:r>
+        <w:rPr>
+          <w:rFonts w:hint="eastAsia"/>
+        </w:rPr>
+        <w:t>CnWizards</w:t>
+      </w:r>
+      <w:r>
+        <w:rPr>
+          <w:rFonts w:hint="eastAsia"/>
+        </w:rPr>
+        <w:t>概要设计说明书》和《</w:t>
+      </w:r>
+      <w:r>
+        <w:rPr>
+          <w:rFonts w:hint="eastAsia"/>
+        </w:rPr>
+        <w:t>CnWizards</w:t>
+      </w:r>
+      <w:r>
+        <w:rPr>
+          <w:rFonts w:hint="eastAsia"/>
+        </w:rPr>
+        <w:t>框架详细设计说明书》。</w:t>
+      </w:r>
+    </w:p>
+    <w:p>
+      <w:pPr>
+        <w:pStyle w:val="21"/>
+      </w:pPr>
+      <w:bookmarkStart w:id="12" w:name="_Toc144902878"/>
       <w:r>
         <w:rPr>
           <w:rFonts w:hint="eastAsia"/>
         </w:rPr>
         <w:lastRenderedPageBreak/>
-        <w:t>具体内容可参考《</w:t>
-      </w:r>
+        <w:t>编写专家插件</w:t>
+      </w:r>
+      <w:bookmarkEnd w:id="12"/>
+    </w:p>
+    <w:p>
+      <w:pPr>
+        <w:pStyle w:val="31"/>
+      </w:pPr>
+      <w:bookmarkStart w:id="13" w:name="_Toc144902879"/>
+      <w:r>
+        <w:rPr>
+          <w:rFonts w:hint="eastAsia"/>
+        </w:rPr>
+        <w:t>编写专家插件类</w:t>
+      </w:r>
+      <w:bookmarkEnd w:id="13"/>
+    </w:p>
+    <w:p>
+      <w:pPr>
+        <w:pStyle w:val="41"/>
+      </w:pPr>
+      <w:r>
+        <w:rPr>
+          <w:rFonts w:hint="eastAsia"/>
+        </w:rPr>
+        <w:t>专家框架提供的插件基类介绍</w:t>
+      </w:r>
+    </w:p>
+    <w:p>
+      <w:pPr>
+        <w:pStyle w:val="a2"/>
+      </w:pPr>
       <w:r>
         <w:rPr>
           <w:rFonts w:hint="eastAsia"/>
@@ -5588,106 +5549,22 @@
         <w:rPr>
           <w:rFonts w:hint="eastAsia"/>
         </w:rPr>
-        <w:t>概要设计说明书》和《</w:t>
-      </w:r>
-      <w:r>
-        <w:rPr>
-          <w:rFonts w:hint="eastAsia"/>
-        </w:rPr>
-        <w:t>CnWizards</w:t>
-      </w:r>
-      <w:r>
-        <w:rPr>
-          <w:rFonts w:hint="eastAsia"/>
-        </w:rPr>
-        <w:t>框架详细设计说明书》。</w:t>
-      </w:r>
-    </w:p>
-    <w:p>
-      <w:pPr>
-        <w:pStyle w:val="20"/>
-        <w:rPr>
-          <w:rFonts w:hint="eastAsia"/>
-        </w:rPr>
-      </w:pPr>
-      <w:bookmarkStart w:id="12" w:name="_Toc144902878"/>
-      <w:r>
-        <w:rPr>
-          <w:rFonts w:hint="eastAsia"/>
-        </w:rPr>
-        <w:t>编写专家插件</w:t>
-      </w:r>
-      <w:bookmarkEnd w:id="12"/>
-    </w:p>
-    <w:p>
-      <w:pPr>
-        <w:pStyle w:val="30"/>
-        <w:rPr>
-          <w:rFonts w:hint="eastAsia"/>
-        </w:rPr>
-      </w:pPr>
-      <w:bookmarkStart w:id="13" w:name="_Toc144902879"/>
-      <w:r>
-        <w:rPr>
-          <w:rFonts w:hint="eastAsia"/>
-        </w:rPr>
-        <w:t>编写专家插件类</w:t>
-      </w:r>
-      <w:bookmarkEnd w:id="13"/>
-    </w:p>
-    <w:p>
-      <w:pPr>
-        <w:pStyle w:val="40"/>
-        <w:rPr>
-          <w:rFonts w:hint="eastAsia"/>
-        </w:rPr>
-      </w:pPr>
-      <w:r>
-        <w:rPr>
-          <w:rFonts w:hint="eastAsia"/>
-        </w:rPr>
-        <w:t>专家框架提供的插件基类介绍</w:t>
-      </w:r>
-    </w:p>
-    <w:p>
-      <w:pPr>
-        <w:pStyle w:val="a1"/>
-        <w:rPr>
-          <w:rFonts w:hint="eastAsia"/>
-        </w:rPr>
-      </w:pPr>
-      <w:r>
-        <w:rPr>
-          <w:rFonts w:hint="eastAsia"/>
-        </w:rPr>
-        <w:t>CnWizards</w:t>
-      </w:r>
-      <w:r>
-        <w:rPr>
-          <w:rFonts w:hint="eastAsia"/>
-        </w:rPr>
         <w:t>提供了以下几种专家基类供专家开发者继承使用：</w:t>
       </w:r>
     </w:p>
     <w:p>
       <w:pPr>
-        <w:pStyle w:val="a1"/>
-        <w:rPr>
-          <w:rFonts w:hint="eastAsia"/>
-        </w:rPr>
-      </w:pPr>
-    </w:p>
-    <w:p>
-      <w:pPr>
-        <w:pStyle w:val="a1"/>
+        <w:pStyle w:val="a2"/>
+      </w:pPr>
+    </w:p>
+    <w:p>
+      <w:pPr>
+        <w:pStyle w:val="a2"/>
         <w:numPr>
           <w:ilvl w:val="0"/>
           <w:numId w:val="42"/>
         </w:numPr>
         <w:ind w:firstLineChars="0"/>
-        <w:rPr>
-          <w:rFonts w:hint="eastAsia"/>
-        </w:rPr>
       </w:pPr>
       <w:r>
         <w:t>TCnMenuWizard</w:t>
@@ -5725,15 +5602,12 @@
     </w:p>
     <w:p>
       <w:pPr>
-        <w:pStyle w:val="a1"/>
+        <w:pStyle w:val="a2"/>
         <w:numPr>
           <w:ilvl w:val="0"/>
           <w:numId w:val="42"/>
         </w:numPr>
         <w:ind w:firstLineChars="0"/>
-        <w:rPr>
-          <w:rFonts w:hint="eastAsia"/>
-        </w:rPr>
       </w:pPr>
       <w:r>
         <w:t>TCnSubMenuWizard</w:t>
@@ -5771,15 +5645,12 @@
     </w:p>
     <w:p>
       <w:pPr>
-        <w:pStyle w:val="a1"/>
+        <w:pStyle w:val="a2"/>
         <w:numPr>
           <w:ilvl w:val="0"/>
           <w:numId w:val="42"/>
         </w:numPr>
         <w:ind w:firstLineChars="0"/>
-        <w:rPr>
-          <w:rFonts w:hint="eastAsia"/>
-        </w:rPr>
       </w:pPr>
       <w:r>
         <w:t>TCnIDEEnhanceWizard</w:t>
@@ -5805,15 +5676,12 @@
     </w:p>
     <w:p>
       <w:pPr>
-        <w:pStyle w:val="a1"/>
+        <w:pStyle w:val="a2"/>
         <w:numPr>
           <w:ilvl w:val="0"/>
           <w:numId w:val="42"/>
         </w:numPr>
         <w:ind w:firstLineChars="0"/>
-        <w:rPr>
-          <w:rFonts w:hint="eastAsia"/>
-        </w:rPr>
       </w:pPr>
       <w:r>
         <w:t>TCnProjectWizard</w:t>
@@ -5851,15 +5719,12 @@
     </w:p>
     <w:p>
       <w:pPr>
-        <w:pStyle w:val="a1"/>
+        <w:pStyle w:val="a2"/>
         <w:numPr>
           <w:ilvl w:val="0"/>
           <w:numId w:val="42"/>
         </w:numPr>
         <w:ind w:firstLineChars="0"/>
-        <w:rPr>
-          <w:rFonts w:hint="eastAsia"/>
-        </w:rPr>
       </w:pPr>
       <w:r>
         <w:t>TCnUnitWizard</w:t>
@@ -5897,15 +5762,12 @@
     </w:p>
     <w:p>
       <w:pPr>
-        <w:pStyle w:val="a1"/>
+        <w:pStyle w:val="a2"/>
         <w:numPr>
           <w:ilvl w:val="0"/>
           <w:numId w:val="42"/>
         </w:numPr>
         <w:ind w:firstLineChars="0"/>
-        <w:rPr>
-          <w:rFonts w:hint="eastAsia"/>
-        </w:rPr>
       </w:pPr>
       <w:r>
         <w:t>TCnFormWizard</w:t>
@@ -5943,10 +5805,7 @@
     </w:p>
     <w:p>
       <w:pPr>
-        <w:pStyle w:val="40"/>
-        <w:rPr>
-          <w:rFonts w:hint="eastAsia"/>
-        </w:rPr>
+        <w:pStyle w:val="41"/>
       </w:pPr>
       <w:r>
         <w:rPr>
@@ -5957,10 +5816,7 @@
     </w:p>
     <w:p>
       <w:pPr>
-        <w:pStyle w:val="a1"/>
-        <w:rPr>
-          <w:rFonts w:hint="eastAsia"/>
-        </w:rPr>
+        <w:pStyle w:val="a2"/>
       </w:pPr>
       <w:r>
         <w:rPr>
@@ -6037,10 +5893,7 @@
     </w:p>
     <w:p>
       <w:pPr>
-        <w:pStyle w:val="a1"/>
-        <w:rPr>
-          <w:rFonts w:hint="eastAsia"/>
-        </w:rPr>
+        <w:pStyle w:val="a2"/>
       </w:pPr>
       <w:r>
         <w:rPr>
@@ -6084,10 +5937,7 @@
     </w:p>
     <w:p>
       <w:pPr>
-        <w:pStyle w:val="a1"/>
-        <w:rPr>
-          <w:rFonts w:hint="eastAsia"/>
-        </w:rPr>
+        <w:pStyle w:val="a2"/>
       </w:pPr>
       <w:r>
         <w:rPr>
@@ -6170,10 +6020,7 @@
     </w:p>
     <w:p>
       <w:pPr>
-        <w:pStyle w:val="40"/>
-        <w:rPr>
-          <w:rFonts w:hint="eastAsia"/>
-        </w:rPr>
+        <w:pStyle w:val="41"/>
       </w:pPr>
       <w:r>
         <w:rPr>
@@ -6184,10 +6031,7 @@
     </w:p>
     <w:p>
       <w:pPr>
-        <w:pStyle w:val="a1"/>
-        <w:rPr>
-          <w:rFonts w:hint="eastAsia"/>
-        </w:rPr>
+        <w:pStyle w:val="a2"/>
       </w:pPr>
       <w:r>
         <w:rPr>
@@ -6259,38 +6103,44 @@
         <w:rPr>
           <w:rFonts w:hint="eastAsia"/>
         </w:rPr>
+        <w:t>interface</w:t>
+      </w:r>
+      <w:r>
+        <w:rPr>
+          <w:rFonts w:hint="eastAsia"/>
+        </w:rPr>
+        <w:t>后应该通过</w:t>
+      </w:r>
+      <w:r>
+        <w:rPr>
+          <w:rFonts w:hint="eastAsia"/>
+        </w:rPr>
+        <w:t>{$I CnWizards.inc}</w:t>
+      </w:r>
+      <w:r>
+        <w:rPr>
+          <w:rFonts w:hint="eastAsia"/>
+        </w:rPr>
+        <w:t>来引入基础的条件定义，然后</w:t>
+      </w:r>
+      <w:r>
+        <w:rPr>
+          <w:rFonts w:hint="eastAsia"/>
+        </w:rPr>
+        <w:t>initialization</w:t>
+      </w:r>
+      <w:r>
+        <w:rPr>
+          <w:rFonts w:hint="eastAsia"/>
+        </w:rPr>
+        <w:t>部分再通过</w:t>
+      </w:r>
+      <w:r>
+        <w:rPr>
+          <w:rFonts w:hint="eastAsia"/>
+        </w:rPr>
         <w:lastRenderedPageBreak/>
-        <w:t>interface</w:t>
-      </w:r>
-      <w:r>
-        <w:rPr>
-          <w:rFonts w:hint="eastAsia"/>
-        </w:rPr>
-        <w:t>后应该通过</w:t>
-      </w:r>
-      <w:r>
-        <w:rPr>
-          <w:rFonts w:hint="eastAsia"/>
-        </w:rPr>
-        <w:t>{$I CnWizards.inc}</w:t>
-      </w:r>
-      <w:r>
-        <w:rPr>
-          <w:rFonts w:hint="eastAsia"/>
-        </w:rPr>
-        <w:t>来引入基础的条件定义，然后</w:t>
-      </w:r>
-      <w:r>
-        <w:rPr>
-          <w:rFonts w:hint="eastAsia"/>
-        </w:rPr>
-        <w:t>initialization</w:t>
-      </w:r>
-      <w:r>
-        <w:rPr>
-          <w:rFonts w:hint="eastAsia"/>
-        </w:rPr>
-        <w:t>部分再通过调用</w:t>
+        <w:t>调用</w:t>
       </w:r>
       <w:r>
         <w:rPr>
@@ -6307,10 +6157,7 @@
     </w:p>
     <w:p>
       <w:pPr>
-        <w:pStyle w:val="a1"/>
-        <w:rPr>
-          <w:rFonts w:hint="eastAsia"/>
-        </w:rPr>
+        <w:pStyle w:val="a2"/>
       </w:pPr>
       <w:r>
         <w:rPr>
@@ -6336,10 +6183,7 @@
     </w:p>
     <w:p>
       <w:pPr>
-        <w:pStyle w:val="30"/>
-        <w:rPr>
-          <w:rFonts w:hint="eastAsia"/>
-        </w:rPr>
+        <w:pStyle w:val="31"/>
       </w:pPr>
       <w:bookmarkStart w:id="14" w:name="_Toc144902880"/>
       <w:r>
@@ -6364,10 +6208,7 @@
     </w:p>
     <w:p>
       <w:pPr>
-        <w:pStyle w:val="a1"/>
-        <w:rPr>
-          <w:rFonts w:hint="eastAsia"/>
-        </w:rPr>
+        <w:pStyle w:val="a2"/>
       </w:pPr>
       <w:r>
         <w:rPr>
@@ -6399,19 +6240,15 @@
     </w:p>
     <w:p>
       <w:pPr>
-        <w:pStyle w:val="a1"/>
-        <w:rPr>
-          <w:rFonts w:hint="eastAsia"/>
-        </w:rPr>
-      </w:pPr>
-    </w:p>
-    <w:p>
-      <w:pPr>
-        <w:pStyle w:val="a1"/>
+        <w:pStyle w:val="a2"/>
+      </w:pPr>
+    </w:p>
+    <w:p>
+      <w:pPr>
+        <w:pStyle w:val="a2"/>
         <w:ind w:firstLineChars="0" w:firstLine="0"/>
         <w:rPr>
           <w:rStyle w:val="u11"/>
-          <w:rFonts w:hint="eastAsia"/>
         </w:rPr>
       </w:pPr>
       <w:r>
@@ -7192,11 +7029,10 @@
     </w:p>
     <w:p>
       <w:pPr>
-        <w:pStyle w:val="a1"/>
+        <w:pStyle w:val="a2"/>
         <w:ind w:firstLine="400"/>
         <w:rPr>
           <w:rStyle w:val="u11"/>
-          <w:rFonts w:hint="eastAsia"/>
         </w:rPr>
       </w:pPr>
       <w:r>
@@ -7222,11 +7058,10 @@
     </w:p>
     <w:p>
       <w:pPr>
-        <w:pStyle w:val="a1"/>
+        <w:pStyle w:val="a2"/>
         <w:ind w:firstLine="400"/>
         <w:rPr>
           <w:rStyle w:val="u11"/>
-          <w:rFonts w:hint="eastAsia"/>
         </w:rPr>
       </w:pPr>
       <w:r>
@@ -7246,11 +7081,10 @@
     </w:p>
     <w:p>
       <w:pPr>
-        <w:pStyle w:val="a1"/>
+        <w:pStyle w:val="a2"/>
         <w:ind w:firstLine="400"/>
         <w:rPr>
           <w:rStyle w:val="u11"/>
-          <w:rFonts w:hint="eastAsia"/>
         </w:rPr>
       </w:pPr>
       <w:r>
@@ -7270,11 +7104,10 @@
     </w:p>
     <w:p>
       <w:pPr>
-        <w:pStyle w:val="a1"/>
+        <w:pStyle w:val="a2"/>
         <w:ind w:firstLine="400"/>
         <w:rPr>
           <w:rStyle w:val="u11"/>
-          <w:rFonts w:hint="eastAsia"/>
         </w:rPr>
       </w:pPr>
       <w:r>
@@ -7661,11 +7494,8 @@
     </w:p>
     <w:p>
       <w:pPr>
-        <w:pStyle w:val="a1"/>
+        <w:pStyle w:val="a2"/>
         <w:ind w:firstLine="400"/>
-        <w:rPr>
-          <w:rFonts w:hint="eastAsia"/>
-        </w:rPr>
       </w:pPr>
       <w:r>
         <w:rPr>
@@ -7850,18 +7680,12 @@
     </w:p>
     <w:p>
       <w:pPr>
-        <w:pStyle w:val="a1"/>
-        <w:rPr>
-          <w:rFonts w:hint="eastAsia"/>
-        </w:rPr>
-      </w:pPr>
-    </w:p>
-    <w:p>
-      <w:pPr>
-        <w:pStyle w:val="a1"/>
-        <w:rPr>
-          <w:rFonts w:hint="eastAsia"/>
-        </w:rPr>
+        <w:pStyle w:val="a2"/>
+      </w:pPr>
+    </w:p>
+    <w:p>
+      <w:pPr>
+        <w:pStyle w:val="a2"/>
       </w:pPr>
       <w:r>
         <w:rPr>
@@ -7941,10 +7765,7 @@
     </w:p>
     <w:p>
       <w:pPr>
-        <w:pStyle w:val="a1"/>
-        <w:rPr>
-          <w:rFonts w:hint="eastAsia"/>
-        </w:rPr>
+        <w:pStyle w:val="a2"/>
       </w:pPr>
       <w:r>
         <w:rPr>
@@ -8046,14 +7867,50 @@
         <w:rPr>
           <w:rFonts w:hint="eastAsia"/>
         </w:rPr>
-        <w:t>子菜单项，便会返回一个此菜单项的索引号供专家内部保存，当子菜单项被</w:t>
+        <w:t>子菜单项，便会返回一个此菜单项的索引号供专家内部保存，当子菜单项被点击或者需要更新（</w:t>
+      </w:r>
+      <w:r>
+        <w:rPr>
+          <w:rFonts w:hint="eastAsia"/>
+        </w:rPr>
+        <w:t>Action</w:t>
+      </w:r>
+      <w:r>
+        <w:rPr>
+          <w:rFonts w:hint="eastAsia"/>
+        </w:rPr>
+        <w:t>的</w:t>
+      </w:r>
+      <w:r>
+        <w:rPr>
+          <w:rFonts w:hint="eastAsia"/>
+        </w:rPr>
+        <w:t>Update</w:t>
+      </w:r>
+      <w:r>
+        <w:rPr>
+          <w:rFonts w:hint="eastAsia"/>
+        </w:rPr>
+        <w:t>）时，会调用专家的</w:t>
+      </w:r>
+      <w:r>
+        <w:t>SubActionExecute</w:t>
+      </w:r>
+      <w:r>
+        <w:rPr>
+          <w:rFonts w:hint="eastAsia"/>
+        </w:rPr>
+        <w:t>或</w:t>
+      </w:r>
+      <w:r>
+        <w:t>SubActionUpdate</w:t>
       </w:r>
       <w:r>
         <w:rPr>
           <w:rFonts w:hint="eastAsia"/>
         </w:rPr>
         <w:lastRenderedPageBreak/>
-        <w:t>点击或者需要更新（</w:t>
+        <w:t>方法，将被点击（或需要更新）的子菜单</w:t>
       </w:r>
       <w:r>
         <w:rPr>
@@ -8065,19 +7922,7 @@
         <w:rPr>
           <w:rFonts w:hint="eastAsia"/>
         </w:rPr>
-        <w:t>的</w:t>
-      </w:r>
-      <w:r>
-        <w:rPr>
-          <w:rFonts w:hint="eastAsia"/>
-        </w:rPr>
-        <w:t>Update</w:t>
-      </w:r>
-      <w:r>
-        <w:rPr>
-          <w:rFonts w:hint="eastAsia"/>
-        </w:rPr>
-        <w:t>）时，会调用专家的</w:t>
+        <w:t>的索引号传入。专家需要自行重载</w:t>
       </w:r>
       <w:r>
         <w:t>SubActionExecute</w:t>
@@ -8086,7 +7931,7 @@
         <w:rPr>
           <w:rFonts w:hint="eastAsia"/>
         </w:rPr>
-        <w:t>或</w:t>
+        <w:t>和</w:t>
       </w:r>
       <w:r>
         <w:t>SubActionUpdate</w:t>
@@ -8095,7 +7940,7 @@
         <w:rPr>
           <w:rFonts w:hint="eastAsia"/>
         </w:rPr>
-        <w:t>方法，将被点击（或需要更新）的子菜单</w:t>
+        <w:t>，根据传入的索引来处理对应的</w:t>
       </w:r>
       <w:r>
         <w:rPr>
@@ -8107,54 +7952,20 @@
         <w:rPr>
           <w:rFonts w:hint="eastAsia"/>
         </w:rPr>
-        <w:t>的索引号传入。专家需要自行重载</w:t>
-      </w:r>
-      <w:r>
-        <w:t>SubActionExecute</w:t>
-      </w:r>
-      <w:r>
-        <w:rPr>
-          <w:rFonts w:hint="eastAsia"/>
-        </w:rPr>
-        <w:t>和</w:t>
-      </w:r>
-      <w:r>
-        <w:t>SubActionUpdate</w:t>
-      </w:r>
-      <w:r>
-        <w:rPr>
-          <w:rFonts w:hint="eastAsia"/>
-        </w:rPr>
-        <w:t>，根据传入的索引来处理对应的</w:t>
-      </w:r>
-      <w:r>
-        <w:rPr>
-          <w:rFonts w:hint="eastAsia"/>
-        </w:rPr>
-        <w:t>Action</w:t>
-      </w:r>
-      <w:r>
-        <w:rPr>
-          <w:rFonts w:hint="eastAsia"/>
-        </w:rPr>
         <w:t>或执行对应的功能。</w:t>
       </w:r>
     </w:p>
     <w:p>
       <w:pPr>
-        <w:pStyle w:val="a1"/>
-        <w:rPr>
-          <w:rFonts w:hint="eastAsia"/>
-        </w:rPr>
-      </w:pPr>
-    </w:p>
-    <w:p>
-      <w:pPr>
-        <w:pStyle w:val="a1"/>
+        <w:pStyle w:val="a2"/>
+      </w:pPr>
+    </w:p>
+    <w:p>
+      <w:pPr>
+        <w:pStyle w:val="a2"/>
         <w:ind w:firstLine="402"/>
         <w:rPr>
           <w:rStyle w:val="u11"/>
-          <w:rFonts w:hint="eastAsia"/>
         </w:rPr>
       </w:pPr>
       <w:r>
@@ -8287,910 +8098,903 @@
     </w:p>
     <w:p>
       <w:pPr>
-        <w:pStyle w:val="a1"/>
+        <w:pStyle w:val="a2"/>
         <w:ind w:firstLine="402"/>
+        <w:rPr>
+          <w:rFonts w:ascii="Courier New" w:hAnsi="Courier New" w:cs="Courier New"/>
+          <w:color w:val="000000"/>
+          <w:sz w:val="20"/>
+          <w:szCs w:val="20"/>
+        </w:rPr>
+      </w:pPr>
+      <w:r>
+        <w:rPr>
+          <w:rStyle w:val="u51"/>
+        </w:rPr>
+        <w:t>procedure</w:t>
+      </w:r>
+      <w:r>
+        <w:rPr>
+          <w:rFonts w:ascii="Courier New" w:hAnsi="Courier New" w:cs="Courier New"/>
+          <w:color w:val="000000"/>
+          <w:sz w:val="20"/>
+          <w:szCs w:val="20"/>
+        </w:rPr>
+        <w:t> </w:t>
+      </w:r>
+      <w:r>
+        <w:rPr>
+          <w:rStyle w:val="u41"/>
+        </w:rPr>
+        <w:t>SubActionExecute</w:t>
+      </w:r>
+      <w:r>
+        <w:rPr>
+          <w:rStyle w:val="u91"/>
+        </w:rPr>
+        <w:t>(</w:t>
+      </w:r>
+      <w:r>
+        <w:rPr>
+          <w:rStyle w:val="u41"/>
+        </w:rPr>
+        <w:t>Index</w:t>
+      </w:r>
+      <w:r>
+        <w:rPr>
+          <w:rStyle w:val="u91"/>
+        </w:rPr>
+        <w:t>:</w:t>
+      </w:r>
+      <w:r>
+        <w:rPr>
+          <w:rFonts w:ascii="Courier New" w:hAnsi="Courier New" w:cs="Courier New"/>
+          <w:color w:val="000000"/>
+          <w:sz w:val="20"/>
+          <w:szCs w:val="20"/>
+        </w:rPr>
+        <w:t> </w:t>
+      </w:r>
+      <w:r>
+        <w:rPr>
+          <w:rStyle w:val="u41"/>
+        </w:rPr>
+        <w:t>Integer</w:t>
+      </w:r>
+      <w:r>
+        <w:rPr>
+          <w:rStyle w:val="u91"/>
+        </w:rPr>
+        <w:t>);</w:t>
+      </w:r>
+      <w:r>
+        <w:rPr>
+          <w:rFonts w:ascii="Courier New" w:hAnsi="Courier New" w:cs="Courier New"/>
+          <w:color w:val="000000"/>
+          <w:sz w:val="20"/>
+          <w:szCs w:val="20"/>
+        </w:rPr>
+        <w:t> </w:t>
+      </w:r>
+      <w:r>
+        <w:rPr>
+          <w:rStyle w:val="u51"/>
+        </w:rPr>
+        <w:t>virtual</w:t>
+      </w:r>
+      <w:r>
+        <w:rPr>
+          <w:rStyle w:val="u91"/>
+        </w:rPr>
+        <w:t>;</w:t>
+      </w:r>
+      <w:r>
+        <w:rPr>
+          <w:rFonts w:ascii="Courier New" w:hAnsi="Courier New" w:cs="Courier New"/>
+          <w:color w:val="000000"/>
+          <w:sz w:val="20"/>
+          <w:szCs w:val="20"/>
+        </w:rPr>
+        <w:t xml:space="preserve"> </w:t>
+      </w:r>
+      <w:r>
+        <w:rPr>
+          <w:rFonts w:ascii="Courier New" w:hAnsi="Courier New" w:cs="Courier New"/>
+          <w:color w:val="000000"/>
+          <w:sz w:val="20"/>
+          <w:szCs w:val="20"/>
+        </w:rPr>
+        <w:br/>
+        <w:t>    </w:t>
+      </w:r>
+      <w:r>
+        <w:rPr>
+          <w:rStyle w:val="u11"/>
+        </w:rPr>
+        <w:t>{* </w:t>
+      </w:r>
+      <w:r>
+        <w:rPr>
+          <w:rStyle w:val="u11"/>
+        </w:rPr>
+        <w:t>子菜单项执行方法，参数为子菜单的索引号，专家类重载该方法处理</w:t>
+      </w:r>
+      <w:r>
+        <w:rPr>
+          <w:rStyle w:val="u11"/>
+        </w:rPr>
+        <w:t> Action </w:t>
+      </w:r>
+      <w:r>
+        <w:rPr>
+          <w:rStyle w:val="u11"/>
+        </w:rPr>
+        <w:t>执行事件</w:t>
+      </w:r>
+      <w:r>
+        <w:rPr>
+          <w:rStyle w:val="u11"/>
+        </w:rPr>
+        <w:t> }</w:t>
+      </w:r>
+      <w:r>
+        <w:rPr>
+          <w:rFonts w:ascii="Courier New" w:hAnsi="Courier New" w:cs="Courier New"/>
+          <w:color w:val="000000"/>
+          <w:sz w:val="20"/>
+          <w:szCs w:val="20"/>
+        </w:rPr>
+        <w:t xml:space="preserve"> </w:t>
+      </w:r>
+    </w:p>
+    <w:p>
+      <w:pPr>
+        <w:pStyle w:val="a2"/>
+        <w:ind w:firstLine="402"/>
+        <w:rPr>
+          <w:rStyle w:val="u11"/>
+        </w:rPr>
+      </w:pPr>
+      <w:r>
+        <w:rPr>
+          <w:rStyle w:val="u51"/>
+        </w:rPr>
+        <w:t>procedure</w:t>
+      </w:r>
+      <w:r>
+        <w:rPr>
+          <w:rFonts w:ascii="Courier New" w:hAnsi="Courier New" w:cs="Courier New"/>
+          <w:color w:val="000000"/>
+          <w:sz w:val="20"/>
+          <w:szCs w:val="20"/>
+        </w:rPr>
+        <w:t> </w:t>
+      </w:r>
+      <w:r>
+        <w:rPr>
+          <w:rStyle w:val="u41"/>
+        </w:rPr>
+        <w:t>SubActionUpdate</w:t>
+      </w:r>
+      <w:r>
+        <w:rPr>
+          <w:rStyle w:val="u91"/>
+        </w:rPr>
+        <w:t>(</w:t>
+      </w:r>
+      <w:r>
+        <w:rPr>
+          <w:rStyle w:val="u41"/>
+        </w:rPr>
+        <w:t>Index</w:t>
+      </w:r>
+      <w:r>
+        <w:rPr>
+          <w:rStyle w:val="u91"/>
+        </w:rPr>
+        <w:t>:</w:t>
+      </w:r>
+      <w:r>
+        <w:rPr>
+          <w:rFonts w:ascii="Courier New" w:hAnsi="Courier New" w:cs="Courier New"/>
+          <w:color w:val="000000"/>
+          <w:sz w:val="20"/>
+          <w:szCs w:val="20"/>
+        </w:rPr>
+        <w:t> </w:t>
+      </w:r>
+      <w:r>
+        <w:rPr>
+          <w:rStyle w:val="u41"/>
+        </w:rPr>
+        <w:t>Integer</w:t>
+      </w:r>
+      <w:r>
+        <w:rPr>
+          <w:rStyle w:val="u91"/>
+        </w:rPr>
+        <w:t>);</w:t>
+      </w:r>
+      <w:r>
+        <w:rPr>
+          <w:rFonts w:ascii="Courier New" w:hAnsi="Courier New" w:cs="Courier New"/>
+          <w:color w:val="000000"/>
+          <w:sz w:val="20"/>
+          <w:szCs w:val="20"/>
+        </w:rPr>
+        <w:t> </w:t>
+      </w:r>
+      <w:r>
+        <w:rPr>
+          <w:rStyle w:val="u51"/>
+        </w:rPr>
+        <w:t>virtual</w:t>
+      </w:r>
+      <w:r>
+        <w:rPr>
+          <w:rStyle w:val="u91"/>
+        </w:rPr>
+        <w:t>;</w:t>
+      </w:r>
+      <w:r>
+        <w:rPr>
+          <w:rFonts w:ascii="Courier New" w:hAnsi="Courier New" w:cs="Courier New"/>
+          <w:color w:val="000000"/>
+          <w:sz w:val="20"/>
+          <w:szCs w:val="20"/>
+        </w:rPr>
+        <w:t xml:space="preserve"> </w:t>
+      </w:r>
+      <w:r>
+        <w:rPr>
+          <w:rFonts w:ascii="Courier New" w:hAnsi="Courier New" w:cs="Courier New"/>
+          <w:color w:val="000000"/>
+          <w:sz w:val="20"/>
+          <w:szCs w:val="20"/>
+        </w:rPr>
+        <w:br/>
+        <w:t>    </w:t>
+      </w:r>
+      <w:r>
+        <w:rPr>
+          <w:rStyle w:val="u11"/>
+        </w:rPr>
+        <w:t>{* </w:t>
+      </w:r>
+      <w:r>
+        <w:rPr>
+          <w:rStyle w:val="u11"/>
+        </w:rPr>
+        <w:t>子菜单项更新方法，参数为子菜单的索引号，专家类重载该方法更新</w:t>
+      </w:r>
+      <w:r>
+        <w:rPr>
+          <w:rStyle w:val="u11"/>
+        </w:rPr>
+        <w:t> Action </w:t>
+      </w:r>
+      <w:r>
+        <w:rPr>
+          <w:rStyle w:val="u11"/>
+        </w:rPr>
+        <w:t>状态</w:t>
+      </w:r>
+      <w:r>
+        <w:rPr>
+          <w:rStyle w:val="u11"/>
+        </w:rPr>
+        <w:t> }</w:t>
+      </w:r>
+    </w:p>
+    <w:p>
+      <w:pPr>
+        <w:pStyle w:val="a2"/>
+        <w:ind w:firstLine="402"/>
+      </w:pPr>
+      <w:r>
+        <w:rPr>
+          <w:rStyle w:val="u51"/>
+        </w:rPr>
+        <w:t>function</w:t>
+      </w:r>
+      <w:r>
+        <w:rPr>
+          <w:rFonts w:ascii="Courier New" w:hAnsi="Courier New" w:cs="Courier New"/>
+          <w:color w:val="000000"/>
+          <w:sz w:val="20"/>
+          <w:szCs w:val="20"/>
+        </w:rPr>
+        <w:t> </w:t>
+      </w:r>
+      <w:r>
+        <w:rPr>
+          <w:rStyle w:val="u41"/>
+        </w:rPr>
+        <w:t>RegisterASubAction</w:t>
+      </w:r>
+      <w:r>
+        <w:rPr>
+          <w:rStyle w:val="u91"/>
+        </w:rPr>
+        <w:t>(</w:t>
+      </w:r>
+      <w:r>
+        <w:rPr>
+          <w:rStyle w:val="u51"/>
+        </w:rPr>
+        <w:t>const</w:t>
+      </w:r>
+      <w:r>
+        <w:rPr>
+          <w:rFonts w:ascii="Courier New" w:hAnsi="Courier New" w:cs="Courier New"/>
+          <w:color w:val="000000"/>
+          <w:sz w:val="20"/>
+          <w:szCs w:val="20"/>
+        </w:rPr>
+        <w:t> </w:t>
+      </w:r>
+      <w:r>
+        <w:rPr>
+          <w:rStyle w:val="u41"/>
+        </w:rPr>
+        <w:t>ACommand</w:t>
+      </w:r>
+      <w:r>
+        <w:rPr>
+          <w:rStyle w:val="u91"/>
+        </w:rPr>
+        <w:t>,</w:t>
+      </w:r>
+      <w:r>
+        <w:rPr>
+          <w:rFonts w:ascii="Courier New" w:hAnsi="Courier New" w:cs="Courier New"/>
+          <w:color w:val="000000"/>
+          <w:sz w:val="20"/>
+          <w:szCs w:val="20"/>
+        </w:rPr>
+        <w:t> </w:t>
+      </w:r>
+      <w:r>
+        <w:rPr>
+          <w:rStyle w:val="u41"/>
+        </w:rPr>
+        <w:t>ACaption</w:t>
+      </w:r>
+      <w:r>
+        <w:rPr>
+          <w:rStyle w:val="u91"/>
+        </w:rPr>
+        <w:t>:</w:t>
+      </w:r>
+      <w:r>
+        <w:rPr>
+          <w:rFonts w:ascii="Courier New" w:hAnsi="Courier New" w:cs="Courier New"/>
+          <w:color w:val="000000"/>
+          <w:sz w:val="20"/>
+          <w:szCs w:val="20"/>
+        </w:rPr>
+        <w:t> </w:t>
+      </w:r>
+      <w:r>
+        <w:rPr>
+          <w:rStyle w:val="u51"/>
+        </w:rPr>
+        <w:t>string</w:t>
+      </w:r>
+      <w:r>
+        <w:rPr>
+          <w:rStyle w:val="u91"/>
+        </w:rPr>
+        <w:t>;</w:t>
+      </w:r>
+      <w:r>
+        <w:rPr>
+          <w:rFonts w:ascii="Courier New" w:hAnsi="Courier New" w:cs="Courier New"/>
+          <w:color w:val="000000"/>
+          <w:sz w:val="20"/>
+          <w:szCs w:val="20"/>
+        </w:rPr>
+        <w:t xml:space="preserve"> </w:t>
+      </w:r>
+      <w:r>
+        <w:rPr>
+          <w:rFonts w:ascii="Courier New" w:hAnsi="Courier New" w:cs="Courier New"/>
+          <w:color w:val="000000"/>
+          <w:sz w:val="20"/>
+          <w:szCs w:val="20"/>
+        </w:rPr>
+        <w:br/>
+        <w:t>      </w:t>
+      </w:r>
+      <w:r>
+        <w:rPr>
+          <w:rStyle w:val="u41"/>
+        </w:rPr>
+        <w:t>AShortCut</w:t>
+      </w:r>
+      <w:r>
+        <w:rPr>
+          <w:rStyle w:val="u91"/>
+        </w:rPr>
+        <w:t>:</w:t>
+      </w:r>
+      <w:r>
+        <w:rPr>
+          <w:rFonts w:ascii="Courier New" w:hAnsi="Courier New" w:cs="Courier New"/>
+          <w:color w:val="000000"/>
+          <w:sz w:val="20"/>
+          <w:szCs w:val="20"/>
+        </w:rPr>
+        <w:t> </w:t>
+      </w:r>
+      <w:r>
+        <w:rPr>
+          <w:rStyle w:val="u41"/>
+        </w:rPr>
+        <w:t>TShortCut</w:t>
+      </w:r>
+      <w:r>
+        <w:rPr>
+          <w:rFonts w:ascii="Courier New" w:hAnsi="Courier New" w:cs="Courier New"/>
+          <w:color w:val="000000"/>
+          <w:sz w:val="20"/>
+          <w:szCs w:val="20"/>
+        </w:rPr>
+        <w:t> </w:t>
+      </w:r>
+      <w:r>
+        <w:rPr>
+          <w:rStyle w:val="u91"/>
+        </w:rPr>
+        <w:t>=</w:t>
+      </w:r>
+      <w:r>
+        <w:rPr>
+          <w:rFonts w:ascii="Courier New" w:hAnsi="Courier New" w:cs="Courier New"/>
+          <w:color w:val="000000"/>
+          <w:sz w:val="20"/>
+          <w:szCs w:val="20"/>
+        </w:rPr>
+        <w:t> </w:t>
+      </w:r>
+      <w:r>
+        <w:rPr>
+          <w:rStyle w:val="u61"/>
+        </w:rPr>
+        <w:t>0</w:t>
+      </w:r>
+      <w:r>
+        <w:rPr>
+          <w:rStyle w:val="u91"/>
+        </w:rPr>
+        <w:t>;</w:t>
+      </w:r>
+      <w:r>
+        <w:rPr>
+          <w:rFonts w:ascii="Courier New" w:hAnsi="Courier New" w:cs="Courier New"/>
+          <w:color w:val="000000"/>
+          <w:sz w:val="20"/>
+          <w:szCs w:val="20"/>
+        </w:rPr>
+        <w:t> </w:t>
+      </w:r>
+      <w:r>
+        <w:rPr>
+          <w:rStyle w:val="u51"/>
+        </w:rPr>
+        <w:t>const</w:t>
+      </w:r>
+      <w:r>
+        <w:rPr>
+          <w:rFonts w:ascii="Courier New" w:hAnsi="Courier New" w:cs="Courier New"/>
+          <w:color w:val="000000"/>
+          <w:sz w:val="20"/>
+          <w:szCs w:val="20"/>
+        </w:rPr>
+        <w:t> </w:t>
+      </w:r>
+      <w:r>
+        <w:rPr>
+          <w:rStyle w:val="u41"/>
+        </w:rPr>
+        <w:t>AHint</w:t>
+      </w:r>
+      <w:r>
+        <w:rPr>
+          <w:rStyle w:val="u91"/>
+        </w:rPr>
+        <w:t>:</w:t>
+      </w:r>
+      <w:r>
+        <w:rPr>
+          <w:rFonts w:ascii="Courier New" w:hAnsi="Courier New" w:cs="Courier New"/>
+          <w:color w:val="000000"/>
+          <w:sz w:val="20"/>
+          <w:szCs w:val="20"/>
+        </w:rPr>
+        <w:t> </w:t>
+      </w:r>
+      <w:r>
+        <w:rPr>
+          <w:rStyle w:val="u51"/>
+        </w:rPr>
+        <w:t>string</w:t>
+      </w:r>
+      <w:r>
+        <w:rPr>
+          <w:rFonts w:ascii="Courier New" w:hAnsi="Courier New" w:cs="Courier New"/>
+          <w:color w:val="000000"/>
+          <w:sz w:val="20"/>
+          <w:szCs w:val="20"/>
+        </w:rPr>
+        <w:t> </w:t>
+      </w:r>
+      <w:r>
+        <w:rPr>
+          <w:rStyle w:val="u91"/>
+        </w:rPr>
+        <w:t>=</w:t>
+      </w:r>
+      <w:r>
+        <w:rPr>
+          <w:rFonts w:ascii="Courier New" w:hAnsi="Courier New" w:cs="Courier New"/>
+          <w:color w:val="000000"/>
+          <w:sz w:val="20"/>
+          <w:szCs w:val="20"/>
+        </w:rPr>
+        <w:t> </w:t>
+      </w:r>
+      <w:r>
+        <w:rPr>
+          <w:rStyle w:val="u81"/>
+        </w:rPr>
+        <w:t>''</w:t>
+      </w:r>
+      <w:r>
+        <w:rPr>
+          <w:rStyle w:val="u91"/>
+        </w:rPr>
+        <w:t>;</w:t>
+      </w:r>
+      <w:r>
+        <w:rPr>
+          <w:rFonts w:ascii="Courier New" w:hAnsi="Courier New" w:cs="Courier New"/>
+          <w:color w:val="000000"/>
+          <w:sz w:val="20"/>
+          <w:szCs w:val="20"/>
+        </w:rPr>
+        <w:t xml:space="preserve"> </w:t>
+      </w:r>
+      <w:r>
+        <w:rPr>
+          <w:rFonts w:ascii="Courier New" w:hAnsi="Courier New" w:cs="Courier New"/>
+          <w:color w:val="000000"/>
+          <w:sz w:val="20"/>
+          <w:szCs w:val="20"/>
+        </w:rPr>
+        <w:br/>
+        <w:t>      </w:t>
+      </w:r>
+      <w:r>
+        <w:rPr>
+          <w:rStyle w:val="u51"/>
+        </w:rPr>
+        <w:t>const</w:t>
+      </w:r>
+      <w:r>
+        <w:rPr>
+          <w:rFonts w:ascii="Courier New" w:hAnsi="Courier New" w:cs="Courier New"/>
+          <w:color w:val="000000"/>
+          <w:sz w:val="20"/>
+          <w:szCs w:val="20"/>
+        </w:rPr>
+        <w:t> </w:t>
+      </w:r>
+      <w:r>
+        <w:rPr>
+          <w:rStyle w:val="u41"/>
+        </w:rPr>
+        <w:t>AIconName</w:t>
+      </w:r>
+      <w:r>
+        <w:rPr>
+          <w:rStyle w:val="u91"/>
+        </w:rPr>
+        <w:t>:</w:t>
+      </w:r>
+      <w:r>
+        <w:rPr>
+          <w:rFonts w:ascii="Courier New" w:hAnsi="Courier New" w:cs="Courier New"/>
+          <w:color w:val="000000"/>
+          <w:sz w:val="20"/>
+          <w:szCs w:val="20"/>
+        </w:rPr>
+        <w:t> </w:t>
+      </w:r>
+      <w:r>
+        <w:rPr>
+          <w:rStyle w:val="u51"/>
+        </w:rPr>
+        <w:t>string</w:t>
+      </w:r>
+      <w:r>
+        <w:rPr>
+          <w:rFonts w:ascii="Courier New" w:hAnsi="Courier New" w:cs="Courier New"/>
+          <w:color w:val="000000"/>
+          <w:sz w:val="20"/>
+          <w:szCs w:val="20"/>
+        </w:rPr>
+        <w:t> </w:t>
+      </w:r>
+      <w:r>
+        <w:rPr>
+          <w:rStyle w:val="u91"/>
+        </w:rPr>
+        <w:t>=</w:t>
+      </w:r>
+      <w:r>
+        <w:rPr>
+          <w:rFonts w:ascii="Courier New" w:hAnsi="Courier New" w:cs="Courier New"/>
+          <w:color w:val="000000"/>
+          <w:sz w:val="20"/>
+          <w:szCs w:val="20"/>
+        </w:rPr>
+        <w:t> </w:t>
+      </w:r>
+      <w:r>
+        <w:rPr>
+          <w:rStyle w:val="u81"/>
+        </w:rPr>
+        <w:t>''</w:t>
+      </w:r>
+      <w:r>
+        <w:rPr>
+          <w:rStyle w:val="u91"/>
+        </w:rPr>
+        <w:t>):</w:t>
+      </w:r>
+      <w:r>
+        <w:rPr>
+          <w:rFonts w:ascii="Courier New" w:hAnsi="Courier New" w:cs="Courier New"/>
+          <w:color w:val="000000"/>
+          <w:sz w:val="20"/>
+          <w:szCs w:val="20"/>
+        </w:rPr>
+        <w:t> </w:t>
+      </w:r>
+      <w:r>
+        <w:rPr>
+          <w:rStyle w:val="u41"/>
+        </w:rPr>
+        <w:t>Integer</w:t>
+      </w:r>
+      <w:r>
+        <w:rPr>
+          <w:rStyle w:val="u91"/>
+        </w:rPr>
+        <w:t>;</w:t>
+      </w:r>
+      <w:r>
+        <w:rPr>
+          <w:rFonts w:ascii="Courier New" w:hAnsi="Courier New" w:cs="Courier New"/>
+          <w:color w:val="000000"/>
+          <w:sz w:val="20"/>
+          <w:szCs w:val="20"/>
+        </w:rPr>
+        <w:t xml:space="preserve"> </w:t>
+      </w:r>
+      <w:r>
+        <w:rPr>
+          <w:rFonts w:ascii="Courier New" w:hAnsi="Courier New" w:cs="Courier New"/>
+          <w:color w:val="000000"/>
+          <w:sz w:val="20"/>
+          <w:szCs w:val="20"/>
+        </w:rPr>
+        <w:br/>
+        <w:t>    </w:t>
+      </w:r>
+      <w:r>
+        <w:rPr>
+          <w:rStyle w:val="u11"/>
+        </w:rPr>
+        <w:t>{* </w:t>
+      </w:r>
+      <w:r>
+        <w:rPr>
+          <w:rStyle w:val="u11"/>
+        </w:rPr>
+        <w:t>注册一个子</w:t>
+      </w:r>
+      <w:r>
+        <w:rPr>
+          <w:rStyle w:val="u11"/>
+        </w:rPr>
+        <w:t> Action</w:t>
+      </w:r>
+      <w:r>
+        <w:rPr>
+          <w:rStyle w:val="u11"/>
+        </w:rPr>
+        <w:t>，返回索引号。</w:t>
+      </w:r>
+      <w:r>
+        <w:rPr>
+          <w:rFonts w:ascii="Courier New" w:hAnsi="Courier New" w:cs="Courier New"/>
+          <w:color w:val="000000"/>
+          <w:sz w:val="20"/>
+          <w:szCs w:val="20"/>
+        </w:rPr>
+        <w:t xml:space="preserve"> </w:t>
+      </w:r>
+      <w:r>
+        <w:rPr>
+          <w:rFonts w:ascii="Courier New" w:hAnsi="Courier New" w:cs="Courier New"/>
+          <w:color w:val="000000"/>
+          <w:sz w:val="20"/>
+          <w:szCs w:val="20"/>
+        </w:rPr>
+        <w:br/>
+      </w:r>
+      <w:r>
+        <w:rPr>
+          <w:rStyle w:val="u11"/>
+        </w:rPr>
+        <w:t>       ACommand: string         - Action </w:t>
+      </w:r>
+      <w:r>
+        <w:rPr>
+          <w:rStyle w:val="u11"/>
+        </w:rPr>
+        <w:t>命令字，必须为一个唯一的字符串值</w:t>
+      </w:r>
+      <w:r>
+        <w:rPr>
+          <w:rFonts w:ascii="Courier New" w:hAnsi="Courier New" w:cs="Courier New"/>
+          <w:color w:val="000000"/>
+          <w:sz w:val="20"/>
+          <w:szCs w:val="20"/>
+        </w:rPr>
+        <w:t xml:space="preserve"> </w:t>
+      </w:r>
+      <w:r>
+        <w:rPr>
+          <w:rFonts w:ascii="Courier New" w:hAnsi="Courier New" w:cs="Courier New"/>
+          <w:color w:val="000000"/>
+          <w:sz w:val="20"/>
+          <w:szCs w:val="20"/>
+        </w:rPr>
+        <w:br/>
+      </w:r>
+      <w:r>
+        <w:rPr>
+          <w:rStyle w:val="u11"/>
+        </w:rPr>
+        <w:t>       ACaption: string         - Action </w:t>
+      </w:r>
+      <w:r>
+        <w:rPr>
+          <w:rStyle w:val="u11"/>
+        </w:rPr>
+        <w:t>的标题</w:t>
+      </w:r>
+      <w:r>
+        <w:rPr>
+          <w:rFonts w:ascii="Courier New" w:hAnsi="Courier New" w:cs="Courier New"/>
+          <w:color w:val="000000"/>
+          <w:sz w:val="20"/>
+          <w:szCs w:val="20"/>
+        </w:rPr>
+        <w:t xml:space="preserve"> </w:t>
+      </w:r>
+      <w:r>
+        <w:rPr>
+          <w:rFonts w:ascii="Courier New" w:hAnsi="Courier New" w:cs="Courier New"/>
+          <w:color w:val="000000"/>
+          <w:sz w:val="20"/>
+          <w:szCs w:val="20"/>
+        </w:rPr>
+        <w:br/>
+      </w:r>
+      <w:r>
+        <w:rPr>
+          <w:rStyle w:val="u11"/>
+        </w:rPr>
+        <w:t>       AShortCut: TShortCut     - Action </w:t>
+      </w:r>
+      <w:r>
+        <w:rPr>
+          <w:rStyle w:val="u11"/>
+        </w:rPr>
+        <w:t>的默认快捷键，实际使用的键值会从注册表中读取</w:t>
+      </w:r>
+      <w:r>
+        <w:rPr>
+          <w:rFonts w:ascii="Courier New" w:hAnsi="Courier New" w:cs="Courier New"/>
+          <w:color w:val="000000"/>
+          <w:sz w:val="20"/>
+          <w:szCs w:val="20"/>
+        </w:rPr>
+        <w:t xml:space="preserve"> </w:t>
+      </w:r>
+      <w:r>
+        <w:rPr>
+          <w:rFonts w:ascii="Courier New" w:hAnsi="Courier New" w:cs="Courier New"/>
+          <w:color w:val="000000"/>
+          <w:sz w:val="20"/>
+          <w:szCs w:val="20"/>
+        </w:rPr>
+        <w:br/>
+      </w:r>
+      <w:r>
+        <w:rPr>
+          <w:rStyle w:val="u11"/>
+        </w:rPr>
+        <w:t>       AHint: string            - Action </w:t>
+      </w:r>
+      <w:r>
+        <w:rPr>
+          <w:rStyle w:val="u11"/>
+        </w:rPr>
+        <w:t>的提示信息</w:t>
+      </w:r>
+      <w:r>
+        <w:rPr>
+          <w:rFonts w:ascii="Courier New" w:hAnsi="Courier New" w:cs="Courier New"/>
+          <w:color w:val="000000"/>
+          <w:sz w:val="20"/>
+          <w:szCs w:val="20"/>
+        </w:rPr>
+        <w:t xml:space="preserve"> </w:t>
+      </w:r>
+      <w:r>
+        <w:rPr>
+          <w:rFonts w:ascii="Courier New" w:hAnsi="Courier New" w:cs="Courier New"/>
+          <w:color w:val="000000"/>
+          <w:sz w:val="20"/>
+          <w:szCs w:val="20"/>
+        </w:rPr>
+        <w:br/>
+      </w:r>
+      <w:r>
+        <w:rPr>
+          <w:rStyle w:val="u11"/>
+        </w:rPr>
+        <w:t>       Result: Integer          - </w:t>
+      </w:r>
+      <w:r>
+        <w:rPr>
+          <w:rStyle w:val="u11"/>
+        </w:rPr>
+        <w:t>返回列表中的索引号</w:t>
+      </w:r>
+      <w:r>
+        <w:rPr>
+          <w:rFonts w:ascii="Courier New" w:hAnsi="Courier New" w:cs="Courier New"/>
+          <w:color w:val="000000"/>
+          <w:sz w:val="20"/>
+          <w:szCs w:val="20"/>
+        </w:rPr>
+        <w:t xml:space="preserve"> </w:t>
+      </w:r>
+      <w:r>
         <w:rPr>
           <w:rFonts w:ascii="Courier New" w:hAnsi="Courier New" w:cs="Courier New" w:hint="eastAsia"/>
           <w:color w:val="000000"/>
           <w:sz w:val="20"/>
           <w:szCs w:val="20"/>
         </w:rPr>
-      </w:pPr>
-      <w:r>
-        <w:rPr>
-          <w:rStyle w:val="u51"/>
-        </w:rPr>
-        <w:t>procedure</w:t>
-      </w:r>
-      <w:r>
-        <w:rPr>
-          <w:rFonts w:ascii="Courier New" w:hAnsi="Courier New" w:cs="Courier New"/>
-          <w:color w:val="000000"/>
-          <w:sz w:val="20"/>
-          <w:szCs w:val="20"/>
-        </w:rPr>
-        <w:t> </w:t>
-      </w:r>
-      <w:r>
-        <w:rPr>
-          <w:rStyle w:val="u41"/>
-        </w:rPr>
-        <w:t>SubActionExecute</w:t>
-      </w:r>
-      <w:r>
-        <w:rPr>
-          <w:rStyle w:val="u91"/>
-        </w:rPr>
-        <w:t>(</w:t>
-      </w:r>
-      <w:r>
-        <w:rPr>
-          <w:rStyle w:val="u41"/>
-        </w:rPr>
-        <w:t>Index</w:t>
-      </w:r>
-      <w:r>
-        <w:rPr>
-          <w:rStyle w:val="u91"/>
-        </w:rPr>
-        <w:t>:</w:t>
-      </w:r>
-      <w:r>
-        <w:rPr>
-          <w:rFonts w:ascii="Courier New" w:hAnsi="Courier New" w:cs="Courier New"/>
-          <w:color w:val="000000"/>
-          <w:sz w:val="20"/>
-          <w:szCs w:val="20"/>
-        </w:rPr>
-        <w:t> </w:t>
-      </w:r>
-      <w:r>
-        <w:rPr>
-          <w:rStyle w:val="u41"/>
-        </w:rPr>
-        <w:t>Integer</w:t>
-      </w:r>
-      <w:r>
-        <w:rPr>
-          <w:rStyle w:val="u91"/>
-        </w:rPr>
-        <w:t>);</w:t>
-      </w:r>
-      <w:r>
-        <w:rPr>
-          <w:rFonts w:ascii="Courier New" w:hAnsi="Courier New" w:cs="Courier New"/>
-          <w:color w:val="000000"/>
-          <w:sz w:val="20"/>
-          <w:szCs w:val="20"/>
-        </w:rPr>
-        <w:t> </w:t>
-      </w:r>
-      <w:r>
-        <w:rPr>
-          <w:rStyle w:val="u51"/>
-        </w:rPr>
-        <w:t>virtual</w:t>
-      </w:r>
-      <w:r>
-        <w:rPr>
-          <w:rStyle w:val="u91"/>
-        </w:rPr>
-        <w:t>;</w:t>
-      </w:r>
-      <w:r>
-        <w:rPr>
-          <w:rFonts w:ascii="Courier New" w:hAnsi="Courier New" w:cs="Courier New"/>
-          <w:color w:val="000000"/>
-          <w:sz w:val="20"/>
-          <w:szCs w:val="20"/>
-        </w:rPr>
-        <w:t xml:space="preserve"> </w:t>
-      </w:r>
-      <w:r>
-        <w:rPr>
-          <w:rFonts w:ascii="Courier New" w:hAnsi="Courier New" w:cs="Courier New"/>
-          <w:color w:val="000000"/>
-          <w:sz w:val="20"/>
-          <w:szCs w:val="20"/>
-        </w:rPr>
-        <w:br/>
-        <w:t>    </w:t>
+        <w:t xml:space="preserve">    </w:t>
       </w:r>
       <w:r>
         <w:rPr>
           <w:rStyle w:val="u11"/>
         </w:rPr>
-        <w:t>{* </w:t>
-      </w:r>
-      <w:r>
-        <w:rPr>
-          <w:rStyle w:val="u11"/>
-        </w:rPr>
-        <w:t>子菜单项执行方法，参数为子菜单的索引号，专家类重载该方法处理</w:t>
-      </w:r>
-      <w:r>
-        <w:rPr>
-          <w:rStyle w:val="u11"/>
-        </w:rPr>
-        <w:t> Action </w:t>
-      </w:r>
-      <w:r>
-        <w:rPr>
-          <w:rStyle w:val="u11"/>
-        </w:rPr>
-        <w:t>执行事件</w:t>
-      </w:r>
-      <w:r>
-        <w:rPr>
-          <w:rStyle w:val="u11"/>
-        </w:rPr>
-        <w:t> }</w:t>
-      </w:r>
-      <w:r>
-        <w:rPr>
-          <w:rFonts w:ascii="Courier New" w:hAnsi="Courier New" w:cs="Courier New"/>
-          <w:color w:val="000000"/>
-          <w:sz w:val="20"/>
-          <w:szCs w:val="20"/>
-        </w:rPr>
-        <w:t xml:space="preserve"> </w:t>
-      </w:r>
-    </w:p>
-    <w:p>
-      <w:pPr>
-        <w:pStyle w:val="a1"/>
-        <w:ind w:firstLine="402"/>
-        <w:rPr>
-          <w:rStyle w:val="u11"/>
-          <w:rFonts w:hint="eastAsia"/>
-        </w:rPr>
-      </w:pPr>
-      <w:r>
-        <w:rPr>
-          <w:rStyle w:val="u51"/>
-        </w:rPr>
-        <w:t>procedure</w:t>
-      </w:r>
-      <w:r>
-        <w:rPr>
-          <w:rFonts w:ascii="Courier New" w:hAnsi="Courier New" w:cs="Courier New"/>
-          <w:color w:val="000000"/>
-          <w:sz w:val="20"/>
-          <w:szCs w:val="20"/>
-        </w:rPr>
-        <w:t> </w:t>
-      </w:r>
-      <w:r>
-        <w:rPr>
-          <w:rStyle w:val="u41"/>
-        </w:rPr>
-        <w:t>SubActionUpdate</w:t>
-      </w:r>
-      <w:r>
-        <w:rPr>
-          <w:rStyle w:val="u91"/>
-        </w:rPr>
-        <w:t>(</w:t>
-      </w:r>
-      <w:r>
-        <w:rPr>
-          <w:rStyle w:val="u41"/>
-        </w:rPr>
-        <w:t>Index</w:t>
-      </w:r>
-      <w:r>
-        <w:rPr>
-          <w:rStyle w:val="u91"/>
-        </w:rPr>
-        <w:t>:</w:t>
-      </w:r>
-      <w:r>
-        <w:rPr>
-          <w:rFonts w:ascii="Courier New" w:hAnsi="Courier New" w:cs="Courier New"/>
-          <w:color w:val="000000"/>
-          <w:sz w:val="20"/>
-          <w:szCs w:val="20"/>
-        </w:rPr>
-        <w:t> </w:t>
-      </w:r>
-      <w:r>
-        <w:rPr>
-          <w:rStyle w:val="u41"/>
-        </w:rPr>
-        <w:t>Integer</w:t>
-      </w:r>
-      <w:r>
-        <w:rPr>
-          <w:rStyle w:val="u91"/>
-        </w:rPr>
-        <w:t>);</w:t>
-      </w:r>
-      <w:r>
-        <w:rPr>
-          <w:rFonts w:ascii="Courier New" w:hAnsi="Courier New" w:cs="Courier New"/>
-          <w:color w:val="000000"/>
-          <w:sz w:val="20"/>
-          <w:szCs w:val="20"/>
-        </w:rPr>
-        <w:t> </w:t>
-      </w:r>
-      <w:r>
-        <w:rPr>
-          <w:rStyle w:val="u51"/>
-        </w:rPr>
-        <w:t>virtual</w:t>
-      </w:r>
-      <w:r>
-        <w:rPr>
-          <w:rStyle w:val="u91"/>
-        </w:rPr>
-        <w:t>;</w:t>
-      </w:r>
-      <w:r>
-        <w:rPr>
-          <w:rFonts w:ascii="Courier New" w:hAnsi="Courier New" w:cs="Courier New"/>
-          <w:color w:val="000000"/>
-          <w:sz w:val="20"/>
-          <w:szCs w:val="20"/>
-        </w:rPr>
-        <w:t xml:space="preserve"> </w:t>
-      </w:r>
-      <w:r>
-        <w:rPr>
-          <w:rFonts w:ascii="Courier New" w:hAnsi="Courier New" w:cs="Courier New"/>
-          <w:color w:val="000000"/>
-          <w:sz w:val="20"/>
-          <w:szCs w:val="20"/>
-        </w:rPr>
-        <w:br/>
-        <w:t>    </w:t>
-      </w:r>
-      <w:r>
-        <w:rPr>
-          <w:rStyle w:val="u11"/>
-        </w:rPr>
-        <w:t>{* </w:t>
-      </w:r>
-      <w:r>
-        <w:rPr>
-          <w:rStyle w:val="u11"/>
-        </w:rPr>
-        <w:t>子菜单项更新方法，参数为子菜单的索引号，专家类重载该方法更新</w:t>
-      </w:r>
-      <w:r>
-        <w:rPr>
-          <w:rStyle w:val="u11"/>
-        </w:rPr>
-        <w:t> Action </w:t>
-      </w:r>
-      <w:r>
-        <w:rPr>
-          <w:rStyle w:val="u11"/>
-        </w:rPr>
-        <w:t>状态</w:t>
-      </w:r>
-      <w:r>
-        <w:rPr>
-          <w:rStyle w:val="u11"/>
-        </w:rPr>
-        <w:t> }</w:t>
-      </w:r>
-    </w:p>
-    <w:p>
-      <w:pPr>
-        <w:pStyle w:val="a1"/>
-        <w:ind w:firstLine="402"/>
-        <w:rPr>
-          <w:rFonts w:hint="eastAsia"/>
-        </w:rPr>
-      </w:pPr>
-      <w:r>
-        <w:rPr>
-          <w:rStyle w:val="u51"/>
-        </w:rPr>
-        <w:t>function</w:t>
-      </w:r>
-      <w:r>
-        <w:rPr>
-          <w:rFonts w:ascii="Courier New" w:hAnsi="Courier New" w:cs="Courier New"/>
-          <w:color w:val="000000"/>
-          <w:sz w:val="20"/>
-          <w:szCs w:val="20"/>
-        </w:rPr>
-        <w:t> </w:t>
-      </w:r>
-      <w:r>
-        <w:rPr>
-          <w:rStyle w:val="u41"/>
-        </w:rPr>
-        <w:t>RegisterASubAction</w:t>
-      </w:r>
-      <w:r>
-        <w:rPr>
-          <w:rStyle w:val="u91"/>
-        </w:rPr>
-        <w:t>(</w:t>
-      </w:r>
-      <w:r>
-        <w:rPr>
-          <w:rStyle w:val="u51"/>
-        </w:rPr>
-        <w:t>const</w:t>
-      </w:r>
-      <w:r>
-        <w:rPr>
-          <w:rFonts w:ascii="Courier New" w:hAnsi="Courier New" w:cs="Courier New"/>
-          <w:color w:val="000000"/>
-          <w:sz w:val="20"/>
-          <w:szCs w:val="20"/>
-        </w:rPr>
-        <w:t> </w:t>
-      </w:r>
-      <w:r>
-        <w:rPr>
-          <w:rStyle w:val="u41"/>
-        </w:rPr>
-        <w:t>ACommand</w:t>
-      </w:r>
-      <w:r>
-        <w:rPr>
-          <w:rStyle w:val="u91"/>
-        </w:rPr>
-        <w:t>,</w:t>
-      </w:r>
-      <w:r>
-        <w:rPr>
-          <w:rFonts w:ascii="Courier New" w:hAnsi="Courier New" w:cs="Courier New"/>
-          <w:color w:val="000000"/>
-          <w:sz w:val="20"/>
-          <w:szCs w:val="20"/>
-        </w:rPr>
-        <w:t> </w:t>
-      </w:r>
-      <w:r>
-        <w:rPr>
-          <w:rStyle w:val="u41"/>
-        </w:rPr>
-        <w:t>ACaption</w:t>
-      </w:r>
-      <w:r>
-        <w:rPr>
-          <w:rStyle w:val="u91"/>
-        </w:rPr>
-        <w:t>:</w:t>
-      </w:r>
-      <w:r>
-        <w:rPr>
-          <w:rFonts w:ascii="Courier New" w:hAnsi="Courier New" w:cs="Courier New"/>
-          <w:color w:val="000000"/>
-          <w:sz w:val="20"/>
-          <w:szCs w:val="20"/>
-        </w:rPr>
-        <w:t> </w:t>
-      </w:r>
-      <w:r>
-        <w:rPr>
-          <w:rStyle w:val="u51"/>
-        </w:rPr>
-        <w:t>string</w:t>
-      </w:r>
-      <w:r>
-        <w:rPr>
-          <w:rStyle w:val="u91"/>
-        </w:rPr>
-        <w:t>;</w:t>
-      </w:r>
-      <w:r>
-        <w:rPr>
-          <w:rFonts w:ascii="Courier New" w:hAnsi="Courier New" w:cs="Courier New"/>
-          <w:color w:val="000000"/>
-          <w:sz w:val="20"/>
-          <w:szCs w:val="20"/>
-        </w:rPr>
-        <w:t xml:space="preserve"> </w:t>
-      </w:r>
-      <w:r>
-        <w:rPr>
-          <w:rFonts w:ascii="Courier New" w:hAnsi="Courier New" w:cs="Courier New"/>
-          <w:color w:val="000000"/>
-          <w:sz w:val="20"/>
-          <w:szCs w:val="20"/>
-        </w:rPr>
-        <w:br/>
-        <w:t>      </w:t>
-      </w:r>
-      <w:r>
-        <w:rPr>
-          <w:rStyle w:val="u41"/>
-        </w:rPr>
-        <w:t>AShortCut</w:t>
-      </w:r>
-      <w:r>
-        <w:rPr>
-          <w:rStyle w:val="u91"/>
-        </w:rPr>
-        <w:t>:</w:t>
-      </w:r>
-      <w:r>
-        <w:rPr>
-          <w:rFonts w:ascii="Courier New" w:hAnsi="Courier New" w:cs="Courier New"/>
-          <w:color w:val="000000"/>
-          <w:sz w:val="20"/>
-          <w:szCs w:val="20"/>
-        </w:rPr>
-        <w:t> </w:t>
-      </w:r>
-      <w:r>
-        <w:rPr>
-          <w:rStyle w:val="u41"/>
-        </w:rPr>
-        <w:t>TShortCut</w:t>
-      </w:r>
-      <w:r>
-        <w:rPr>
-          <w:rFonts w:ascii="Courier New" w:hAnsi="Courier New" w:cs="Courier New"/>
-          <w:color w:val="000000"/>
-          <w:sz w:val="20"/>
-          <w:szCs w:val="20"/>
-        </w:rPr>
-        <w:t> </w:t>
-      </w:r>
-      <w:r>
-        <w:rPr>
-          <w:rStyle w:val="u91"/>
-        </w:rPr>
-        <w:t>=</w:t>
-      </w:r>
-      <w:r>
-        <w:rPr>
-          <w:rFonts w:ascii="Courier New" w:hAnsi="Courier New" w:cs="Courier New"/>
-          <w:color w:val="000000"/>
-          <w:sz w:val="20"/>
-          <w:szCs w:val="20"/>
-        </w:rPr>
-        <w:t> </w:t>
-      </w:r>
-      <w:r>
-        <w:rPr>
-          <w:rStyle w:val="u61"/>
-        </w:rPr>
-        <w:t>0</w:t>
-      </w:r>
-      <w:r>
-        <w:rPr>
-          <w:rStyle w:val="u91"/>
-        </w:rPr>
-        <w:t>;</w:t>
-      </w:r>
-      <w:r>
-        <w:rPr>
-          <w:rFonts w:ascii="Courier New" w:hAnsi="Courier New" w:cs="Courier New"/>
-          <w:color w:val="000000"/>
-          <w:sz w:val="20"/>
-          <w:szCs w:val="20"/>
-        </w:rPr>
-        <w:t> </w:t>
-      </w:r>
-      <w:r>
-        <w:rPr>
-          <w:rStyle w:val="u51"/>
-        </w:rPr>
-        <w:t>const</w:t>
-      </w:r>
-      <w:r>
-        <w:rPr>
-          <w:rFonts w:ascii="Courier New" w:hAnsi="Courier New" w:cs="Courier New"/>
-          <w:color w:val="000000"/>
-          <w:sz w:val="20"/>
-          <w:szCs w:val="20"/>
-        </w:rPr>
-        <w:t> </w:t>
-      </w:r>
-      <w:r>
-        <w:rPr>
-          <w:rStyle w:val="u41"/>
-        </w:rPr>
-        <w:t>AHint</w:t>
-      </w:r>
-      <w:r>
-        <w:rPr>
-          <w:rStyle w:val="u91"/>
-        </w:rPr>
-        <w:t>:</w:t>
-      </w:r>
-      <w:r>
-        <w:rPr>
-          <w:rFonts w:ascii="Courier New" w:hAnsi="Courier New" w:cs="Courier New"/>
-          <w:color w:val="000000"/>
-          <w:sz w:val="20"/>
-          <w:szCs w:val="20"/>
-        </w:rPr>
-        <w:t> </w:t>
-      </w:r>
-      <w:r>
-        <w:rPr>
-          <w:rStyle w:val="u51"/>
-        </w:rPr>
-        <w:t>string</w:t>
-      </w:r>
-      <w:r>
-        <w:rPr>
-          <w:rFonts w:ascii="Courier New" w:hAnsi="Courier New" w:cs="Courier New"/>
-          <w:color w:val="000000"/>
-          <w:sz w:val="20"/>
-          <w:szCs w:val="20"/>
-        </w:rPr>
-        <w:t> </w:t>
-      </w:r>
-      <w:r>
-        <w:rPr>
-          <w:rStyle w:val="u91"/>
-        </w:rPr>
-        <w:t>=</w:t>
-      </w:r>
-      <w:r>
-        <w:rPr>
-          <w:rFonts w:ascii="Courier New" w:hAnsi="Courier New" w:cs="Courier New"/>
-          <w:color w:val="000000"/>
-          <w:sz w:val="20"/>
-          <w:szCs w:val="20"/>
-        </w:rPr>
-        <w:t> </w:t>
-      </w:r>
-      <w:r>
-        <w:rPr>
-          <w:rStyle w:val="u81"/>
-        </w:rPr>
-        <w:t>''</w:t>
-      </w:r>
-      <w:r>
-        <w:rPr>
-          <w:rStyle w:val="u91"/>
-        </w:rPr>
-        <w:t>;</w:t>
-      </w:r>
-      <w:r>
-        <w:rPr>
-          <w:rFonts w:ascii="Courier New" w:hAnsi="Courier New" w:cs="Courier New"/>
-          <w:color w:val="000000"/>
-          <w:sz w:val="20"/>
-          <w:szCs w:val="20"/>
-        </w:rPr>
-        <w:t xml:space="preserve"> </w:t>
-      </w:r>
-      <w:r>
-        <w:rPr>
-          <w:rFonts w:ascii="Courier New" w:hAnsi="Courier New" w:cs="Courier New"/>
-          <w:color w:val="000000"/>
-          <w:sz w:val="20"/>
-          <w:szCs w:val="20"/>
-        </w:rPr>
-        <w:br/>
-        <w:t>      </w:t>
-      </w:r>
-      <w:r>
-        <w:rPr>
-          <w:rStyle w:val="u51"/>
-        </w:rPr>
-        <w:t>const</w:t>
-      </w:r>
-      <w:r>
-        <w:rPr>
-          <w:rFonts w:ascii="Courier New" w:hAnsi="Courier New" w:cs="Courier New"/>
-          <w:color w:val="000000"/>
-          <w:sz w:val="20"/>
-          <w:szCs w:val="20"/>
-        </w:rPr>
-        <w:t> </w:t>
-      </w:r>
-      <w:r>
-        <w:rPr>
-          <w:rStyle w:val="u41"/>
-        </w:rPr>
-        <w:t>AIconName</w:t>
-      </w:r>
-      <w:r>
-        <w:rPr>
-          <w:rStyle w:val="u91"/>
-        </w:rPr>
-        <w:t>:</w:t>
-      </w:r>
-      <w:r>
-        <w:rPr>
-          <w:rFonts w:ascii="Courier New" w:hAnsi="Courier New" w:cs="Courier New"/>
-          <w:color w:val="000000"/>
-          <w:sz w:val="20"/>
-          <w:szCs w:val="20"/>
-        </w:rPr>
-        <w:t> </w:t>
-      </w:r>
-      <w:r>
-        <w:rPr>
-          <w:rStyle w:val="u51"/>
-        </w:rPr>
-        <w:t>string</w:t>
-      </w:r>
-      <w:r>
-        <w:rPr>
-          <w:rFonts w:ascii="Courier New" w:hAnsi="Courier New" w:cs="Courier New"/>
-          <w:color w:val="000000"/>
-          <w:sz w:val="20"/>
-          <w:szCs w:val="20"/>
-        </w:rPr>
-        <w:t> </w:t>
-      </w:r>
-      <w:r>
-        <w:rPr>
-          <w:rStyle w:val="u91"/>
-        </w:rPr>
-        <w:t>=</w:t>
-      </w:r>
-      <w:r>
-        <w:rPr>
-          <w:rFonts w:ascii="Courier New" w:hAnsi="Courier New" w:cs="Courier New"/>
-          <w:color w:val="000000"/>
-          <w:sz w:val="20"/>
-          <w:szCs w:val="20"/>
-        </w:rPr>
-        <w:t> </w:t>
-      </w:r>
-      <w:r>
-        <w:rPr>
-          <w:rStyle w:val="u81"/>
-        </w:rPr>
-        <w:t>''</w:t>
-      </w:r>
-      <w:r>
-        <w:rPr>
-          <w:rStyle w:val="u91"/>
-        </w:rPr>
-        <w:t>):</w:t>
-      </w:r>
-      <w:r>
-        <w:rPr>
-          <w:rFonts w:ascii="Courier New" w:hAnsi="Courier New" w:cs="Courier New"/>
-          <w:color w:val="000000"/>
-          <w:sz w:val="20"/>
-          <w:szCs w:val="20"/>
-        </w:rPr>
-        <w:t> </w:t>
-      </w:r>
-      <w:r>
-        <w:rPr>
-          <w:rStyle w:val="u41"/>
-        </w:rPr>
-        <w:t>Integer</w:t>
-      </w:r>
-      <w:r>
-        <w:rPr>
-          <w:rStyle w:val="u91"/>
-        </w:rPr>
-        <w:t>;</w:t>
-      </w:r>
-      <w:r>
-        <w:rPr>
-          <w:rFonts w:ascii="Courier New" w:hAnsi="Courier New" w:cs="Courier New"/>
-          <w:color w:val="000000"/>
-          <w:sz w:val="20"/>
-          <w:szCs w:val="20"/>
-        </w:rPr>
-        <w:t xml:space="preserve"> </w:t>
-      </w:r>
-      <w:r>
-        <w:rPr>
-          <w:rFonts w:ascii="Courier New" w:hAnsi="Courier New" w:cs="Courier New"/>
-          <w:color w:val="000000"/>
-          <w:sz w:val="20"/>
-          <w:szCs w:val="20"/>
-        </w:rPr>
-        <w:br/>
-        <w:t>    </w:t>
-      </w:r>
-      <w:r>
-        <w:rPr>
-          <w:rStyle w:val="u11"/>
-        </w:rPr>
-        <w:t>{* </w:t>
-      </w:r>
-      <w:r>
-        <w:rPr>
-          <w:rStyle w:val="u11"/>
-        </w:rPr>
-        <w:t>注册一个子</w:t>
-      </w:r>
-      <w:r>
-        <w:rPr>
-          <w:rStyle w:val="u11"/>
-        </w:rPr>
-        <w:t> Action</w:t>
-      </w:r>
-      <w:r>
-        <w:rPr>
-          <w:rStyle w:val="u11"/>
-        </w:rPr>
-        <w:t>，返回索引号。</w:t>
-      </w:r>
-      <w:r>
-        <w:rPr>
-          <w:rFonts w:ascii="Courier New" w:hAnsi="Courier New" w:cs="Courier New"/>
-          <w:color w:val="000000"/>
-          <w:sz w:val="20"/>
-          <w:szCs w:val="20"/>
-        </w:rPr>
-        <w:t xml:space="preserve"> </w:t>
-      </w:r>
-      <w:r>
-        <w:rPr>
-          <w:rFonts w:ascii="Courier New" w:hAnsi="Courier New" w:cs="Courier New"/>
-          <w:color w:val="000000"/>
-          <w:sz w:val="20"/>
-          <w:szCs w:val="20"/>
-        </w:rPr>
-        <w:br/>
-      </w:r>
-      <w:r>
-        <w:rPr>
-          <w:rStyle w:val="u11"/>
-        </w:rPr>
-        <w:t>       ACommand: string         - Action </w:t>
-      </w:r>
-      <w:r>
-        <w:rPr>
-          <w:rStyle w:val="u11"/>
-        </w:rPr>
-        <w:t>命令字，必须为一个唯一的字符串值</w:t>
-      </w:r>
-      <w:r>
-        <w:rPr>
-          <w:rFonts w:ascii="Courier New" w:hAnsi="Courier New" w:cs="Courier New"/>
-          <w:color w:val="000000"/>
-          <w:sz w:val="20"/>
-          <w:szCs w:val="20"/>
-        </w:rPr>
-        <w:t xml:space="preserve"> </w:t>
-      </w:r>
-      <w:r>
-        <w:rPr>
-          <w:rFonts w:ascii="Courier New" w:hAnsi="Courier New" w:cs="Courier New"/>
-          <w:color w:val="000000"/>
-          <w:sz w:val="20"/>
-          <w:szCs w:val="20"/>
-        </w:rPr>
-        <w:br/>
-      </w:r>
-      <w:r>
-        <w:rPr>
-          <w:rStyle w:val="u11"/>
-        </w:rPr>
-        <w:t>       ACaption: string         - Action </w:t>
-      </w:r>
-      <w:r>
-        <w:rPr>
-          <w:rStyle w:val="u11"/>
-        </w:rPr>
-        <w:t>的标题</w:t>
-      </w:r>
-      <w:r>
-        <w:rPr>
-          <w:rFonts w:ascii="Courier New" w:hAnsi="Courier New" w:cs="Courier New"/>
-          <w:color w:val="000000"/>
-          <w:sz w:val="20"/>
-          <w:szCs w:val="20"/>
-        </w:rPr>
-        <w:t xml:space="preserve"> </w:t>
-      </w:r>
-      <w:r>
-        <w:rPr>
-          <w:rFonts w:ascii="Courier New" w:hAnsi="Courier New" w:cs="Courier New"/>
-          <w:color w:val="000000"/>
-          <w:sz w:val="20"/>
-          <w:szCs w:val="20"/>
-        </w:rPr>
-        <w:br/>
-      </w:r>
-      <w:r>
-        <w:rPr>
-          <w:rStyle w:val="u11"/>
-        </w:rPr>
-        <w:t>       AShortCut: TShortCut     - Action </w:t>
-      </w:r>
-      <w:r>
-        <w:rPr>
-          <w:rStyle w:val="u11"/>
-        </w:rPr>
-        <w:t>的默认快捷键，实际使用的键值会从注册表中读取</w:t>
-      </w:r>
-      <w:r>
-        <w:rPr>
-          <w:rFonts w:ascii="Courier New" w:hAnsi="Courier New" w:cs="Courier New"/>
-          <w:color w:val="000000"/>
-          <w:sz w:val="20"/>
-          <w:szCs w:val="20"/>
-        </w:rPr>
-        <w:t xml:space="preserve"> </w:t>
-      </w:r>
-      <w:r>
-        <w:rPr>
-          <w:rFonts w:ascii="Courier New" w:hAnsi="Courier New" w:cs="Courier New"/>
-          <w:color w:val="000000"/>
-          <w:sz w:val="20"/>
-          <w:szCs w:val="20"/>
-        </w:rPr>
-        <w:br/>
-      </w:r>
-      <w:r>
-        <w:rPr>
-          <w:rStyle w:val="u11"/>
-        </w:rPr>
-        <w:t>       AHint: string            - Action </w:t>
-      </w:r>
-      <w:r>
-        <w:rPr>
-          <w:rStyle w:val="u11"/>
-        </w:rPr>
-        <w:t>的提示信息</w:t>
-      </w:r>
-      <w:r>
-        <w:rPr>
-          <w:rFonts w:ascii="Courier New" w:hAnsi="Courier New" w:cs="Courier New"/>
-          <w:color w:val="000000"/>
-          <w:sz w:val="20"/>
-          <w:szCs w:val="20"/>
-        </w:rPr>
-        <w:t xml:space="preserve"> </w:t>
-      </w:r>
-      <w:r>
-        <w:rPr>
-          <w:rFonts w:ascii="Courier New" w:hAnsi="Courier New" w:cs="Courier New"/>
-          <w:color w:val="000000"/>
-          <w:sz w:val="20"/>
-          <w:szCs w:val="20"/>
-        </w:rPr>
-        <w:br/>
-      </w:r>
-      <w:r>
-        <w:rPr>
-          <w:rStyle w:val="u11"/>
-        </w:rPr>
-        <w:t>       Result: Integer          - </w:t>
-      </w:r>
-      <w:r>
-        <w:rPr>
-          <w:rStyle w:val="u11"/>
-        </w:rPr>
-        <w:t>返回列表中的索引号</w:t>
-      </w:r>
-      <w:r>
-        <w:rPr>
-          <w:rFonts w:ascii="Courier New" w:hAnsi="Courier New" w:cs="Courier New"/>
-          <w:color w:val="000000"/>
-          <w:sz w:val="20"/>
-          <w:szCs w:val="20"/>
-        </w:rPr>
-        <w:t xml:space="preserve"> </w:t>
-      </w:r>
-      <w:r>
-        <w:rPr>
-          <w:rFonts w:ascii="Courier New" w:hAnsi="Courier New" w:cs="Courier New" w:hint="eastAsia"/>
-          <w:color w:val="000000"/>
-          <w:sz w:val="20"/>
-          <w:szCs w:val="20"/>
-        </w:rPr>
-        <w:t xml:space="preserve">    </w:t>
-      </w:r>
-      <w:r>
-        <w:rPr>
-          <w:rStyle w:val="u11"/>
-        </w:rPr>
         <w:t>}</w:t>
       </w:r>
     </w:p>
     <w:p>
       <w:pPr>
-        <w:pStyle w:val="30"/>
-        <w:rPr>
-          <w:rFonts w:hint="eastAsia"/>
-        </w:rPr>
+        <w:pStyle w:val="31"/>
       </w:pPr>
       <w:bookmarkStart w:id="15" w:name="_Toc144902881"/>
       <w:r>
@@ -9203,10 +9007,7 @@
     </w:p>
     <w:p>
       <w:pPr>
-        <w:pStyle w:val="a1"/>
-        <w:rPr>
-          <w:rFonts w:hint="eastAsia"/>
-        </w:rPr>
+        <w:pStyle w:val="a2"/>
       </w:pPr>
       <w:r>
         <w:rPr>
@@ -9235,23 +9036,17 @@
     </w:p>
     <w:p>
       <w:pPr>
-        <w:pStyle w:val="a1"/>
-        <w:rPr>
-          <w:rFonts w:hint="eastAsia"/>
-        </w:rPr>
-      </w:pPr>
-    </w:p>
-    <w:p>
-      <w:pPr>
-        <w:pStyle w:val="a1"/>
+        <w:pStyle w:val="a2"/>
+      </w:pPr>
+    </w:p>
+    <w:p>
+      <w:pPr>
+        <w:pStyle w:val="a2"/>
         <w:numPr>
           <w:ilvl w:val="0"/>
           <w:numId w:val="47"/>
         </w:numPr>
         <w:ind w:firstLineChars="0"/>
-        <w:rPr>
-          <w:rFonts w:hint="eastAsia"/>
-        </w:rPr>
       </w:pPr>
       <w:r>
         <w:rPr>
@@ -9337,15 +9132,12 @@
     </w:p>
     <w:p>
       <w:pPr>
-        <w:pStyle w:val="a1"/>
+        <w:pStyle w:val="a2"/>
         <w:numPr>
           <w:ilvl w:val="0"/>
           <w:numId w:val="47"/>
         </w:numPr>
         <w:ind w:firstLineChars="0"/>
-        <w:rPr>
-          <w:rFonts w:hint="eastAsia"/>
-        </w:rPr>
       </w:pPr>
       <w:r>
         <w:rPr>
@@ -9443,15 +9235,12 @@
     </w:p>
     <w:p>
       <w:pPr>
-        <w:pStyle w:val="a1"/>
+        <w:pStyle w:val="a2"/>
         <w:numPr>
           <w:ilvl w:val="0"/>
           <w:numId w:val="47"/>
         </w:numPr>
         <w:ind w:firstLineChars="0"/>
-        <w:rPr>
-          <w:rFonts w:hint="eastAsia"/>
-        </w:rPr>
       </w:pPr>
       <w:r>
         <w:rPr>
@@ -9541,38 +9330,32 @@
         <w:t>的</w:t>
       </w:r>
       <w:r>
+        <w:t>ICnWizNotifierServices</w:t>
+      </w:r>
+      <w:r>
+        <w:rPr>
+          <w:rFonts w:hint="eastAsia"/>
+        </w:rPr>
+        <w:t>的声明部分。</w:t>
+      </w:r>
+    </w:p>
+    <w:p>
+      <w:pPr>
+        <w:pStyle w:val="31"/>
+      </w:pPr>
+      <w:bookmarkStart w:id="16" w:name="_Toc144902882"/>
+      <w:r>
+        <w:rPr>
+          <w:rFonts w:hint="eastAsia"/>
+        </w:rPr>
         <w:lastRenderedPageBreak/>
-        <w:t>ICnWizNotifierServices</w:t>
-      </w:r>
-      <w:r>
-        <w:rPr>
-          <w:rFonts w:hint="eastAsia"/>
-        </w:rPr>
-        <w:t>的声明部分。</w:t>
-      </w:r>
-    </w:p>
-    <w:p>
-      <w:pPr>
-        <w:pStyle w:val="30"/>
-        <w:rPr>
-          <w:rFonts w:hint="eastAsia"/>
-        </w:rPr>
-      </w:pPr>
-      <w:bookmarkStart w:id="16" w:name="_Toc144902882"/>
-      <w:r>
-        <w:rPr>
-          <w:rFonts w:hint="eastAsia"/>
-        </w:rPr>
         <w:t>实现专家插件功能</w:t>
       </w:r>
       <w:bookmarkEnd w:id="16"/>
     </w:p>
     <w:p>
       <w:pPr>
-        <w:pStyle w:val="a1"/>
-        <w:rPr>
-          <w:rFonts w:hint="eastAsia"/>
-        </w:rPr>
+        <w:pStyle w:val="a2"/>
       </w:pPr>
       <w:r>
         <w:rPr>
@@ -9667,10 +9450,7 @@
     </w:p>
     <w:p>
       <w:pPr>
-        <w:pStyle w:val="30"/>
-        <w:rPr>
-          <w:rFonts w:hint="eastAsia"/>
-        </w:rPr>
+        <w:pStyle w:val="31"/>
       </w:pPr>
       <w:bookmarkStart w:id="17" w:name="_Toc144902883"/>
       <w:r>
@@ -9683,10 +9463,7 @@
     </w:p>
     <w:p>
       <w:pPr>
-        <w:pStyle w:val="a1"/>
-        <w:rPr>
-          <w:rFonts w:hint="eastAsia"/>
-        </w:rPr>
+        <w:pStyle w:val="a2"/>
       </w:pPr>
       <w:r>
         <w:rPr>
@@ -9733,10 +9510,7 @@
     </w:p>
     <w:p>
       <w:pPr>
-        <w:pStyle w:val="a1"/>
-        <w:rPr>
-          <w:rFonts w:hint="eastAsia"/>
-        </w:rPr>
+        <w:pStyle w:val="a2"/>
       </w:pPr>
       <w:r>
         <w:rPr>
@@ -9867,10 +9641,7 @@
     </w:p>
     <w:p>
       <w:pPr>
-        <w:pStyle w:val="30"/>
-        <w:rPr>
-          <w:rFonts w:hint="eastAsia"/>
-        </w:rPr>
+        <w:pStyle w:val="31"/>
       </w:pPr>
       <w:bookmarkStart w:id="18" w:name="_Toc144902884"/>
       <w:r>
@@ -9883,10 +9654,7 @@
     </w:p>
     <w:p>
       <w:pPr>
-        <w:pStyle w:val="a1"/>
-        <w:rPr>
-          <w:rFonts w:hint="eastAsia"/>
-        </w:rPr>
+        <w:pStyle w:val="a2"/>
       </w:pPr>
       <w:r>
         <w:rPr>
@@ -9898,7 +9666,7 @@
         <w:rPr>
           <w:rFonts w:hint="eastAsia"/>
         </w:rPr>
-        <w:t>CnWizardsd</w:t>
+        <w:t>CnWizards</w:t>
       </w:r>
       <w:r>
         <w:rPr>
@@ -9921,10 +9689,7 @@
     </w:p>
     <w:p>
       <w:pPr>
-        <w:pStyle w:val="a1"/>
-        <w:rPr>
-          <w:rFonts w:hint="eastAsia"/>
-        </w:rPr>
+        <w:pStyle w:val="a2"/>
       </w:pPr>
       <w:r>
         <w:rPr>
@@ -9983,10 +9748,7 @@
     </w:p>
     <w:p>
       <w:pPr>
-        <w:pStyle w:val="a1"/>
-        <w:rPr>
-          <w:rFonts w:hint="eastAsia"/>
-        </w:rPr>
+        <w:pStyle w:val="a2"/>
       </w:pPr>
       <w:r>
         <w:rPr>
@@ -9997,23 +9759,17 @@
     </w:p>
     <w:p>
       <w:pPr>
-        <w:pStyle w:val="a1"/>
-        <w:rPr>
-          <w:rFonts w:hint="eastAsia"/>
-        </w:rPr>
-      </w:pPr>
-    </w:p>
-    <w:p>
-      <w:pPr>
-        <w:pStyle w:val="a1"/>
+        <w:pStyle w:val="a2"/>
+      </w:pPr>
+    </w:p>
+    <w:p>
+      <w:pPr>
+        <w:pStyle w:val="a2"/>
         <w:numPr>
           <w:ilvl w:val="0"/>
           <w:numId w:val="44"/>
         </w:numPr>
         <w:ind w:firstLineChars="0"/>
-        <w:rPr>
-          <w:rFonts w:hint="eastAsia"/>
-        </w:rPr>
       </w:pPr>
       <w:r>
         <w:rPr>
@@ -10024,15 +9780,12 @@
     </w:p>
     <w:p>
       <w:pPr>
-        <w:pStyle w:val="a1"/>
+        <w:pStyle w:val="a2"/>
         <w:numPr>
           <w:ilvl w:val="0"/>
           <w:numId w:val="44"/>
         </w:numPr>
         <w:ind w:firstLineChars="0"/>
-        <w:rPr>
-          <w:rFonts w:hint="eastAsia"/>
-        </w:rPr>
       </w:pPr>
       <w:r>
         <w:rPr>
@@ -10067,15 +9820,12 @@
     </w:p>
     <w:p>
       <w:pPr>
-        <w:pStyle w:val="a1"/>
+        <w:pStyle w:val="a2"/>
         <w:numPr>
           <w:ilvl w:val="0"/>
           <w:numId w:val="44"/>
         </w:numPr>
         <w:ind w:firstLineChars="0"/>
-        <w:rPr>
-          <w:rFonts w:hint="eastAsia"/>
-        </w:rPr>
       </w:pPr>
       <w:r>
         <w:rPr>
@@ -10122,15 +9872,12 @@
     </w:p>
     <w:p>
       <w:pPr>
-        <w:pStyle w:val="a1"/>
+        <w:pStyle w:val="a2"/>
         <w:numPr>
           <w:ilvl w:val="0"/>
           <w:numId w:val="44"/>
         </w:numPr>
         <w:ind w:firstLineChars="0"/>
-        <w:rPr>
-          <w:rFonts w:hint="eastAsia"/>
-        </w:rPr>
       </w:pPr>
       <w:r>
         <w:rPr>
@@ -10177,15 +9924,12 @@
     </w:p>
     <w:p>
       <w:pPr>
-        <w:pStyle w:val="a1"/>
+        <w:pStyle w:val="a2"/>
         <w:numPr>
           <w:ilvl w:val="0"/>
           <w:numId w:val="44"/>
         </w:numPr>
         <w:ind w:firstLineChars="0"/>
-        <w:rPr>
-          <w:rFonts w:hint="eastAsia"/>
-        </w:rPr>
       </w:pPr>
       <w:r>
         <w:rPr>
@@ -10208,15 +9952,12 @@
     </w:p>
     <w:p>
       <w:pPr>
-        <w:pStyle w:val="a1"/>
+        <w:pStyle w:val="a2"/>
         <w:numPr>
           <w:ilvl w:val="0"/>
           <w:numId w:val="44"/>
         </w:numPr>
         <w:ind w:firstLineChars="0"/>
-        <w:rPr>
-          <w:rFonts w:hint="eastAsia"/>
-        </w:rPr>
       </w:pPr>
       <w:r>
         <w:rPr>
@@ -10246,24 +9987,17 @@
         <w:rPr>
           <w:rFonts w:hint="eastAsia"/>
         </w:rPr>
-        <w:lastRenderedPageBreak/>
         <w:t>目录下的多语文件中。</w:t>
       </w:r>
     </w:p>
     <w:p>
       <w:pPr>
-        <w:pStyle w:val="a1"/>
-        <w:rPr>
-          <w:rFonts w:hint="eastAsia"/>
-        </w:rPr>
-      </w:pPr>
-    </w:p>
-    <w:p>
-      <w:pPr>
-        <w:pStyle w:val="a1"/>
-        <w:rPr>
-          <w:rFonts w:hint="eastAsia"/>
-        </w:rPr>
+        <w:pStyle w:val="a2"/>
+      </w:pPr>
+    </w:p>
+    <w:p>
+      <w:pPr>
+        <w:pStyle w:val="a2"/>
       </w:pPr>
       <w:r>
         <w:rPr>
@@ -10274,20 +10008,17 @@
     </w:p>
     <w:p>
       <w:pPr>
-        <w:pStyle w:val="a1"/>
-      </w:pPr>
-    </w:p>
-    <w:p>
-      <w:pPr>
-        <w:pStyle w:val="a1"/>
+        <w:pStyle w:val="a2"/>
+      </w:pPr>
+    </w:p>
+    <w:p>
+      <w:pPr>
+        <w:pStyle w:val="a2"/>
         <w:numPr>
           <w:ilvl w:val="0"/>
           <w:numId w:val="45"/>
         </w:numPr>
         <w:ind w:firstLineChars="0"/>
-        <w:rPr>
-          <w:rFonts w:hint="eastAsia"/>
-        </w:rPr>
       </w:pPr>
       <w:r>
         <w:rPr>
@@ -10310,15 +10041,12 @@
     </w:p>
     <w:p>
       <w:pPr>
-        <w:pStyle w:val="a1"/>
+        <w:pStyle w:val="a2"/>
         <w:numPr>
           <w:ilvl w:val="0"/>
           <w:numId w:val="45"/>
         </w:numPr>
         <w:ind w:firstLineChars="0"/>
-        <w:rPr>
-          <w:rFonts w:hint="eastAsia"/>
-        </w:rPr>
       </w:pPr>
       <w:r>
         <w:rPr>
@@ -10341,15 +10069,12 @@
     </w:p>
     <w:p>
       <w:pPr>
-        <w:pStyle w:val="a1"/>
+        <w:pStyle w:val="a2"/>
         <w:numPr>
           <w:ilvl w:val="0"/>
           <w:numId w:val="45"/>
         </w:numPr>
         <w:ind w:firstLineChars="0"/>
-        <w:rPr>
-          <w:rFonts w:hint="eastAsia"/>
-        </w:rPr>
       </w:pPr>
       <w:r>
         <w:rPr>
@@ -10360,15 +10085,12 @@
     </w:p>
     <w:p>
       <w:pPr>
-        <w:pStyle w:val="a1"/>
-      </w:pPr>
-    </w:p>
-    <w:p>
-      <w:pPr>
-        <w:pStyle w:val="a1"/>
-        <w:rPr>
-          <w:rFonts w:hint="eastAsia"/>
-        </w:rPr>
+        <w:pStyle w:val="a2"/>
+      </w:pPr>
+    </w:p>
+    <w:p>
+      <w:pPr>
+        <w:pStyle w:val="a2"/>
       </w:pPr>
       <w:r>
         <w:rPr>
@@ -10421,10 +10143,7 @@
     </w:p>
     <w:p>
       <w:pPr>
-        <w:pStyle w:val="30"/>
-        <w:rPr>
-          <w:rFonts w:hint="eastAsia"/>
-        </w:rPr>
+        <w:pStyle w:val="31"/>
       </w:pPr>
       <w:bookmarkStart w:id="19" w:name="_Toc144902885"/>
       <w:r>
@@ -10437,10 +10156,7 @@
     </w:p>
     <w:p>
       <w:pPr>
-        <w:pStyle w:val="a1"/>
-        <w:rPr>
-          <w:rFonts w:hint="eastAsia"/>
-        </w:rPr>
+        <w:pStyle w:val="a2"/>
       </w:pPr>
       <w:r>
         <w:rPr>
@@ -10655,10 +10371,7 @@
     </w:p>
     <w:p>
       <w:pPr>
-        <w:pStyle w:val="a1"/>
-        <w:rPr>
-          <w:rFonts w:hint="eastAsia"/>
-        </w:rPr>
+        <w:pStyle w:val="a2"/>
       </w:pPr>
       <w:r>
         <w:rPr>
@@ -10702,10 +10415,7 @@
     </w:p>
     <w:p>
       <w:pPr>
-        <w:pStyle w:val="a1"/>
-        <w:rPr>
-          <w:rFonts w:hint="eastAsia"/>
-        </w:rPr>
+        <w:pStyle w:val="a2"/>
       </w:pPr>
       <w:r>
         <w:rPr>
@@ -10764,10 +10474,7 @@
     </w:p>
     <w:p>
       <w:pPr>
-        <w:pStyle w:val="30"/>
-        <w:rPr>
-          <w:rFonts w:hint="eastAsia"/>
-        </w:rPr>
+        <w:pStyle w:val="31"/>
       </w:pPr>
       <w:bookmarkStart w:id="20" w:name="_Toc144902886"/>
       <w:r>
@@ -10780,10 +10487,7 @@
     </w:p>
     <w:p>
       <w:pPr>
-        <w:pStyle w:val="a1"/>
-        <w:rPr>
-          <w:rFonts w:hint="eastAsia"/>
-        </w:rPr>
+        <w:pStyle w:val="a2"/>
       </w:pPr>
       <w:r>
         <w:rPr>
@@ -10866,23 +10570,17 @@
     </w:p>
     <w:p>
       <w:pPr>
-        <w:pStyle w:val="a1"/>
-        <w:rPr>
-          <w:rFonts w:hint="eastAsia"/>
-        </w:rPr>
-      </w:pPr>
-    </w:p>
-    <w:p>
-      <w:pPr>
-        <w:pStyle w:val="a1"/>
+        <w:pStyle w:val="a2"/>
+      </w:pPr>
+    </w:p>
+    <w:p>
+      <w:pPr>
+        <w:pStyle w:val="a2"/>
         <w:numPr>
           <w:ilvl w:val="0"/>
           <w:numId w:val="48"/>
         </w:numPr>
         <w:ind w:firstLineChars="0"/>
-        <w:rPr>
-          <w:rFonts w:hint="eastAsia"/>
-        </w:rPr>
       </w:pPr>
       <w:r>
         <w:rPr>
@@ -10950,15 +10648,12 @@
     </w:p>
     <w:p>
       <w:pPr>
-        <w:pStyle w:val="a1"/>
+        <w:pStyle w:val="a2"/>
         <w:numPr>
           <w:ilvl w:val="0"/>
           <w:numId w:val="48"/>
         </w:numPr>
         <w:ind w:firstLineChars="0"/>
-        <w:rPr>
-          <w:rFonts w:hint="eastAsia"/>
-        </w:rPr>
       </w:pPr>
       <w:r>
         <w:rPr>
@@ -11038,15 +10733,12 @@
     </w:p>
     <w:p>
       <w:pPr>
-        <w:pStyle w:val="a1"/>
+        <w:pStyle w:val="a2"/>
         <w:numPr>
           <w:ilvl w:val="0"/>
           <w:numId w:val="48"/>
         </w:numPr>
         <w:ind w:firstLineChars="0"/>
-        <w:rPr>
-          <w:rFonts w:hint="eastAsia"/>
-        </w:rPr>
       </w:pPr>
       <w:r>
         <w:rPr>
@@ -11177,49 +10869,49 @@
     </w:p>
     <w:p>
       <w:pPr>
-        <w:pStyle w:val="a1"/>
-        <w:rPr>
-          <w:rFonts w:hint="eastAsia"/>
-        </w:rPr>
-      </w:pPr>
-    </w:p>
-    <w:p>
-      <w:pPr>
-        <w:pStyle w:val="a1"/>
-        <w:rPr>
-          <w:rFonts w:hint="eastAsia"/>
-        </w:rPr>
-      </w:pPr>
+        <w:pStyle w:val="a2"/>
+      </w:pPr>
+    </w:p>
+    <w:p>
+      <w:pPr>
+        <w:pStyle w:val="a2"/>
+      </w:pPr>
+      <w:r>
+        <w:rPr>
+          <w:rFonts w:hint="eastAsia"/>
+        </w:rPr>
+        <w:t>如果在运行期担心其他专家的功能对待调试的功能有干扰，则可以禁用其它专家，禁用有两种，一种是在专家设置对话框中选中不需要的专家，不勾其使能选项；这样此专家的</w:t>
+      </w:r>
+      <w:r>
+        <w:rPr>
+          <w:rFonts w:hint="eastAsia"/>
+        </w:rPr>
+        <w:t>Active</w:t>
+      </w:r>
+      <w:r>
+        <w:rPr>
+          <w:rFonts w:hint="eastAsia"/>
+        </w:rPr>
+        <w:t>属性为</w:t>
+      </w:r>
+      <w:r>
+        <w:rPr>
+          <w:rFonts w:hint="eastAsia"/>
+        </w:rPr>
+        <w:t>False</w:t>
+      </w:r>
+      <w:r>
+        <w:rPr>
+          <w:rFonts w:hint="eastAsia"/>
+        </w:rPr>
+        <w:t>，许多功能便不起作用；更彻底的是在高级设置中让不需要的专家不创建，这样专家连创建的机会都没有，除了占</w:t>
+      </w:r>
       <w:r>
         <w:rPr>
           <w:rFonts w:hint="eastAsia"/>
         </w:rPr>
         <w:lastRenderedPageBreak/>
-        <w:t>如果在运行期担心其他专家的功能对待调试的功能有干扰，则可以禁用其它专家，禁用有两种，一种是在专家设置对话框中选中不需要的专家，不勾其使能选项；这样此专家的</w:t>
-      </w:r>
-      <w:r>
-        <w:rPr>
-          <w:rFonts w:hint="eastAsia"/>
-        </w:rPr>
-        <w:t>Active</w:t>
-      </w:r>
-      <w:r>
-        <w:rPr>
-          <w:rFonts w:hint="eastAsia"/>
-        </w:rPr>
-        <w:t>属性为</w:t>
-      </w:r>
-      <w:r>
-        <w:rPr>
-          <w:rFonts w:hint="eastAsia"/>
-        </w:rPr>
-        <w:t>False</w:t>
-      </w:r>
-      <w:r>
-        <w:rPr>
-          <w:rFonts w:hint="eastAsia"/>
-        </w:rPr>
-        <w:t>，许多功能便不起作用；更彻底的是在高级设置中让不需要的专家不创建，这样专家连创建的机会都没有，除了占用内存之外，几乎不会产生任何运行期影响。这是最彻底的禁用办法，需要</w:t>
+        <w:t>用内存之外，几乎不会产生任何运行期影响。这是最彻底的禁用办法，需要</w:t>
       </w:r>
       <w:r>
         <w:rPr>
@@ -11236,10 +10928,7 @@
     </w:p>
     <w:p>
       <w:pPr>
-        <w:pStyle w:val="a1"/>
-        <w:rPr>
-          <w:rFonts w:hint="eastAsia"/>
-        </w:rPr>
+        <w:pStyle w:val="a2"/>
       </w:pPr>
       <w:r>
         <w:rPr>
@@ -11358,10 +11047,7 @@
     </w:p>
     <w:p>
       <w:pPr>
-        <w:pStyle w:val="a1"/>
-        <w:rPr>
-          <w:rFonts w:hint="eastAsia"/>
-        </w:rPr>
+        <w:pStyle w:val="a2"/>
       </w:pPr>
       <w:r>
         <w:rPr>
@@ -11396,10 +11082,7 @@
     </w:p>
     <w:p>
       <w:pPr>
-        <w:pStyle w:val="20"/>
-        <w:rPr>
-          <w:rFonts w:hint="eastAsia"/>
-        </w:rPr>
+        <w:pStyle w:val="21"/>
       </w:pPr>
       <w:bookmarkStart w:id="21" w:name="_Toc144902887"/>
       <w:r>
@@ -11418,10 +11101,7 @@
     </w:p>
     <w:p>
       <w:pPr>
-        <w:pStyle w:val="30"/>
-        <w:rPr>
-          <w:rFonts w:hint="eastAsia"/>
-        </w:rPr>
+        <w:pStyle w:val="31"/>
       </w:pPr>
       <w:bookmarkStart w:id="22" w:name="_Toc144902888"/>
       <w:r>
@@ -11434,10 +11114,7 @@
     </w:p>
     <w:p>
       <w:pPr>
-        <w:pStyle w:val="a1"/>
-        <w:rPr>
-          <w:rFonts w:hint="eastAsia"/>
-        </w:rPr>
+        <w:pStyle w:val="a2"/>
       </w:pPr>
       <w:r>
         <w:rPr>
@@ -11460,15 +11137,12 @@
     </w:p>
     <w:p>
       <w:pPr>
-        <w:pStyle w:val="a1"/>
-        <w:rPr>
-          <w:rFonts w:hint="eastAsia"/>
-        </w:rPr>
-      </w:pPr>
-    </w:p>
-    <w:p>
-      <w:pPr>
-        <w:pStyle w:val="a1"/>
+        <w:pStyle w:val="a2"/>
+      </w:pPr>
+    </w:p>
+    <w:p>
+      <w:pPr>
+        <w:pStyle w:val="a2"/>
       </w:pPr>
       <w:r>
         <w:t>CnWizBplEntry.pas</w:t>
@@ -11476,10 +11150,7 @@
     </w:p>
     <w:p>
       <w:pPr>
-        <w:pStyle w:val="a1"/>
-        <w:rPr>
-          <w:rFonts w:hint="eastAsia"/>
-        </w:rPr>
+        <w:pStyle w:val="a2"/>
       </w:pPr>
       <w:r>
         <w:rPr>
@@ -11502,18 +11173,12 @@
     </w:p>
     <w:p>
       <w:pPr>
-        <w:pStyle w:val="a1"/>
-        <w:rPr>
-          <w:rFonts w:hint="eastAsia"/>
-        </w:rPr>
-      </w:pPr>
-    </w:p>
-    <w:p>
-      <w:pPr>
-        <w:pStyle w:val="a1"/>
-        <w:rPr>
-          <w:rFonts w:hint="eastAsia"/>
-        </w:rPr>
+        <w:pStyle w:val="a2"/>
+      </w:pPr>
+    </w:p>
+    <w:p>
+      <w:pPr>
+        <w:pStyle w:val="a2"/>
       </w:pPr>
       <w:r>
         <w:t>CnWizClasses.pas</w:t>
@@ -11521,10 +11186,7 @@
     </w:p>
     <w:p>
       <w:pPr>
-        <w:pStyle w:val="a1"/>
-        <w:rPr>
-          <w:rFonts w:hint="eastAsia"/>
-        </w:rPr>
+        <w:pStyle w:val="a2"/>
       </w:pPr>
       <w:r>
         <w:rPr>
@@ -11535,18 +11197,12 @@
     </w:p>
     <w:p>
       <w:pPr>
-        <w:pStyle w:val="a1"/>
-        <w:rPr>
-          <w:rFonts w:hint="eastAsia"/>
-        </w:rPr>
-      </w:pPr>
-    </w:p>
-    <w:p>
-      <w:pPr>
-        <w:pStyle w:val="a1"/>
-        <w:rPr>
-          <w:rFonts w:hint="eastAsia"/>
-        </w:rPr>
+        <w:pStyle w:val="a2"/>
+      </w:pPr>
+    </w:p>
+    <w:p>
+      <w:pPr>
+        <w:pStyle w:val="a2"/>
       </w:pPr>
       <w:r>
         <w:t>CnWizCompilerConst.pas</w:t>
@@ -11554,10 +11210,7 @@
     </w:p>
     <w:p>
       <w:pPr>
-        <w:pStyle w:val="a1"/>
-        <w:rPr>
-          <w:rFonts w:hint="eastAsia"/>
-        </w:rPr>
+        <w:pStyle w:val="a2"/>
       </w:pPr>
       <w:r>
         <w:rPr>
@@ -11568,18 +11221,12 @@
     </w:p>
     <w:p>
       <w:pPr>
-        <w:pStyle w:val="a1"/>
-        <w:rPr>
-          <w:rFonts w:hint="eastAsia"/>
-        </w:rPr>
-      </w:pPr>
-    </w:p>
-    <w:p>
-      <w:pPr>
-        <w:pStyle w:val="a1"/>
-        <w:rPr>
-          <w:rFonts w:hint="eastAsia"/>
-        </w:rPr>
+        <w:pStyle w:val="a2"/>
+      </w:pPr>
+    </w:p>
+    <w:p>
+      <w:pPr>
+        <w:pStyle w:val="a2"/>
       </w:pPr>
       <w:r>
         <w:t>CnWizConsts.pas</w:t>
@@ -11587,10 +11234,7 @@
     </w:p>
     <w:p>
       <w:pPr>
-        <w:pStyle w:val="a1"/>
-        <w:rPr>
-          <w:rFonts w:hint="eastAsia"/>
-        </w:rPr>
+        <w:pStyle w:val="a2"/>
       </w:pPr>
       <w:r>
         <w:rPr>
@@ -11601,18 +11245,12 @@
     </w:p>
     <w:p>
       <w:pPr>
-        <w:pStyle w:val="a1"/>
-        <w:rPr>
-          <w:rFonts w:hint="eastAsia"/>
-        </w:rPr>
-      </w:pPr>
-    </w:p>
-    <w:p>
-      <w:pPr>
-        <w:pStyle w:val="a1"/>
-        <w:rPr>
-          <w:rFonts w:hint="eastAsia"/>
-        </w:rPr>
+        <w:pStyle w:val="a2"/>
+      </w:pPr>
+    </w:p>
+    <w:p>
+      <w:pPr>
+        <w:pStyle w:val="a2"/>
       </w:pPr>
       <w:r>
         <w:t>CnWizDllEntry.pas</w:t>
@@ -11620,10 +11258,7 @@
     </w:p>
     <w:p>
       <w:pPr>
-        <w:pStyle w:val="a1"/>
-        <w:rPr>
-          <w:rFonts w:hint="eastAsia"/>
-        </w:rPr>
+        <w:pStyle w:val="a2"/>
       </w:pPr>
       <w:r>
         <w:rPr>
@@ -11646,18 +11281,12 @@
     </w:p>
     <w:p>
       <w:pPr>
-        <w:pStyle w:val="a1"/>
-        <w:rPr>
-          <w:rFonts w:hint="eastAsia"/>
-        </w:rPr>
-      </w:pPr>
-    </w:p>
-    <w:p>
-      <w:pPr>
-        <w:pStyle w:val="a1"/>
-        <w:rPr>
-          <w:rFonts w:hint="eastAsia"/>
-        </w:rPr>
+        <w:pStyle w:val="a2"/>
+      </w:pPr>
+    </w:p>
+    <w:p>
+      <w:pPr>
+        <w:pStyle w:val="a2"/>
       </w:pPr>
       <w:r>
         <w:t>CnWizManager.pas</w:t>
@@ -11665,10 +11294,7 @@
     </w:p>
     <w:p>
       <w:pPr>
-        <w:pStyle w:val="a1"/>
-        <w:rPr>
-          <w:rFonts w:hint="eastAsia"/>
-        </w:rPr>
+        <w:pStyle w:val="a2"/>
       </w:pPr>
       <w:r>
         <w:rPr>
@@ -11679,18 +11305,12 @@
     </w:p>
     <w:p>
       <w:pPr>
-        <w:pStyle w:val="a1"/>
-        <w:rPr>
-          <w:rFonts w:hint="eastAsia"/>
-        </w:rPr>
-      </w:pPr>
-    </w:p>
-    <w:p>
-      <w:pPr>
-        <w:pStyle w:val="a1"/>
-        <w:rPr>
-          <w:rFonts w:hint="eastAsia"/>
-        </w:rPr>
+        <w:pStyle w:val="a2"/>
+      </w:pPr>
+    </w:p>
+    <w:p>
+      <w:pPr>
+        <w:pStyle w:val="a2"/>
       </w:pPr>
       <w:r>
         <w:t>CnWizMenuAction.pas</w:t>
@@ -11698,10 +11318,7 @@
     </w:p>
     <w:p>
       <w:pPr>
-        <w:pStyle w:val="a1"/>
-        <w:rPr>
-          <w:rFonts w:hint="eastAsia"/>
-        </w:rPr>
+        <w:pStyle w:val="a2"/>
       </w:pPr>
       <w:r>
         <w:rPr>
@@ -11724,18 +11341,12 @@
     </w:p>
     <w:p>
       <w:pPr>
-        <w:pStyle w:val="a1"/>
-        <w:rPr>
-          <w:rFonts w:hint="eastAsia"/>
-        </w:rPr>
-      </w:pPr>
-    </w:p>
-    <w:p>
-      <w:pPr>
-        <w:pStyle w:val="a1"/>
-        <w:rPr>
-          <w:rFonts w:hint="eastAsia"/>
-        </w:rPr>
+        <w:pStyle w:val="a2"/>
+      </w:pPr>
+    </w:p>
+    <w:p>
+      <w:pPr>
+        <w:pStyle w:val="a2"/>
       </w:pPr>
       <w:r>
         <w:t>CnWizOptions.pas</w:t>
@@ -11743,10 +11354,7 @@
     </w:p>
     <w:p>
       <w:pPr>
-        <w:pStyle w:val="a1"/>
-        <w:rPr>
-          <w:rFonts w:hint="eastAsia"/>
-        </w:rPr>
+        <w:pStyle w:val="a2"/>
       </w:pPr>
       <w:r>
         <w:rPr>
@@ -11757,18 +11365,12 @@
     </w:p>
     <w:p>
       <w:pPr>
-        <w:pStyle w:val="a1"/>
-        <w:rPr>
-          <w:rFonts w:hint="eastAsia"/>
-        </w:rPr>
-      </w:pPr>
-    </w:p>
-    <w:p>
-      <w:pPr>
-        <w:pStyle w:val="a1"/>
-        <w:rPr>
-          <w:rFonts w:hint="eastAsia"/>
-        </w:rPr>
+        <w:pStyle w:val="a2"/>
+      </w:pPr>
+    </w:p>
+    <w:p>
+      <w:pPr>
+        <w:pStyle w:val="a2"/>
       </w:pPr>
       <w:r>
         <w:t>CnWizShortCut.pas</w:t>
@@ -11776,10 +11378,7 @@
     </w:p>
     <w:p>
       <w:pPr>
-        <w:pStyle w:val="a1"/>
-        <w:rPr>
-          <w:rFonts w:hint="eastAsia"/>
-        </w:rPr>
+        <w:pStyle w:val="a2"/>
       </w:pPr>
       <w:r>
         <w:rPr>
@@ -11790,18 +11389,12 @@
     </w:p>
     <w:p>
       <w:pPr>
-        <w:pStyle w:val="a1"/>
-        <w:rPr>
-          <w:rFonts w:hint="eastAsia"/>
-        </w:rPr>
-      </w:pPr>
-    </w:p>
-    <w:p>
-      <w:pPr>
-        <w:pStyle w:val="a1"/>
-        <w:rPr>
-          <w:rFonts w:hint="eastAsia"/>
-        </w:rPr>
+        <w:pStyle w:val="a2"/>
+      </w:pPr>
+    </w:p>
+    <w:p>
+      <w:pPr>
+        <w:pStyle w:val="a2"/>
       </w:pPr>
       <w:r>
         <w:rPr>
@@ -11812,16 +11405,14 @@
     </w:p>
     <w:p>
       <w:pPr>
-        <w:pStyle w:val="30"/>
-        <w:rPr>
-          <w:rFonts w:hint="eastAsia"/>
-        </w:rPr>
+        <w:pStyle w:val="31"/>
       </w:pPr>
       <w:bookmarkStart w:id="23" w:name="_Toc144902889"/>
       <w:r>
         <w:rPr>
           <w:rFonts w:hint="eastAsia"/>
         </w:rPr>
+        <w:lastRenderedPageBreak/>
         <w:t>ToolsAPI</w:t>
       </w:r>
       <w:r>
@@ -11834,10 +11425,7 @@
     </w:p>
     <w:p>
       <w:pPr>
-        <w:pStyle w:val="a1"/>
-        <w:rPr>
-          <w:rFonts w:hint="eastAsia"/>
-        </w:rPr>
+        <w:pStyle w:val="a2"/>
       </w:pPr>
       <w:r>
         <w:rPr>
@@ -11920,10 +11508,7 @@
     </w:p>
     <w:p>
       <w:pPr>
-        <w:pStyle w:val="30"/>
-        <w:rPr>
-          <w:rFonts w:hint="eastAsia"/>
-        </w:rPr>
+        <w:pStyle w:val="31"/>
       </w:pPr>
       <w:bookmarkStart w:id="24" w:name="_Toc144902890"/>
       <w:r>
@@ -11936,10 +11521,7 @@
     </w:p>
     <w:p>
       <w:pPr>
-        <w:pStyle w:val="a1"/>
-        <w:rPr>
-          <w:rFonts w:hint="eastAsia"/>
-        </w:rPr>
+        <w:pStyle w:val="a2"/>
       </w:pPr>
       <w:r>
         <w:rPr>
@@ -11983,10 +11565,7 @@
     </w:p>
     <w:p>
       <w:pPr>
-        <w:pStyle w:val="30"/>
-        <w:rPr>
-          <w:rFonts w:hint="eastAsia"/>
-        </w:rPr>
+        <w:pStyle w:val="31"/>
       </w:pPr>
       <w:bookmarkStart w:id="25" w:name="_Toc144902891"/>
       <w:r>
@@ -12005,10 +11584,7 @@
     </w:p>
     <w:p>
       <w:pPr>
-        <w:pStyle w:val="a1"/>
-        <w:rPr>
-          <w:rFonts w:hint="eastAsia"/>
-        </w:rPr>
+        <w:pStyle w:val="a2"/>
       </w:pPr>
       <w:r>
         <w:rPr>
@@ -12058,10 +11634,7 @@
     </w:p>
     <w:p>
       <w:pPr>
-        <w:pStyle w:val="30"/>
-        <w:rPr>
-          <w:rFonts w:hint="eastAsia"/>
-        </w:rPr>
+        <w:pStyle w:val="31"/>
       </w:pPr>
       <w:bookmarkStart w:id="26" w:name="_Toc144902892"/>
       <w:r>
@@ -12074,10 +11647,7 @@
     </w:p>
     <w:p>
       <w:pPr>
-        <w:pStyle w:val="a1"/>
-        <w:rPr>
-          <w:rFonts w:hint="eastAsia"/>
-        </w:rPr>
+        <w:pStyle w:val="a2"/>
       </w:pPr>
       <w:r>
         <w:rPr>
@@ -12121,10 +11691,7 @@
     </w:p>
     <w:p>
       <w:pPr>
-        <w:pStyle w:val="a1"/>
-        <w:rPr>
-          <w:rFonts w:hint="eastAsia"/>
-        </w:rPr>
+        <w:pStyle w:val="a2"/>
       </w:pPr>
       <w:r>
         <w:rPr>
@@ -12135,11 +11702,8 @@
     </w:p>
     <w:p>
       <w:pPr>
-        <w:pStyle w:val="a1"/>
+        <w:pStyle w:val="a2"/>
         <w:ind w:firstLineChars="0" w:firstLine="0"/>
-        <w:rPr>
-          <w:rFonts w:hint="eastAsia"/>
-        </w:rPr>
       </w:pPr>
       <w:r>
         <w:rPr>
@@ -12198,71 +11762,68 @@
     </w:p>
     <w:p>
       <w:pPr>
-        <w:pStyle w:val="30"/>
-        <w:rPr>
-          <w:rFonts w:hint="eastAsia"/>
-        </w:rPr>
+        <w:pStyle w:val="31"/>
       </w:pPr>
       <w:bookmarkStart w:id="27" w:name="_Toc144902893"/>
       <w:r>
         <w:rPr>
           <w:rFonts w:hint="eastAsia"/>
         </w:rPr>
+        <w:t>专家设置管理器</w:t>
+      </w:r>
+      <w:bookmarkEnd w:id="27"/>
+    </w:p>
+    <w:p>
+      <w:pPr>
+        <w:pStyle w:val="a2"/>
+      </w:pPr>
+      <w:r>
+        <w:rPr>
+          <w:rFonts w:hint="eastAsia"/>
+        </w:rPr>
+        <w:t>框架目前未提供的专家统一设置管理功能，只在所有专家的设置界面中统一调用各个专家的</w:t>
+      </w:r>
+      <w:r>
+        <w:rPr>
+          <w:rFonts w:hint="eastAsia"/>
+        </w:rPr>
+        <w:t>Config</w:t>
+      </w:r>
+      <w:r>
+        <w:rPr>
+          <w:rFonts w:hint="eastAsia"/>
+        </w:rPr>
+        <w:t>虚拟方法，子专家可重载它的实现来弹出一设置窗口供用户设置内容。另外框架提供了统一的</w:t>
+      </w:r>
+      <w:r>
+        <w:rPr>
+          <w:rFonts w:hint="eastAsia"/>
+        </w:rPr>
+        <w:t>INI</w:t>
+      </w:r>
+      <w:r>
+        <w:rPr>
+          <w:rFonts w:hint="eastAsia"/>
+        </w:rPr>
+        <w:t>注册表</w:t>
+      </w:r>
+      <w:r>
+        <w:rPr>
+          <w:rFonts w:hint="eastAsia"/>
+        </w:rPr>
         <w:lastRenderedPageBreak/>
-        <w:t>专家设置管理器</w:t>
-      </w:r>
-      <w:bookmarkEnd w:id="27"/>
-    </w:p>
-    <w:p>
-      <w:pPr>
-        <w:pStyle w:val="a1"/>
-        <w:rPr>
-          <w:rFonts w:hint="eastAsia"/>
-        </w:rPr>
-      </w:pPr>
-      <w:r>
-        <w:rPr>
-          <w:rFonts w:hint="eastAsia"/>
-        </w:rPr>
-        <w:t>框架目前未提供的专家统一设置管理功能，只在所有专家的设置界面中统一调用各个专家的</w:t>
-      </w:r>
-      <w:r>
-        <w:rPr>
-          <w:rFonts w:hint="eastAsia"/>
-        </w:rPr>
-        <w:t>Config</w:t>
-      </w:r>
-      <w:r>
-        <w:rPr>
-          <w:rFonts w:hint="eastAsia"/>
-        </w:rPr>
-        <w:t>虚拟方法，子专家可重载它的实现来弹出一设置窗口供用户设置内容。另外框架提供了统一的</w:t>
-      </w:r>
-      <w:r>
-        <w:rPr>
-          <w:rFonts w:hint="eastAsia"/>
-        </w:rPr>
-        <w:t>INI</w:t>
-      </w:r>
-      <w:r>
-        <w:rPr>
-          <w:rFonts w:hint="eastAsia"/>
-        </w:rPr>
-        <w:t>注册表接口来读写设置信息，开发者可不关心读写的具体位置。</w:t>
-      </w:r>
-    </w:p>
-    <w:p>
-      <w:pPr>
-        <w:pStyle w:val="a1"/>
-        <w:rPr>
-          <w:rFonts w:hint="eastAsia"/>
-        </w:rPr>
-      </w:pPr>
-      <w:r>
-        <w:rPr>
-          <w:rFonts w:hint="eastAsia"/>
-        </w:rPr>
-        <w:t>在设置内容不适合于注册表中储存而必须保存在外部文件中的场合，开发者需要注意区分院原始的文件内容以及用户更改设置后的保存的文件内容。关于这部分，专家包提供了一部分简略的封装机制：初始化的数据文件都放在安装目录的</w:t>
+        <w:t>接口来读写设置信息，开发者可不关心读写的具体位置。</w:t>
+      </w:r>
+    </w:p>
+    <w:p>
+      <w:pPr>
+        <w:pStyle w:val="a2"/>
+      </w:pPr>
+      <w:r>
+        <w:rPr>
+          <w:rFonts w:hint="eastAsia"/>
+        </w:rPr>
+        <w:t>在设置内容不适合于注册表中储存而必须保存在外部文件中的场合，开发者需要注意区分原始的文件内容以及用户更改设置后的保存的文件内容。关于这部分，专家包提供了一部分简略的封装机制：初始化的数据文件都放在安装目录的</w:t>
       </w:r>
       <w:r>
         <w:rPr>
@@ -12315,10 +11876,7 @@
     </w:p>
     <w:p>
       <w:pPr>
-        <w:pStyle w:val="a1"/>
-        <w:rPr>
-          <w:rFonts w:hint="eastAsia"/>
-        </w:rPr>
+        <w:pStyle w:val="a2"/>
       </w:pPr>
       <w:r>
         <w:rPr>
@@ -12365,10 +11923,7 @@
     </w:p>
     <w:p>
       <w:pPr>
-        <w:pStyle w:val="a1"/>
-        <w:rPr>
-          <w:rFonts w:hint="eastAsia"/>
-        </w:rPr>
+        <w:pStyle w:val="a2"/>
       </w:pPr>
       <w:r>
         <w:rPr>
@@ -12412,19 +11967,15 @@
     </w:p>
     <w:p>
       <w:pPr>
-        <w:pStyle w:val="a1"/>
-        <w:rPr>
-          <w:rFonts w:hint="eastAsia"/>
-        </w:rPr>
-      </w:pPr>
-    </w:p>
-    <w:p>
-      <w:pPr>
-        <w:pStyle w:val="a1"/>
+        <w:pStyle w:val="a2"/>
+      </w:pPr>
+    </w:p>
+    <w:p>
+      <w:pPr>
+        <w:pStyle w:val="a2"/>
         <w:ind w:firstLine="402"/>
         <w:rPr>
           <w:rStyle w:val="u91"/>
-          <w:rFonts w:hint="eastAsia"/>
         </w:rPr>
       </w:pPr>
       <w:r>
@@ -12547,11 +12098,8 @@
     </w:p>
     <w:p>
       <w:pPr>
-        <w:pStyle w:val="a1"/>
+        <w:pStyle w:val="a2"/>
         <w:ind w:firstLine="400"/>
-        <w:rPr>
-          <w:rFonts w:hint="eastAsia"/>
-        </w:rPr>
       </w:pPr>
       <w:r>
         <w:rPr>
@@ -13050,18 +12598,12 @@
     </w:p>
     <w:p>
       <w:pPr>
-        <w:pStyle w:val="a1"/>
-        <w:rPr>
-          <w:rFonts w:hint="eastAsia"/>
-        </w:rPr>
-      </w:pPr>
-    </w:p>
-    <w:p>
-      <w:pPr>
-        <w:pStyle w:val="a1"/>
-        <w:rPr>
-          <w:rFonts w:hint="eastAsia"/>
-        </w:rPr>
+        <w:pStyle w:val="a2"/>
+      </w:pPr>
+    </w:p>
+    <w:p>
+      <w:pPr>
+        <w:pStyle w:val="a2"/>
       </w:pPr>
       <w:r>
         <w:rPr>
@@ -13081,10 +12623,7 @@
     </w:p>
     <w:p>
       <w:pPr>
-        <w:pStyle w:val="a1"/>
-        <w:rPr>
-          <w:rFonts w:hint="eastAsia"/>
-        </w:rPr>
+        <w:pStyle w:val="a2"/>
       </w:pPr>
       <w:r>
         <w:rPr>
@@ -13101,10 +12640,7 @@
     </w:p>
     <w:p>
       <w:pPr>
-        <w:pStyle w:val="30"/>
-        <w:rPr>
-          <w:rFonts w:hint="eastAsia"/>
-        </w:rPr>
+        <w:pStyle w:val="31"/>
       </w:pPr>
       <w:bookmarkStart w:id="28" w:name="_Toc144902894"/>
       <w:r>
@@ -13117,10 +12653,7 @@
     </w:p>
     <w:p>
       <w:pPr>
-        <w:pStyle w:val="a1"/>
-        <w:rPr>
-          <w:rFonts w:hint="eastAsia"/>
-        </w:rPr>
+        <w:pStyle w:val="a2"/>
       </w:pPr>
       <w:r>
         <w:rPr>
@@ -13131,10 +12664,7 @@
     </w:p>
     <w:p>
       <w:pPr>
-        <w:pStyle w:val="30"/>
-        <w:rPr>
-          <w:rFonts w:hint="eastAsia"/>
-        </w:rPr>
+        <w:pStyle w:val="31"/>
       </w:pPr>
       <w:bookmarkStart w:id="29" w:name="_Toc144902895"/>
       <w:r>
@@ -13147,10 +12677,7 @@
     </w:p>
     <w:p>
       <w:pPr>
-        <w:pStyle w:val="a1"/>
-        <w:rPr>
-          <w:rFonts w:hint="eastAsia"/>
-        </w:rPr>
+        <w:pStyle w:val="a2"/>
       </w:pPr>
       <w:r>
         <w:rPr>
@@ -13185,12 +12712,51 @@
     </w:p>
     <w:p>
       <w:pPr>
-        <w:pStyle w:val="30"/>
-        <w:rPr>
-          <w:rFonts w:hint="eastAsia"/>
-        </w:rPr>
+        <w:pStyle w:val="31"/>
       </w:pPr>
       <w:bookmarkStart w:id="30" w:name="_Toc144902896"/>
+      <w:r>
+        <w:rPr>
+          <w:rFonts w:hint="eastAsia"/>
+        </w:rPr>
+        <w:t>IDE</w:t>
+      </w:r>
+      <w:r>
+        <w:rPr>
+          <w:rFonts w:hint="eastAsia"/>
+        </w:rPr>
+        <w:t>挂接服务</w:t>
+      </w:r>
+      <w:bookmarkEnd w:id="30"/>
+    </w:p>
+    <w:p>
+      <w:pPr>
+        <w:pStyle w:val="a2"/>
+      </w:pPr>
+      <w:r>
+        <w:rPr>
+          <w:rFonts w:hint="eastAsia"/>
+        </w:rPr>
+        <w:t>框架对</w:t>
+      </w:r>
+      <w:r>
+        <w:rPr>
+          <w:rFonts w:hint="eastAsia"/>
+        </w:rPr>
+        <w:t>IDE</w:t>
+      </w:r>
+      <w:r>
+        <w:rPr>
+          <w:rFonts w:hint="eastAsia"/>
+        </w:rPr>
+        <w:t>常规功能的挂接服务。</w:t>
+      </w:r>
+    </w:p>
+    <w:p>
+      <w:pPr>
+        <w:pStyle w:val="31"/>
+      </w:pPr>
+      <w:bookmarkStart w:id="31" w:name="_Toc144902897"/>
       <w:r>
         <w:rPr>
           <w:rFonts w:hint="eastAsia"/>
@@ -13202,23 +12768,14 @@
         <w:rPr>
           <w:rFonts w:hint="eastAsia"/>
         </w:rPr>
-        <w:t>挂接服务</w:t>
-      </w:r>
-      <w:bookmarkEnd w:id="30"/>
-    </w:p>
-    <w:p>
-      <w:pPr>
-        <w:pStyle w:val="a1"/>
-        <w:rPr>
-          <w:rFonts w:hint="eastAsia"/>
-        </w:rPr>
-      </w:pPr>
-      <w:r>
-        <w:rPr>
-          <w:rFonts w:hint="eastAsia"/>
-        </w:rPr>
-        <w:t>框架对</w:t>
-      </w:r>
+        <w:t>停靠窗体</w:t>
+      </w:r>
+      <w:bookmarkEnd w:id="31"/>
+    </w:p>
+    <w:p>
+      <w:pPr>
+        <w:pStyle w:val="a2"/>
+      </w:pPr>
       <w:r>
         <w:rPr>
           <w:rFonts w:hint="eastAsia"/>
@@ -13229,17 +12786,32 @@
         <w:rPr>
           <w:rFonts w:hint="eastAsia"/>
         </w:rPr>
-        <w:t>常规功能的挂接服务。</w:t>
-      </w:r>
-    </w:p>
-    <w:p>
-      <w:pPr>
-        <w:pStyle w:val="30"/>
-        <w:rPr>
-          <w:rFonts w:hint="eastAsia"/>
-        </w:rPr>
-      </w:pPr>
-      <w:bookmarkStart w:id="31" w:name="_Toc144902897"/>
+        <w:t>中的可停靠窗体，比如</w:t>
+      </w:r>
+      <w:r>
+        <w:rPr>
+          <w:rFonts w:hint="eastAsia"/>
+        </w:rPr>
+        <w:t>Object Inspector</w:t>
+      </w:r>
+      <w:r>
+        <w:rPr>
+          <w:rFonts w:hint="eastAsia"/>
+        </w:rPr>
+        <w:t>，呈</w:t>
+      </w:r>
+      <w:r>
+        <w:rPr>
+          <w:rFonts w:hint="eastAsia"/>
+        </w:rPr>
+        <w:t>SizeToolWin</w:t>
+      </w:r>
+      <w:r>
+        <w:rPr>
+          <w:rFonts w:hint="eastAsia"/>
+        </w:rPr>
+        <w:t>的风格，可以方便地拖放到代码编辑器边缘，也可和其他可停靠窗体组合。要实现</w:t>
+      </w:r>
       <w:r>
         <w:rPr>
           <w:rFonts w:hint="eastAsia"/>
@@ -13250,52 +12822,274 @@
         <w:rPr>
           <w:rFonts w:hint="eastAsia"/>
         </w:rPr>
-        <w:t>停靠窗体</w:t>
-      </w:r>
-      <w:bookmarkEnd w:id="31"/>
-    </w:p>
-    <w:p>
-      <w:pPr>
-        <w:pStyle w:val="a1"/>
-        <w:rPr>
-          <w:rFonts w:hint="eastAsia"/>
-        </w:rPr>
-      </w:pPr>
+        <w:t>中的可停靠窗体，窗体本身必须继承于</w:t>
+      </w:r>
+      <w:r>
+        <w:t>T</w:t>
+      </w:r>
+      <w:r>
+        <w:rPr>
+          <w:rFonts w:hint="eastAsia"/>
+        </w:rPr>
+        <w:t>D</w:t>
+      </w:r>
+      <w:r>
+        <w:t>ockableForm</w:t>
+      </w:r>
+      <w:r>
+        <w:rPr>
+          <w:rFonts w:hint="eastAsia"/>
+        </w:rPr>
+        <w:t>，此类所在的单元为</w:t>
+      </w:r>
+      <w:r>
+        <w:rPr>
+          <w:rFonts w:hint="eastAsia"/>
+        </w:rPr>
+        <w:t>DockForm</w:t>
+      </w:r>
+      <w:r>
+        <w:rPr>
+          <w:rFonts w:hint="eastAsia"/>
+        </w:rPr>
+        <w:t>，但在</w:t>
+      </w:r>
+      <w:r>
+        <w:rPr>
+          <w:rFonts w:hint="eastAsia"/>
+        </w:rPr>
+        <w:t>VCL</w:t>
+      </w:r>
+      <w:r>
+        <w:rPr>
+          <w:rFonts w:hint="eastAsia"/>
+        </w:rPr>
+        <w:t>中无源码存在，仅仅存在于</w:t>
+      </w:r>
+      <w:r>
+        <w:rPr>
+          <w:rFonts w:hint="eastAsia"/>
+        </w:rPr>
+        <w:t xml:space="preserve">DsnIdeXX/DesignIde </w:t>
+      </w:r>
+      <w:r>
+        <w:rPr>
+          <w:rFonts w:hint="eastAsia"/>
+        </w:rPr>
+        <w:t>包中，所以专家包工程的链接选项中有它们。</w:t>
+      </w:r>
+    </w:p>
+    <w:p>
+      <w:pPr>
+        <w:pStyle w:val="a2"/>
+      </w:pPr>
+      <w:r>
+        <w:rPr>
+          <w:rFonts w:hint="eastAsia"/>
+        </w:rPr>
+        <w:t>另外，由于多语的要求，专家中的窗体必须继承自</w:t>
+      </w:r>
+      <w:r>
+        <w:rPr>
+          <w:rFonts w:hint="eastAsia"/>
+        </w:rPr>
+        <w:t>TCnTraslateForm</w:t>
+      </w:r>
+      <w:r>
+        <w:rPr>
+          <w:rFonts w:hint="eastAsia"/>
+        </w:rPr>
+        <w:t>，这样就有了一点冲突。为了解决此问题。专家新增了一</w:t>
+      </w:r>
+      <w:r>
+        <w:t>CnWizIdeDock</w:t>
+      </w:r>
+      <w:r>
+        <w:rPr>
+          <w:rFonts w:hint="eastAsia"/>
+        </w:rPr>
+        <w:t>单元，从</w:t>
+      </w:r>
+      <w:r>
+        <w:rPr>
+          <w:rFonts w:hint="eastAsia"/>
+        </w:rPr>
+        <w:t>TDockableForm</w:t>
+      </w:r>
+      <w:r>
+        <w:rPr>
+          <w:rFonts w:hint="eastAsia"/>
+        </w:rPr>
+        <w:t>继承了一</w:t>
+      </w:r>
+      <w:r>
+        <w:t>T</w:t>
+      </w:r>
+      <w:r>
+        <w:rPr>
+          <w:rFonts w:hint="eastAsia"/>
+        </w:rPr>
+        <w:t>C</w:t>
+      </w:r>
+      <w:r>
+        <w:t>nIdeDockForm</w:t>
+      </w:r>
+      <w:r>
+        <w:rPr>
+          <w:rFonts w:hint="eastAsia"/>
+        </w:rPr>
+        <w:t>，同样实现了</w:t>
+      </w:r>
+      <w:r>
+        <w:rPr>
+          <w:rFonts w:hint="eastAsia"/>
+        </w:rPr>
+        <w:t>TCnTraslateForm</w:t>
+      </w:r>
+      <w:r>
+        <w:rPr>
+          <w:rFonts w:hint="eastAsia"/>
+        </w:rPr>
+        <w:t>的多语支持功能，因此专家中需要实现停靠功能的窗体，只需从</w:t>
+      </w:r>
+      <w:r>
+        <w:rPr>
+          <w:rFonts w:hint="eastAsia"/>
+        </w:rPr>
+        <w:t>TCnIdeDockForm</w:t>
+      </w:r>
+      <w:r>
+        <w:rPr>
+          <w:rFonts w:hint="eastAsia"/>
+        </w:rPr>
+        <w:t>继承就够了。</w:t>
+      </w:r>
+    </w:p>
+    <w:p>
+      <w:pPr>
+        <w:pStyle w:val="31"/>
+      </w:pPr>
+      <w:bookmarkStart w:id="32" w:name="_Toc144902898"/>
+      <w:r>
+        <w:rPr>
+          <w:rFonts w:hint="eastAsia"/>
+        </w:rPr>
+        <w:t>属性及组件编辑器系统</w:t>
+      </w:r>
+      <w:bookmarkEnd w:id="32"/>
+    </w:p>
+    <w:p>
+      <w:pPr>
+        <w:pStyle w:val="a2"/>
+      </w:pPr>
+      <w:r>
+        <w:rPr>
+          <w:rFonts w:hint="eastAsia"/>
+        </w:rPr>
+        <w:t>属性及组件编辑器的统一管理机制。</w:t>
+      </w:r>
+    </w:p>
+    <w:p>
+      <w:pPr>
+        <w:pStyle w:val="31"/>
+      </w:pPr>
+      <w:bookmarkStart w:id="33" w:name="_Toc144902899"/>
+      <w:r>
+        <w:rPr>
+          <w:rFonts w:hint="eastAsia"/>
+        </w:rPr>
+        <w:t>仓库专家系统</w:t>
+      </w:r>
+      <w:bookmarkEnd w:id="33"/>
+    </w:p>
+    <w:p>
+      <w:pPr>
+        <w:pStyle w:val="a2"/>
+      </w:pPr>
+      <w:r>
+        <w:rPr>
+          <w:rFonts w:hint="eastAsia"/>
+        </w:rPr>
+        <w:t>为编写仓库专家提供的公共服务及仓库专家管理器。</w:t>
+      </w:r>
+    </w:p>
+    <w:p>
+      <w:pPr>
+        <w:pStyle w:val="31"/>
+      </w:pPr>
+      <w:bookmarkStart w:id="34" w:name="_Toc144902900"/>
+      <w:r>
+        <w:rPr>
+          <w:rFonts w:hint="eastAsia"/>
+        </w:rPr>
+        <w:t>与</w:t>
+      </w:r>
+      <w:r>
+        <w:rPr>
+          <w:rFonts w:hint="eastAsia"/>
+        </w:rPr>
+        <w:t>WEB</w:t>
+      </w:r>
+      <w:r>
+        <w:rPr>
+          <w:rFonts w:hint="eastAsia"/>
+        </w:rPr>
+        <w:t>服务器的交互</w:t>
+      </w:r>
+      <w:bookmarkEnd w:id="34"/>
+    </w:p>
+    <w:p>
+      <w:pPr>
+        <w:pStyle w:val="a2"/>
+      </w:pPr>
+      <w:r>
+        <w:rPr>
+          <w:rFonts w:hint="eastAsia"/>
+        </w:rPr>
+        <w:t>由框架提供的专家插件与</w:t>
+      </w:r>
+      <w:r>
+        <w:rPr>
+          <w:rFonts w:hint="eastAsia"/>
+        </w:rPr>
+        <w:t>WEB</w:t>
+      </w:r>
+      <w:r>
+        <w:rPr>
+          <w:rFonts w:hint="eastAsia"/>
+        </w:rPr>
+        <w:t>服务器交互的统一接口。</w:t>
+      </w:r>
+    </w:p>
+    <w:p>
+      <w:pPr>
+        <w:pStyle w:val="21"/>
+      </w:pPr>
+      <w:bookmarkStart w:id="35" w:name="_Toc144902901"/>
+      <w:r>
+        <w:rPr>
+          <w:rFonts w:hint="eastAsia"/>
+        </w:rPr>
+        <w:t>深入研究</w:t>
+      </w:r>
       <w:r>
         <w:rPr>
           <w:rFonts w:hint="eastAsia"/>
         </w:rPr>
         <w:t>IDE</w:t>
       </w:r>
-      <w:r>
-        <w:rPr>
-          <w:rFonts w:hint="eastAsia"/>
-        </w:rPr>
-        <w:t>中的可停靠窗体，比如</w:t>
-      </w:r>
-      <w:r>
-        <w:rPr>
-          <w:rFonts w:hint="eastAsia"/>
-        </w:rPr>
-        <w:t>Object Inspector</w:t>
-      </w:r>
-      <w:r>
-        <w:rPr>
-          <w:rFonts w:hint="eastAsia"/>
-        </w:rPr>
-        <w:t>，呈</w:t>
-      </w:r>
-      <w:r>
-        <w:rPr>
-          <w:rFonts w:hint="eastAsia"/>
-        </w:rPr>
-        <w:t>SizeToolWin</w:t>
-      </w:r>
-      <w:r>
-        <w:rPr>
-          <w:rFonts w:hint="eastAsia"/>
-        </w:rPr>
-        <w:t>的风格，可以方便地拖放到代码编辑器边缘，也可和其他可停靠窗体组合。要实现</w:t>
+      <w:bookmarkEnd w:id="35"/>
+    </w:p>
+    <w:p>
+      <w:pPr>
+        <w:pStyle w:val="31"/>
+      </w:pPr>
+      <w:bookmarkStart w:id="36" w:name="_Toc144902902"/>
+      <w:r>
+        <w:rPr>
+          <w:rFonts w:hint="eastAsia"/>
+        </w:rPr>
+        <w:t>查看</w:t>
       </w:r>
       <w:r>
         <w:rPr>
@@ -13307,279 +13101,31 @@
         <w:rPr>
           <w:rFonts w:hint="eastAsia"/>
         </w:rPr>
-        <w:t>中的可停靠窗体，窗体本身必须继承于</w:t>
-      </w:r>
-      <w:r>
-        <w:t>T</w:t>
-      </w:r>
-      <w:r>
-        <w:rPr>
-          <w:rFonts w:hint="eastAsia"/>
-        </w:rPr>
-        <w:t>D</w:t>
-      </w:r>
-      <w:r>
-        <w:t>ockableForm</w:t>
-      </w:r>
-      <w:r>
-        <w:rPr>
-          <w:rFonts w:hint="eastAsia"/>
-        </w:rPr>
-        <w:t>，此类所在的单元为</w:t>
-      </w:r>
-      <w:r>
-        <w:rPr>
-          <w:rFonts w:hint="eastAsia"/>
-        </w:rPr>
-        <w:t>DockForm</w:t>
-      </w:r>
-      <w:r>
-        <w:rPr>
-          <w:rFonts w:hint="eastAsia"/>
-        </w:rPr>
-        <w:t>，但在</w:t>
-      </w:r>
-      <w:r>
-        <w:rPr>
-          <w:rFonts w:hint="eastAsia"/>
-        </w:rPr>
-        <w:t>VCL</w:t>
-      </w:r>
-      <w:r>
-        <w:rPr>
-          <w:rFonts w:hint="eastAsia"/>
-        </w:rPr>
-        <w:t>中无源码存在，仅仅存在于</w:t>
-      </w:r>
-      <w:r>
-        <w:rPr>
-          <w:rFonts w:hint="eastAsia"/>
-        </w:rPr>
-        <w:t xml:space="preserve">DsnIdeXX/DesignIde </w:t>
-      </w:r>
-      <w:r>
-        <w:rPr>
-          <w:rFonts w:hint="eastAsia"/>
-        </w:rPr>
-        <w:t>包中，所以专家包工程的链接选项中有它们。</w:t>
-      </w:r>
-    </w:p>
-    <w:p>
-      <w:pPr>
-        <w:pStyle w:val="a1"/>
-        <w:rPr>
-          <w:rFonts w:hint="eastAsia"/>
-        </w:rPr>
-      </w:pPr>
-      <w:r>
-        <w:rPr>
-          <w:rFonts w:hint="eastAsia"/>
-        </w:rPr>
-        <w:t>另外，由于多语的要求，专家中的窗体必须继承自</w:t>
-      </w:r>
-      <w:r>
-        <w:rPr>
-          <w:rFonts w:hint="eastAsia"/>
-        </w:rPr>
-        <w:t>TCnTraslateForm</w:t>
-      </w:r>
-      <w:r>
-        <w:rPr>
-          <w:rFonts w:hint="eastAsia"/>
-        </w:rPr>
-        <w:t>，这样就有了一点冲突。为了解决此问题。专家新增了一</w:t>
-      </w:r>
-      <w:r>
-        <w:t>CnWizIdeDock</w:t>
-      </w:r>
-      <w:r>
-        <w:rPr>
-          <w:rFonts w:hint="eastAsia"/>
-        </w:rPr>
-        <w:t>单元，从</w:t>
-      </w:r>
-      <w:r>
-        <w:rPr>
-          <w:rFonts w:hint="eastAsia"/>
-        </w:rPr>
-        <w:t>TDockableForm</w:t>
-      </w:r>
-      <w:r>
-        <w:rPr>
-          <w:rFonts w:hint="eastAsia"/>
-        </w:rPr>
-        <w:t>继承了一</w:t>
-      </w:r>
-      <w:r>
-        <w:t>T</w:t>
-      </w:r>
-      <w:r>
-        <w:rPr>
-          <w:rFonts w:hint="eastAsia"/>
-        </w:rPr>
-        <w:t>C</w:t>
-      </w:r>
-      <w:r>
-        <w:t>nIdeDockForm</w:t>
-      </w:r>
-      <w:r>
-        <w:rPr>
-          <w:rFonts w:hint="eastAsia"/>
-        </w:rPr>
-        <w:t>，同样实现了</w:t>
-      </w:r>
-      <w:r>
-        <w:rPr>
-          <w:rFonts w:hint="eastAsia"/>
-        </w:rPr>
-        <w:t>TCnTraslateForm</w:t>
-      </w:r>
-      <w:r>
-        <w:rPr>
-          <w:rFonts w:hint="eastAsia"/>
-        </w:rPr>
-        <w:t>的多语支持功能，因此专家中需要实现停靠功能的窗体，只需从</w:t>
-      </w:r>
-      <w:r>
-        <w:rPr>
-          <w:rFonts w:hint="eastAsia"/>
-        </w:rPr>
-        <w:t>TCnIdeDockForm</w:t>
-      </w:r>
-      <w:r>
-        <w:rPr>
-          <w:rFonts w:hint="eastAsia"/>
-        </w:rPr>
-        <w:t>继承就够了。</w:t>
-      </w:r>
-    </w:p>
-    <w:p>
-      <w:pPr>
-        <w:pStyle w:val="30"/>
-        <w:rPr>
-          <w:rFonts w:hint="eastAsia"/>
-        </w:rPr>
-      </w:pPr>
-      <w:bookmarkStart w:id="32" w:name="_Toc144902898"/>
-      <w:r>
-        <w:rPr>
-          <w:rFonts w:hint="eastAsia"/>
-        </w:rPr>
-        <w:t>属性及组件编辑器系统</w:t>
-      </w:r>
-      <w:bookmarkEnd w:id="32"/>
-    </w:p>
-    <w:p>
-      <w:pPr>
-        <w:pStyle w:val="a1"/>
-        <w:rPr>
-          <w:rFonts w:hint="eastAsia"/>
-        </w:rPr>
-      </w:pPr>
-      <w:r>
-        <w:rPr>
-          <w:rFonts w:hint="eastAsia"/>
-        </w:rPr>
-        <w:t>属性及组件编辑器的统一管理机制。</w:t>
-      </w:r>
-    </w:p>
-    <w:p>
-      <w:pPr>
-        <w:pStyle w:val="30"/>
-        <w:rPr>
-          <w:rFonts w:hint="eastAsia"/>
-        </w:rPr>
-      </w:pPr>
-      <w:bookmarkStart w:id="33" w:name="_Toc144902899"/>
-      <w:r>
-        <w:rPr>
-          <w:rFonts w:hint="eastAsia"/>
-        </w:rPr>
-        <w:t>仓库专家系统</w:t>
-      </w:r>
-      <w:bookmarkEnd w:id="33"/>
-    </w:p>
-    <w:p>
-      <w:pPr>
-        <w:pStyle w:val="a1"/>
-        <w:rPr>
-          <w:rFonts w:hint="eastAsia"/>
-        </w:rPr>
-      </w:pPr>
-      <w:r>
-        <w:rPr>
-          <w:rFonts w:hint="eastAsia"/>
-        </w:rPr>
-        <w:t>为编写仓库专家提供的公共服务及仓库专家管理器。</w:t>
-      </w:r>
-    </w:p>
-    <w:p>
-      <w:pPr>
-        <w:pStyle w:val="30"/>
-        <w:rPr>
-          <w:rFonts w:hint="eastAsia"/>
-        </w:rPr>
-      </w:pPr>
-      <w:bookmarkStart w:id="34" w:name="_Toc144902900"/>
-      <w:r>
-        <w:rPr>
-          <w:rFonts w:hint="eastAsia"/>
-        </w:rPr>
-        <w:t>与</w:t>
-      </w:r>
-      <w:r>
-        <w:rPr>
-          <w:rFonts w:hint="eastAsia"/>
-        </w:rPr>
-        <w:t>WEB</w:t>
-      </w:r>
-      <w:r>
-        <w:rPr>
-          <w:rFonts w:hint="eastAsia"/>
-        </w:rPr>
-        <w:t>服务器的交互</w:t>
-      </w:r>
-      <w:bookmarkEnd w:id="34"/>
-    </w:p>
-    <w:p>
-      <w:pPr>
-        <w:pStyle w:val="a1"/>
-        <w:rPr>
-          <w:rFonts w:hint="eastAsia"/>
-        </w:rPr>
-      </w:pPr>
-      <w:r>
-        <w:rPr>
-          <w:rFonts w:hint="eastAsia"/>
-        </w:rPr>
-        <w:t>由框架提供的专家插件与</w:t>
-      </w:r>
-      <w:r>
-        <w:rPr>
-          <w:rFonts w:hint="eastAsia"/>
-        </w:rPr>
-        <w:t>WEB</w:t>
-      </w:r>
-      <w:r>
-        <w:rPr>
-          <w:rFonts w:hint="eastAsia"/>
-        </w:rPr>
-        <w:t>服务器交互的统一接口。</w:t>
-      </w:r>
-    </w:p>
-    <w:p>
-      <w:pPr>
-        <w:pStyle w:val="20"/>
-        <w:rPr>
-          <w:rFonts w:hint="eastAsia"/>
-        </w:rPr>
-      </w:pPr>
-      <w:bookmarkStart w:id="35" w:name="_Toc144902901"/>
-      <w:r>
-        <w:rPr>
-          <w:rFonts w:hint="eastAsia"/>
-        </w:rPr>
-        <w:t>深入研究</w:t>
+        <w:t>内部控件</w:t>
+      </w:r>
+      <w:bookmarkEnd w:id="36"/>
+    </w:p>
+    <w:p>
+      <w:pPr>
+        <w:pStyle w:val="a2"/>
+      </w:pPr>
+      <w:r>
+        <w:rPr>
+          <w:rFonts w:hint="eastAsia"/>
+        </w:rPr>
+        <w:t>我们可以使用</w:t>
+      </w:r>
+      <w:r>
+        <w:rPr>
+          <w:rFonts w:hint="eastAsia"/>
+        </w:rPr>
+        <w:t>DelSight</w:t>
+      </w:r>
+      <w:r>
+        <w:rPr>
+          <w:rFonts w:hint="eastAsia"/>
+        </w:rPr>
+        <w:t>工具来查看</w:t>
       </w:r>
       <w:r>
         <w:rPr>
@@ -13587,21 +13133,44 @@
         </w:rPr>
         <w:t>IDE</w:t>
       </w:r>
-      <w:bookmarkEnd w:id="35"/>
-    </w:p>
-    <w:p>
-      <w:pPr>
-        <w:pStyle w:val="30"/>
-        <w:rPr>
-          <w:rFonts w:hint="eastAsia"/>
-        </w:rPr>
-      </w:pPr>
-      <w:bookmarkStart w:id="36" w:name="_Toc144902902"/>
-      <w:r>
-        <w:rPr>
-          <w:rFonts w:hint="eastAsia"/>
-        </w:rPr>
-        <w:t>查看</w:t>
+      <w:r>
+        <w:rPr>
+          <w:rFonts w:hint="eastAsia"/>
+        </w:rPr>
+        <w:t>的内部控件。</w:t>
+      </w:r>
+      <w:r>
+        <w:rPr>
+          <w:rFonts w:hint="eastAsia"/>
+        </w:rPr>
+        <w:t>DelSight</w:t>
+      </w:r>
+      <w:r>
+        <w:rPr>
+          <w:rFonts w:hint="eastAsia"/>
+        </w:rPr>
+        <w:t>是</w:t>
+      </w:r>
+      <w:r>
+        <w:t>Bill Friedrich</w:t>
+      </w:r>
+      <w:r>
+        <w:rPr>
+          <w:rFonts w:hint="eastAsia"/>
+        </w:rPr>
+        <w:t>写的一专家，支持</w:t>
+      </w:r>
+      <w:r>
+        <w:rPr>
+          <w:rFonts w:hint="eastAsia"/>
+        </w:rPr>
+        <w:t>D7</w:t>
+      </w:r>
+      <w:r>
+        <w:rPr>
+          <w:rFonts w:hint="eastAsia"/>
+        </w:rPr>
+        <w:t>以及以上版本的</w:t>
       </w:r>
       <w:r>
         <w:rPr>
@@ -13613,34 +13182,19 @@
         <w:rPr>
           <w:rFonts w:hint="eastAsia"/>
         </w:rPr>
-        <w:t>内部控件</w:t>
-      </w:r>
-      <w:bookmarkEnd w:id="36"/>
-    </w:p>
-    <w:p>
-      <w:pPr>
-        <w:pStyle w:val="a1"/>
-        <w:rPr>
-          <w:rFonts w:hint="eastAsia"/>
-        </w:rPr>
-      </w:pPr>
-      <w:r>
-        <w:rPr>
-          <w:rFonts w:hint="eastAsia"/>
-        </w:rPr>
-        <w:t>我们可以使用</w:t>
-      </w:r>
-      <w:r>
-        <w:rPr>
-          <w:rFonts w:hint="eastAsia"/>
-        </w:rPr>
-        <w:t>DelSight</w:t>
-      </w:r>
-      <w:r>
-        <w:rPr>
-          <w:rFonts w:hint="eastAsia"/>
-        </w:rPr>
-        <w:t>工具来查看</w:t>
+        <w:t>。安装后通过</w:t>
+      </w:r>
+      <w:r>
+        <w:rPr>
+          <w:rFonts w:hint="eastAsia"/>
+        </w:rPr>
+        <w:t>Alt+1</w:t>
+      </w:r>
+      <w:r>
+        <w:rPr>
+          <w:rFonts w:hint="eastAsia"/>
+        </w:rPr>
+        <w:t>的热键能调出</w:t>
       </w:r>
       <w:r>
         <w:rPr>
@@ -13652,40 +13206,43 @@
         <w:rPr>
           <w:rFonts w:hint="eastAsia"/>
         </w:rPr>
-        <w:t>的内部控件。</w:t>
-      </w:r>
-      <w:r>
-        <w:rPr>
-          <w:rFonts w:hint="eastAsia"/>
-        </w:rPr>
-        <w:t>DelSight</w:t>
-      </w:r>
-      <w:r>
-        <w:rPr>
-          <w:rFonts w:hint="eastAsia"/>
-        </w:rPr>
-        <w:t>是</w:t>
-      </w:r>
-      <w:r>
-        <w:t>Bill Friedrich</w:t>
-      </w:r>
-      <w:r>
-        <w:rPr>
-          <w:rFonts w:hint="eastAsia"/>
-        </w:rPr>
-        <w:t>写的一专家，支持</w:t>
-      </w:r>
-      <w:r>
-        <w:rPr>
-          <w:rFonts w:hint="eastAsia"/>
-        </w:rPr>
-        <w:t>D7</w:t>
-      </w:r>
-      <w:r>
-        <w:rPr>
-          <w:rFonts w:hint="eastAsia"/>
-        </w:rPr>
-        <w:t>以及以上版本的</w:t>
+        <w:t>中当前控件的</w:t>
+      </w:r>
+      <w:r>
+        <w:rPr>
+          <w:rFonts w:hint="eastAsia"/>
+        </w:rPr>
+        <w:t>Children</w:t>
+      </w:r>
+      <w:r>
+        <w:rPr>
+          <w:rFonts w:hint="eastAsia"/>
+        </w:rPr>
+        <w:t>，</w:t>
+      </w:r>
+      <w:r>
+        <w:rPr>
+          <w:rFonts w:hint="eastAsia"/>
+        </w:rPr>
+        <w:t>Parent</w:t>
+      </w:r>
+      <w:r>
+        <w:rPr>
+          <w:rFonts w:hint="eastAsia"/>
+        </w:rPr>
+        <w:t>等树状信息，同时还可显示各个对象的属性。</w:t>
+      </w:r>
+    </w:p>
+    <w:p>
+      <w:pPr>
+        <w:pStyle w:val="31"/>
+      </w:pPr>
+      <w:bookmarkStart w:id="37" w:name="_Toc144902903"/>
+      <w:r>
+        <w:rPr>
+          <w:rFonts w:hint="eastAsia"/>
+        </w:rPr>
+        <w:t>分析</w:t>
       </w:r>
       <w:r>
         <w:rPr>
@@ -13697,19 +13254,19 @@
         <w:rPr>
           <w:rFonts w:hint="eastAsia"/>
         </w:rPr>
-        <w:t>。安装后通过</w:t>
-      </w:r>
-      <w:r>
-        <w:rPr>
-          <w:rFonts w:hint="eastAsia"/>
-        </w:rPr>
-        <w:t>Alt+1</w:t>
-      </w:r>
-      <w:r>
-        <w:rPr>
-          <w:rFonts w:hint="eastAsia"/>
-        </w:rPr>
-        <w:t>的热键能调出</w:t>
+        <w:t>设计期包</w:t>
+      </w:r>
+      <w:bookmarkEnd w:id="37"/>
+    </w:p>
+    <w:p>
+      <w:pPr>
+        <w:pStyle w:val="a2"/>
+      </w:pPr>
+      <w:r>
+        <w:rPr>
+          <w:rFonts w:hint="eastAsia"/>
+        </w:rPr>
+        <w:t>通过分析</w:t>
       </w:r>
       <w:r>
         <w:rPr>
@@ -13721,46 +13278,31 @@
         <w:rPr>
           <w:rFonts w:hint="eastAsia"/>
         </w:rPr>
-        <w:t>中当前控件的</w:t>
-      </w:r>
-      <w:r>
-        <w:rPr>
-          <w:rFonts w:hint="eastAsia"/>
-        </w:rPr>
-        <w:t>Children</w:t>
-      </w:r>
-      <w:r>
-        <w:rPr>
-          <w:rFonts w:hint="eastAsia"/>
-        </w:rPr>
-        <w:t>，</w:t>
-      </w:r>
-      <w:r>
-        <w:rPr>
-          <w:rFonts w:hint="eastAsia"/>
-        </w:rPr>
-        <w:t>Parent</w:t>
-      </w:r>
-      <w:r>
-        <w:rPr>
-          <w:rFonts w:hint="eastAsia"/>
-        </w:rPr>
-        <w:t>等树状信息，同时还可显示各个对象的属性。</w:t>
-      </w:r>
-    </w:p>
-    <w:p>
-      <w:pPr>
-        <w:pStyle w:val="30"/>
-        <w:rPr>
-          <w:rFonts w:hint="eastAsia"/>
-        </w:rPr>
-      </w:pPr>
-      <w:bookmarkStart w:id="37" w:name="_Toc144902903"/>
-      <w:r>
-        <w:rPr>
-          <w:rFonts w:hint="eastAsia"/>
-        </w:rPr>
-        <w:t>分析</w:t>
+        <w:t>内核设计期包的</w:t>
+      </w:r>
+      <w:r>
+        <w:rPr>
+          <w:rFonts w:hint="eastAsia"/>
+        </w:rPr>
+        <w:t>Dump</w:t>
+      </w:r>
+      <w:r>
+        <w:rPr>
+          <w:rFonts w:hint="eastAsia"/>
+        </w:rPr>
+        <w:t>数据来调用隐藏的功能。</w:t>
+      </w:r>
+    </w:p>
+    <w:p>
+      <w:pPr>
+        <w:pStyle w:val="31"/>
+      </w:pPr>
+      <w:bookmarkStart w:id="38" w:name="_Toc144902904"/>
+      <w:r>
+        <w:rPr>
+          <w:rFonts w:hint="eastAsia"/>
+        </w:rPr>
+        <w:t>挂接</w:t>
       </w:r>
       <w:r>
         <w:rPr>
@@ -13772,22 +13314,19 @@
         <w:rPr>
           <w:rFonts w:hint="eastAsia"/>
         </w:rPr>
-        <w:t>设计期包</w:t>
-      </w:r>
-      <w:bookmarkEnd w:id="37"/>
-    </w:p>
-    <w:p>
-      <w:pPr>
-        <w:pStyle w:val="a1"/>
-        <w:rPr>
-          <w:rFonts w:hint="eastAsia"/>
-        </w:rPr>
-      </w:pPr>
-      <w:r>
-        <w:rPr>
-          <w:rFonts w:hint="eastAsia"/>
-        </w:rPr>
-        <w:t>通过分析</w:t>
+        <w:t>的控件和方法</w:t>
+      </w:r>
+      <w:bookmarkEnd w:id="38"/>
+    </w:p>
+    <w:p>
+      <w:pPr>
+        <w:pStyle w:val="a2"/>
+      </w:pPr>
+      <w:r>
+        <w:rPr>
+          <w:rFonts w:hint="eastAsia"/>
+        </w:rPr>
+        <w:t>通过对</w:t>
       </w:r>
       <w:r>
         <w:rPr>
@@ -13799,112 +13338,43 @@
         <w:rPr>
           <w:rFonts w:hint="eastAsia"/>
         </w:rPr>
-        <w:t>内核设计期包的</w:t>
-      </w:r>
-      <w:r>
-        <w:rPr>
-          <w:rFonts w:hint="eastAsia"/>
-        </w:rPr>
-        <w:t>Dump</w:t>
-      </w:r>
-      <w:r>
-        <w:rPr>
-          <w:rFonts w:hint="eastAsia"/>
-        </w:rPr>
-        <w:t>数据来调用隐藏的功能。</w:t>
-      </w:r>
-    </w:p>
-    <w:p>
-      <w:pPr>
-        <w:pStyle w:val="30"/>
-        <w:rPr>
-          <w:rFonts w:hint="eastAsia"/>
-        </w:rPr>
-      </w:pPr>
-      <w:bookmarkStart w:id="38" w:name="_Toc144902904"/>
+        <w:t>内部控件的</w:t>
+      </w:r>
+      <w:r>
+        <w:rPr>
+          <w:rFonts w:hint="eastAsia"/>
+        </w:rPr>
+        <w:t>HOOK</w:t>
+      </w:r>
+      <w:r>
+        <w:rPr>
+          <w:rFonts w:hint="eastAsia"/>
+        </w:rPr>
+        <w:t>及对方法和函数的</w:t>
+      </w:r>
+      <w:r>
+        <w:rPr>
+          <w:rFonts w:hint="eastAsia"/>
+        </w:rPr>
+        <w:t>HOOK</w:t>
+      </w:r>
+      <w:r>
+        <w:rPr>
+          <w:rFonts w:hint="eastAsia"/>
+        </w:rPr>
+        <w:t>来实现特殊的功能。</w:t>
+      </w:r>
+    </w:p>
+    <w:p>
+      <w:pPr>
+        <w:pStyle w:val="21"/>
+      </w:pPr>
+      <w:bookmarkStart w:id="39" w:name="_Toc144902905"/>
       <w:r>
         <w:rPr>
           <w:rFonts w:hint="eastAsia"/>
         </w:rPr>
         <w:lastRenderedPageBreak/>
-        <w:t>挂接</w:t>
-      </w:r>
-      <w:r>
-        <w:rPr>
-          <w:rFonts w:hint="eastAsia"/>
-        </w:rPr>
-        <w:t>IDE</w:t>
-      </w:r>
-      <w:r>
-        <w:rPr>
-          <w:rFonts w:hint="eastAsia"/>
-        </w:rPr>
-        <w:t>的控件和方法</w:t>
-      </w:r>
-      <w:bookmarkEnd w:id="38"/>
-    </w:p>
-    <w:p>
-      <w:pPr>
-        <w:pStyle w:val="a1"/>
-        <w:rPr>
-          <w:rFonts w:hint="eastAsia"/>
-        </w:rPr>
-      </w:pPr>
-      <w:r>
-        <w:rPr>
-          <w:rFonts w:hint="eastAsia"/>
-        </w:rPr>
-        <w:t>通过对</w:t>
-      </w:r>
-      <w:r>
-        <w:rPr>
-          <w:rFonts w:hint="eastAsia"/>
-        </w:rPr>
-        <w:t>IDE</w:t>
-      </w:r>
-      <w:r>
-        <w:rPr>
-          <w:rFonts w:hint="eastAsia"/>
-        </w:rPr>
-        <w:t>内部控件的</w:t>
-      </w:r>
-      <w:r>
-        <w:rPr>
-          <w:rFonts w:hint="eastAsia"/>
-        </w:rPr>
-        <w:t>HOOK</w:t>
-      </w:r>
-      <w:r>
-        <w:rPr>
-          <w:rFonts w:hint="eastAsia"/>
-        </w:rPr>
-        <w:t>及对方法和函数的</w:t>
-      </w:r>
-      <w:r>
-        <w:rPr>
-          <w:rFonts w:hint="eastAsia"/>
-        </w:rPr>
-        <w:t>HOOK</w:t>
-      </w:r>
-      <w:r>
-        <w:rPr>
-          <w:rFonts w:hint="eastAsia"/>
-        </w:rPr>
-        <w:t>来实现特殊的功能。</w:t>
-      </w:r>
-    </w:p>
-    <w:p>
-      <w:pPr>
-        <w:pStyle w:val="20"/>
-        <w:rPr>
-          <w:rFonts w:hint="eastAsia"/>
-        </w:rPr>
-      </w:pPr>
-      <w:bookmarkStart w:id="39" w:name="_Toc144902905"/>
-      <w:r>
-        <w:rPr>
-          <w:rFonts w:hint="eastAsia"/>
-        </w:rPr>
         <w:t>附</w:t>
       </w:r>
       <w:r>
@@ -13923,10 +13393,7 @@
     </w:p>
     <w:p>
       <w:pPr>
-        <w:pStyle w:val="30"/>
-        <w:rPr>
-          <w:rFonts w:hint="eastAsia"/>
-        </w:rPr>
+        <w:pStyle w:val="31"/>
       </w:pPr>
       <w:bookmarkStart w:id="40" w:name="_Toc144902906"/>
       <w:r>
@@ -13939,10 +13406,7 @@
     </w:p>
     <w:p>
       <w:pPr>
-        <w:pStyle w:val="a1"/>
-        <w:rPr>
-          <w:rFonts w:hint="eastAsia"/>
-        </w:rPr>
+        <w:pStyle w:val="a2"/>
       </w:pPr>
       <w:r>
         <w:rPr>
@@ -13965,18 +13429,14 @@
     </w:p>
     <w:p>
       <w:pPr>
-        <w:pStyle w:val="a1"/>
+        <w:pStyle w:val="a2"/>
         <w:ind w:firstLineChars="0" w:firstLine="0"/>
-        <w:rPr>
-          <w:rFonts w:hint="eastAsia"/>
-        </w:rPr>
       </w:pPr>
       <w:r>
         <w:rPr>
           <w:rFonts w:hint="eastAsia"/>
           <w:noProof/>
         </w:rPr>
-        <w:lastRenderedPageBreak/>
         <w:drawing>
           <wp:inline distT="0" distB="0" distL="0" distR="0">
             <wp:extent cx="6115050" cy="7324725"/>
@@ -14029,32 +13489,26 @@
     </w:p>
     <w:p>
       <w:pPr>
-        <w:pStyle w:val="a1"/>
+        <w:pStyle w:val="a2"/>
         <w:jc w:val="center"/>
-        <w:rPr>
-          <w:rFonts w:hint="eastAsia"/>
-        </w:rPr>
-      </w:pPr>
-      <w:r>
-        <w:rPr>
-          <w:rFonts w:hint="eastAsia"/>
-        </w:rPr>
+      </w:pPr>
+      <w:r>
+        <w:rPr>
+          <w:rFonts w:hint="eastAsia"/>
+        </w:rPr>
+        <w:lastRenderedPageBreak/>
         <w:t>专家基础类图</w:t>
       </w:r>
     </w:p>
     <w:p>
       <w:pPr>
-        <w:pStyle w:val="a1"/>
-        <w:rPr>
-          <w:rFonts w:hint="eastAsia"/>
-        </w:rPr>
+        <w:pStyle w:val="a2"/>
       </w:pPr>
       <w:r>
         <w:rPr>
           <w:rFonts w:hint="eastAsia"/>
           <w:noProof/>
         </w:rPr>
-        <w:lastRenderedPageBreak/>
         <w:drawing>
           <wp:inline distT="0" distB="0" distL="0" distR="0">
             <wp:extent cx="6115050" cy="5905500"/>
@@ -14107,11 +13561,8 @@
     </w:p>
     <w:p>
       <w:pPr>
-        <w:pStyle w:val="a1"/>
+        <w:pStyle w:val="a2"/>
         <w:jc w:val="center"/>
-        <w:rPr>
-          <w:rFonts w:hint="eastAsia"/>
-        </w:rPr>
       </w:pPr>
       <w:r>
         <w:rPr>
@@ -14128,10 +13579,7 @@
     </w:p>
     <w:p>
       <w:pPr>
-        <w:pStyle w:val="a1"/>
-        <w:rPr>
-          <w:rFonts w:hint="eastAsia"/>
-        </w:rPr>
+        <w:pStyle w:val="a2"/>
       </w:pPr>
     </w:p>
     <w:sectPr>
@@ -14169,10 +13617,10 @@
 <w:ftr xmlns:wpc="http://schemas.microsoft.com/office/word/2010/wordprocessingCanvas" xmlns:cx="http://schemas.microsoft.com/office/drawing/2014/chartex" xmlns:cx1="http://schemas.microsoft.com/office/drawing/2015/9/8/chartex" xmlns:cx2="http://schemas.microsoft.com/office/drawing/2015/10/21/chartex" xmlns:cx3="http://schemas.microsoft.com/office/drawing/2016/5/9/chartex" xmlns:cx4="http://schemas.microsoft.com/office/drawing/2016/5/10/chartex" xmlns:cx5="http://schemas.microsoft.com/office/drawing/2016/5/11/chartex" xmlns:cx6="http://schemas.microsoft.com/office/drawing/2016/5/12/chartex" xmlns:cx7="http://schemas.microsoft.com/office/drawing/2016/5/13/chartex" xmlns:cx8="http://schemas.microsoft.com/office/drawing/2016/5/14/chartex" xmlns:mc="http://schemas.openxmlformats.org/markup-compatibility/2006" xmlns:aink="http://schemas.microsoft.com/office/drawing/2016/ink" xmlns:am3d="http://schemas.microsoft.com/office/drawing/2017/model3d" xmlns:o="urn:schemas-microsoft-com:office:office" xmlns:r="http://schemas.openxmlformats.org/officeDocument/2006/relationships" xmlns:m="http://schemas.openxmlformats.org/officeDocument/2006/math" xmlns:v="urn:schemas-microsoft-com:vml" xmlns:wp14="http://schemas.microsoft.com/office/word/2010/wordprocessingDrawing" xmlns:wp="http://schemas.openxmlformats.org/drawingml/2006/wordprocessingDrawing" xmlns:w10="urn:schemas-microsoft-com:office:word" xmlns:w="http://schemas.openxmlformats.org/wordprocessingml/2006/main" xmlns:w14="http://schemas.microsoft.com/office/word/2010/wordml" xmlns:w15="http://schemas.microsoft.com/office/word/2012/wordml" xmlns:w16cid="http://schemas.microsoft.com/office/word/2016/wordml/cid" xmlns:w16se="http://schemas.microsoft.com/office/word/2015/wordml/symex" xmlns:wpg="http://schemas.microsoft.com/office/word/2010/wordprocessingGroup" xmlns:wpi="http://schemas.microsoft.com/office/word/2010/wordprocessingInk" xmlns:wne="http://schemas.microsoft.com/office/word/2006/wordml" xmlns:wps="http://schemas.microsoft.com/office/word/2010/wordprocessingShape" mc:Ignorable="w14 w15 w16se w16cid wp14">
   <w:p>
     <w:pPr>
-      <w:pStyle w:val="a6"/>
+      <w:pStyle w:val="a7"/>
       <w:jc w:val="right"/>
       <w:rPr>
-        <w:rStyle w:val="a7"/>
+        <w:rStyle w:val="a8"/>
       </w:rPr>
     </w:pPr>
     <w:r>
@@ -14324,64 +13772,43 @@
   </w:p>
   <w:p>
     <w:pPr>
-      <w:pStyle w:val="a6"/>
+      <w:pStyle w:val="a7"/>
     </w:pPr>
     <w:hyperlink r:id="rId1" w:history="1">
       <w:r>
         <w:rPr>
-          <w:rStyle w:val="a8"/>
+          <w:rStyle w:val="a9"/>
           <w:rFonts w:ascii="宋体" w:hAnsi="宋体"/>
         </w:rPr>
         <w:t>(C)Copyright 2001</w:t>
       </w:r>
       <w:r>
         <w:rPr>
-          <w:rStyle w:val="a8"/>
+          <w:rStyle w:val="a9"/>
           <w:rFonts w:ascii="宋体" w:hAnsi="宋体" w:hint="eastAsia"/>
         </w:rPr>
         <w:t>-</w:t>
       </w:r>
       <w:r>
         <w:rPr>
-          <w:rStyle w:val="a8"/>
+          <w:rStyle w:val="a9"/>
           <w:rFonts w:ascii="宋体" w:hAnsi="宋体"/>
         </w:rPr>
         <w:t>20</w:t>
       </w:r>
       <w:r>
         <w:rPr>
-          <w:rStyle w:val="a8"/>
+          <w:rStyle w:val="a9"/>
           <w:rFonts w:ascii="宋体" w:hAnsi="宋体"/>
         </w:rPr>
         <w:t>25</w:t>
       </w:r>
       <w:r>
         <w:rPr>
-          <w:rStyle w:val="a8"/>
+          <w:rStyle w:val="a9"/>
           <w:rFonts w:ascii="宋体" w:hAnsi="宋体"/>
         </w:rPr>
-        <w:t xml:space="preserve"> CnPa</w:t>
-      </w:r>
-      <w:r>
-        <w:rPr>
-          <w:rStyle w:val="a8"/>
-          <w:rFonts w:ascii="宋体" w:hAnsi="宋体"/>
-        </w:rPr>
-        <w:t>c</w:t>
-      </w:r>
-      <w:r>
-        <w:rPr>
-          <w:rStyle w:val="a8"/>
-          <w:rFonts w:ascii="宋体" w:hAnsi="宋体"/>
-        </w:rPr>
-        <w:t>k</w:t>
-      </w:r>
-      <w:r>
-        <w:rPr>
-          <w:rStyle w:val="a8"/>
-          <w:rFonts w:ascii="宋体" w:hAnsi="宋体"/>
-        </w:rPr>
-        <w:t xml:space="preserve"> 开发组</w:t>
+        <w:t xml:space="preserve"> CnPack 开发组</w:t>
       </w:r>
     </w:hyperlink>
     <w:r>
@@ -14562,7 +13989,7 @@
 <w:hdr xmlns:wpc="http://schemas.microsoft.com/office/word/2010/wordprocessingCanvas" xmlns:cx="http://schemas.microsoft.com/office/drawing/2014/chartex" xmlns:cx1="http://schemas.microsoft.com/office/drawing/2015/9/8/chartex" xmlns:cx2="http://schemas.microsoft.com/office/drawing/2015/10/21/chartex" xmlns:cx3="http://schemas.microsoft.com/office/drawing/2016/5/9/chartex" xmlns:cx4="http://schemas.microsoft.com/office/drawing/2016/5/10/chartex" xmlns:cx5="http://schemas.microsoft.com/office/drawing/2016/5/11/chartex" xmlns:cx6="http://schemas.microsoft.com/office/drawing/2016/5/12/chartex" xmlns:cx7="http://schemas.microsoft.com/office/drawing/2016/5/13/chartex" xmlns:cx8="http://schemas.microsoft.com/office/drawing/2016/5/14/chartex" xmlns:mc="http://schemas.openxmlformats.org/markup-compatibility/2006" xmlns:aink="http://schemas.microsoft.com/office/drawing/2016/ink" xmlns:am3d="http://schemas.microsoft.com/office/drawing/2017/model3d" xmlns:o="urn:schemas-microsoft-com:office:office" xmlns:r="http://schemas.openxmlformats.org/officeDocument/2006/relationships" xmlns:m="http://schemas.openxmlformats.org/officeDocument/2006/math" xmlns:v="urn:schemas-microsoft-com:vml" xmlns:wp14="http://schemas.microsoft.com/office/word/2010/wordprocessingDrawing" xmlns:wp="http://schemas.openxmlformats.org/drawingml/2006/wordprocessingDrawing" xmlns:w10="urn:schemas-microsoft-com:office:word" xmlns:w="http://schemas.openxmlformats.org/wordprocessingml/2006/main" xmlns:w14="http://schemas.microsoft.com/office/word/2010/wordml" xmlns:w15="http://schemas.microsoft.com/office/word/2012/wordml" xmlns:w16cid="http://schemas.microsoft.com/office/word/2016/wordml/cid" xmlns:w16se="http://schemas.microsoft.com/office/word/2015/wordml/symex" xmlns:wpg="http://schemas.microsoft.com/office/word/2010/wordprocessingGroup" xmlns:wpi="http://schemas.microsoft.com/office/word/2010/wordprocessingInk" xmlns:wne="http://schemas.microsoft.com/office/word/2006/wordml" xmlns:wps="http://schemas.microsoft.com/office/word/2010/wordprocessingShape" mc:Ignorable="w14 w15 w16se w16cid wp14">
   <w:p>
     <w:pPr>
-      <w:pStyle w:val="a5"/>
+      <w:pStyle w:val="a6"/>
       <w:jc w:val="right"/>
     </w:pPr>
     <w:r>
@@ -14696,28 +14123,28 @@
         <v:path o:extrusionok="f" gradientshapeok="t" o:connecttype="rect"/>
         <o:lock v:ext="edit" aspectratio="t"/>
       </v:shapetype>
-      <v:shape id="_x0000_i1025" type="#_x0000_t75" style="width:6.75pt;height:6.75pt" o:bullet="t">
+      <v:shape id="_x0000_i1030" type="#_x0000_t75" style="width:6.75pt;height:6.75pt" o:bullet="t">
         <v:imagedata r:id="rId1" o:title="box"/>
       </v:shape>
     </w:pict>
   </w:numPicBullet>
   <w:numPicBullet w:numPicBulletId="1">
     <w:pict>
-      <v:shape id="_x0000_i1026" type="#_x0000_t75" style="width:6.75pt;height:6.75pt" o:bullet="t">
+      <v:shape id="_x0000_i1031" type="#_x0000_t75" style="width:6.75pt;height:6.75pt" o:bullet="t">
         <v:imagedata r:id="rId2" o:title="arrow"/>
       </v:shape>
     </w:pict>
   </w:numPicBullet>
   <w:numPicBullet w:numPicBulletId="2">
     <w:pict>
-      <v:shape id="_x0000_i1027" type="#_x0000_t75" style="width:6.75pt;height:6.75pt" o:bullet="t">
+      <v:shape id="_x0000_i1032" type="#_x0000_t75" style="width:6.75pt;height:6.75pt" o:bullet="t">
         <v:imagedata r:id="rId3" o:title="ptr1"/>
       </v:shape>
     </w:pict>
   </w:numPicBullet>
   <w:numPicBullet w:numPicBulletId="3">
     <w:pict>
-      <v:shape id="_x0000_i1028" type="#_x0000_t75" style="width:3.75pt;height:5.25pt" o:bullet="t">
+      <v:shape id="_x0000_i1033" type="#_x0000_t75" style="width:3.75pt;height:5.25pt" o:bullet="t">
         <v:imagedata r:id="rId4" o:title=""/>
       </v:shape>
     </w:pict>
@@ -14729,7 +14156,7 @@
     <w:lvl w:ilvl="0">
       <w:start w:val="1"/>
       <w:numFmt w:val="decimal"/>
-      <w:pStyle w:val="TOC1"/>
+      <w:pStyle w:val="5"/>
       <w:lvlText w:val="%1."/>
       <w:lvlJc w:val="left"/>
       <w:pPr>
@@ -14747,7 +14174,7 @@
     <w:lvl w:ilvl="0">
       <w:start w:val="1"/>
       <w:numFmt w:val="decimal"/>
-      <w:pStyle w:val="5"/>
+      <w:pStyle w:val="4"/>
       <w:lvlText w:val="%1."/>
       <w:lvlJc w:val="left"/>
       <w:pPr>
@@ -14765,7 +14192,7 @@
     <w:lvl w:ilvl="0">
       <w:start w:val="1"/>
       <w:numFmt w:val="decimal"/>
-      <w:pStyle w:val="4"/>
+      <w:pStyle w:val="3"/>
       <w:lvlText w:val="%1."/>
       <w:lvlJc w:val="left"/>
       <w:pPr>
@@ -14783,7 +14210,7 @@
     <w:lvl w:ilvl="0">
       <w:start w:val="1"/>
       <w:numFmt w:val="decimal"/>
-      <w:pStyle w:val="3"/>
+      <w:pStyle w:val="2"/>
       <w:lvlText w:val="%1."/>
       <w:lvlJc w:val="left"/>
       <w:pPr>
@@ -14801,7 +14228,7 @@
     <w:lvl w:ilvl="0">
       <w:start w:val="1"/>
       <w:numFmt w:val="bullet"/>
-      <w:pStyle w:val="1"/>
+      <w:pStyle w:val="50"/>
       <w:lvlText w:val=""/>
       <w:lvlJc w:val="left"/>
       <w:pPr>
@@ -14822,7 +14249,7 @@
     <w:lvl w:ilvl="0">
       <w:start w:val="1"/>
       <w:numFmt w:val="bullet"/>
-      <w:pStyle w:val="a"/>
+      <w:pStyle w:val="40"/>
       <w:lvlText w:val=""/>
       <w:lvlJc w:val="left"/>
       <w:pPr>
@@ -14843,7 +14270,7 @@
     <w:lvl w:ilvl="0">
       <w:start w:val="1"/>
       <w:numFmt w:val="bullet"/>
-      <w:pStyle w:val="TOC9"/>
+      <w:pStyle w:val="30"/>
       <w:lvlText w:val=""/>
       <w:lvlJc w:val="left"/>
       <w:pPr>
@@ -14864,7 +14291,7 @@
     <w:lvl w:ilvl="0">
       <w:start w:val="1"/>
       <w:numFmt w:val="bullet"/>
-      <w:pStyle w:val="TOC8"/>
+      <w:pStyle w:val="20"/>
       <w:lvlText w:val=""/>
       <w:lvlJc w:val="left"/>
       <w:pPr>
@@ -14885,7 +14312,7 @@
     <w:lvl w:ilvl="0">
       <w:start w:val="1"/>
       <w:numFmt w:val="decimal"/>
-      <w:pStyle w:val="2"/>
+      <w:pStyle w:val="a"/>
       <w:lvlText w:val="%1."/>
       <w:lvlJc w:val="left"/>
       <w:pPr>
@@ -14903,7 +14330,7 @@
     <w:lvl w:ilvl="0">
       <w:start w:val="1"/>
       <w:numFmt w:val="bullet"/>
-      <w:pStyle w:val="TOC7"/>
+      <w:pStyle w:val="a0"/>
       <w:lvlText w:val=""/>
       <w:lvlJc w:val="left"/>
       <w:pPr>
@@ -18731,7 +18158,7 @@
     <w:lvl w:ilvl="0">
       <w:start w:val="1"/>
       <w:numFmt w:val="chineseCountingThousand"/>
-      <w:pStyle w:val="20"/>
+      <w:pStyle w:val="21"/>
       <w:lvlText w:val="%1、"/>
       <w:lvlJc w:val="center"/>
       <w:pPr>
@@ -18749,7 +18176,7 @@
     <w:lvl w:ilvl="1">
       <w:start w:val="1"/>
       <w:numFmt w:val="decimal"/>
-      <w:pStyle w:val="30"/>
+      <w:pStyle w:val="31"/>
       <w:lvlText w:val="%2、"/>
       <w:lvlJc w:val="left"/>
       <w:pPr>
@@ -18769,7 +18196,7 @@
     <w:lvl w:ilvl="2">
       <w:start w:val="1"/>
       <w:numFmt w:val="decimal"/>
-      <w:pStyle w:val="40"/>
+      <w:pStyle w:val="41"/>
       <w:lvlText w:val="%2.%3"/>
       <w:lvlJc w:val="left"/>
       <w:pPr>
@@ -18789,7 +18216,7 @@
     <w:lvl w:ilvl="3">
       <w:start w:val="1"/>
       <w:numFmt w:val="decimal"/>
-      <w:pStyle w:val="50"/>
+      <w:pStyle w:val="51"/>
       <w:lvlText w:val="%2.%3.%4"/>
       <w:lvlJc w:val="left"/>
       <w:pPr>
@@ -19056,6 +18483,50 @@
     <w:lsdException w:name="Subtitle" w:qFormat="1"/>
     <w:lsdException w:name="Strong" w:qFormat="1"/>
     <w:lsdException w:name="Emphasis" w:qFormat="1"/>
+    <w:lsdException w:name="Normal Table" w:semiHidden="1" w:unhideWhenUsed="1"/>
+    <w:lsdException w:name="Table Simple 1" w:semiHidden="1" w:unhideWhenUsed="1"/>
+    <w:lsdException w:name="Table Simple 2" w:semiHidden="1" w:unhideWhenUsed="1"/>
+    <w:lsdException w:name="Table Simple 3" w:semiHidden="1" w:unhideWhenUsed="1"/>
+    <w:lsdException w:name="Table Classic 1" w:semiHidden="1" w:unhideWhenUsed="1"/>
+    <w:lsdException w:name="Table Classic 2" w:semiHidden="1" w:unhideWhenUsed="1"/>
+    <w:lsdException w:name="Table Classic 3" w:semiHidden="1" w:unhideWhenUsed="1"/>
+    <w:lsdException w:name="Table Classic 4" w:semiHidden="1" w:unhideWhenUsed="1"/>
+    <w:lsdException w:name="Table Colorful 1" w:semiHidden="1" w:unhideWhenUsed="1"/>
+    <w:lsdException w:name="Table Colorful 2" w:semiHidden="1" w:unhideWhenUsed="1"/>
+    <w:lsdException w:name="Table Colorful 3" w:semiHidden="1" w:unhideWhenUsed="1"/>
+    <w:lsdException w:name="Table Columns 1" w:semiHidden="1" w:unhideWhenUsed="1"/>
+    <w:lsdException w:name="Table Columns 2" w:semiHidden="1" w:unhideWhenUsed="1"/>
+    <w:lsdException w:name="Table Columns 3" w:semiHidden="1" w:unhideWhenUsed="1"/>
+    <w:lsdException w:name="Table Columns 4" w:semiHidden="1" w:unhideWhenUsed="1"/>
+    <w:lsdException w:name="Table Columns 5" w:semiHidden="1" w:unhideWhenUsed="1"/>
+    <w:lsdException w:name="Table Grid 1" w:semiHidden="1" w:unhideWhenUsed="1"/>
+    <w:lsdException w:name="Table Grid 2" w:semiHidden="1" w:unhideWhenUsed="1"/>
+    <w:lsdException w:name="Table Grid 3" w:semiHidden="1" w:unhideWhenUsed="1"/>
+    <w:lsdException w:name="Table Grid 4" w:semiHidden="1" w:unhideWhenUsed="1"/>
+    <w:lsdException w:name="Table Grid 5" w:semiHidden="1" w:unhideWhenUsed="1"/>
+    <w:lsdException w:name="Table Grid 6" w:semiHidden="1" w:unhideWhenUsed="1"/>
+    <w:lsdException w:name="Table Grid 7" w:semiHidden="1" w:unhideWhenUsed="1"/>
+    <w:lsdException w:name="Table Grid 8" w:semiHidden="1" w:unhideWhenUsed="1"/>
+    <w:lsdException w:name="Table List 1" w:semiHidden="1" w:unhideWhenUsed="1"/>
+    <w:lsdException w:name="Table List 2" w:semiHidden="1" w:unhideWhenUsed="1"/>
+    <w:lsdException w:name="Table List 3" w:semiHidden="1" w:unhideWhenUsed="1"/>
+    <w:lsdException w:name="Table List 4" w:semiHidden="1" w:unhideWhenUsed="1"/>
+    <w:lsdException w:name="Table List 5" w:semiHidden="1" w:unhideWhenUsed="1"/>
+    <w:lsdException w:name="Table List 6" w:semiHidden="1" w:unhideWhenUsed="1"/>
+    <w:lsdException w:name="Table List 7" w:semiHidden="1" w:unhideWhenUsed="1"/>
+    <w:lsdException w:name="Table List 8" w:semiHidden="1" w:unhideWhenUsed="1"/>
+    <w:lsdException w:name="Table 3D effects 1" w:semiHidden="1" w:unhideWhenUsed="1"/>
+    <w:lsdException w:name="Table 3D effects 2" w:semiHidden="1" w:unhideWhenUsed="1"/>
+    <w:lsdException w:name="Table 3D effects 3" w:semiHidden="1" w:unhideWhenUsed="1"/>
+    <w:lsdException w:name="Table Contemporary" w:semiHidden="1" w:unhideWhenUsed="1"/>
+    <w:lsdException w:name="Table Elegant" w:semiHidden="1" w:unhideWhenUsed="1"/>
+    <w:lsdException w:name="Table Professional" w:semiHidden="1" w:unhideWhenUsed="1"/>
+    <w:lsdException w:name="Table Subtle 1" w:semiHidden="1" w:unhideWhenUsed="1"/>
+    <w:lsdException w:name="Table Subtle 2" w:semiHidden="1" w:unhideWhenUsed="1"/>
+    <w:lsdException w:name="Table Web 1" w:semiHidden="1" w:unhideWhenUsed="1"/>
+    <w:lsdException w:name="Table Web 2" w:semiHidden="1" w:unhideWhenUsed="1"/>
+    <w:lsdException w:name="Table Web 3" w:semiHidden="1" w:unhideWhenUsed="1"/>
+    <w:lsdException w:name="Table Theme" w:semiHidden="1" w:unhideWhenUsed="1"/>
     <w:lsdException w:name="Placeholder Text" w:semiHidden="1" w:uiPriority="99"/>
     <w:lsdException w:name="No Spacing" w:uiPriority="1" w:qFormat="1"/>
     <w:lsdException w:name="Light Shading" w:uiPriority="60"/>
@@ -19278,7 +18749,7 @@
     <w:lsdException w:name="Smart Link" w:semiHidden="1" w:uiPriority="99" w:unhideWhenUsed="1"/>
     <w:lsdException w:name="Smart Link Error" w:semiHidden="1" w:uiPriority="99" w:unhideWhenUsed="1"/>
   </w:latentStyles>
-  <w:style w:type="paragraph" w:default="1" w:styleId="a0">
+  <w:style w:type="paragraph" w:default="1" w:styleId="a1">
     <w:name w:val="Normal"/>
     <w:qFormat/>
     <w:pPr>
@@ -19292,10 +18763,10 @@
       <w:szCs w:val="24"/>
     </w:rPr>
   </w:style>
-  <w:style w:type="paragraph" w:styleId="10">
+  <w:style w:type="paragraph" w:styleId="1">
     <w:name w:val="heading 1"/>
-    <w:basedOn w:val="a0"/>
-    <w:next w:val="a0"/>
+    <w:basedOn w:val="a1"/>
+    <w:next w:val="a1"/>
     <w:autoRedefine/>
     <w:qFormat/>
     <w:pPr>
@@ -19315,10 +18786,10 @@
       <w:szCs w:val="52"/>
     </w:rPr>
   </w:style>
-  <w:style w:type="paragraph" w:styleId="20">
+  <w:style w:type="paragraph" w:styleId="21">
     <w:name w:val="heading 2"/>
-    <w:basedOn w:val="a0"/>
-    <w:next w:val="a0"/>
+    <w:basedOn w:val="a1"/>
+    <w:next w:val="a1"/>
     <w:autoRedefine/>
     <w:qFormat/>
     <w:pPr>
@@ -19339,10 +18810,10 @@
       <w:szCs w:val="32"/>
     </w:rPr>
   </w:style>
-  <w:style w:type="paragraph" w:styleId="30">
+  <w:style w:type="paragraph" w:styleId="31">
     <w:name w:val="heading 3"/>
-    <w:basedOn w:val="a0"/>
-    <w:next w:val="a1"/>
+    <w:basedOn w:val="a1"/>
+    <w:next w:val="a2"/>
     <w:autoRedefine/>
     <w:qFormat/>
     <w:pPr>
@@ -19364,10 +18835,10 @@
       <w:szCs w:val="30"/>
     </w:rPr>
   </w:style>
-  <w:style w:type="paragraph" w:styleId="40">
+  <w:style w:type="paragraph" w:styleId="41">
     <w:name w:val="heading 4"/>
-    <w:basedOn w:val="a0"/>
-    <w:next w:val="a0"/>
+    <w:basedOn w:val="a1"/>
+    <w:next w:val="a1"/>
     <w:autoRedefine/>
     <w:qFormat/>
     <w:pPr>
@@ -19387,10 +18858,10 @@
       <w:sz w:val="28"/>
     </w:rPr>
   </w:style>
-  <w:style w:type="paragraph" w:styleId="50">
+  <w:style w:type="paragraph" w:styleId="51">
     <w:name w:val="heading 5"/>
-    <w:basedOn w:val="a0"/>
-    <w:next w:val="a0"/>
+    <w:basedOn w:val="a1"/>
+    <w:next w:val="a1"/>
     <w:autoRedefine/>
     <w:qFormat/>
     <w:pPr>
@@ -19413,8 +18884,8 @@
   </w:style>
   <w:style w:type="paragraph" w:styleId="6">
     <w:name w:val="heading 6"/>
-    <w:basedOn w:val="a0"/>
-    <w:next w:val="a0"/>
+    <w:basedOn w:val="a1"/>
+    <w:next w:val="a1"/>
     <w:qFormat/>
     <w:pPr>
       <w:keepNext/>
@@ -19431,8 +18902,8 @@
   </w:style>
   <w:style w:type="paragraph" w:styleId="7">
     <w:name w:val="heading 7"/>
-    <w:basedOn w:val="a0"/>
-    <w:next w:val="a0"/>
+    <w:basedOn w:val="a1"/>
+    <w:next w:val="a1"/>
     <w:qFormat/>
     <w:pPr>
       <w:keepNext/>
@@ -19448,8 +18919,8 @@
   </w:style>
   <w:style w:type="paragraph" w:styleId="8">
     <w:name w:val="heading 8"/>
-    <w:basedOn w:val="a0"/>
-    <w:next w:val="a0"/>
+    <w:basedOn w:val="a1"/>
+    <w:next w:val="a1"/>
     <w:qFormat/>
     <w:pPr>
       <w:keepNext/>
@@ -19464,8 +18935,8 @@
   </w:style>
   <w:style w:type="paragraph" w:styleId="9">
     <w:name w:val="heading 9"/>
-    <w:basedOn w:val="a0"/>
-    <w:next w:val="a0"/>
+    <w:basedOn w:val="a1"/>
+    <w:next w:val="a1"/>
     <w:qFormat/>
     <w:pPr>
       <w:keepNext/>
@@ -19478,13 +18949,17 @@
       <w:szCs w:val="21"/>
     </w:rPr>
   </w:style>
-  <w:style w:type="character" w:default="1" w:styleId="a2">
+  <w:style w:type="character" w:default="1" w:styleId="a3">
     <w:name w:val="Default Paragraph Font"/>
+    <w:uiPriority w:val="1"/>
     <w:semiHidden/>
+    <w:unhideWhenUsed/>
   </w:style>
-  <w:style w:type="table" w:default="1" w:styleId="a3">
+  <w:style w:type="table" w:default="1" w:styleId="a4">
     <w:name w:val="Normal Table"/>
+    <w:uiPriority w:val="99"/>
     <w:semiHidden/>
+    <w:unhideWhenUsed/>
     <w:tblPr>
       <w:tblInd w:w="0" w:type="dxa"/>
       <w:tblCellMar>
@@ -19495,20 +18970,22 @@
       </w:tblCellMar>
     </w:tblPr>
   </w:style>
-  <w:style w:type="numbering" w:default="1" w:styleId="a4">
+  <w:style w:type="numbering" w:default="1" w:styleId="a5">
     <w:name w:val="No List"/>
+    <w:uiPriority w:val="99"/>
     <w:semiHidden/>
+    <w:unhideWhenUsed/>
   </w:style>
-  <w:style w:type="paragraph" w:styleId="a1">
+  <w:style w:type="paragraph" w:styleId="a2">
     <w:name w:val="Normal Indent"/>
-    <w:basedOn w:val="a0"/>
+    <w:basedOn w:val="a1"/>
     <w:pPr>
       <w:ind w:firstLineChars="200" w:firstLine="420"/>
     </w:pPr>
   </w:style>
-  <w:style w:type="paragraph" w:styleId="a5">
+  <w:style w:type="paragraph" w:styleId="a6">
     <w:name w:val="header"/>
-    <w:basedOn w:val="a0"/>
+    <w:basedOn w:val="a1"/>
     <w:pPr>
       <w:pBdr>
         <w:bottom w:val="single" w:sz="6" w:space="1" w:color="auto"/>
@@ -19525,9 +19002,9 @@
       <w:szCs w:val="18"/>
     </w:rPr>
   </w:style>
-  <w:style w:type="paragraph" w:styleId="a6">
+  <w:style w:type="paragraph" w:styleId="a7">
     <w:name w:val="footer"/>
-    <w:basedOn w:val="a0"/>
+    <w:basedOn w:val="a1"/>
     <w:pPr>
       <w:tabs>
         <w:tab w:val="center" w:pos="4153"/>
@@ -19541,19 +19018,19 @@
       <w:szCs w:val="18"/>
     </w:rPr>
   </w:style>
-  <w:style w:type="character" w:styleId="a7">
+  <w:style w:type="character" w:styleId="a8">
     <w:name w:val="page number"/>
-    <w:basedOn w:val="a2"/>
+    <w:basedOn w:val="a3"/>
   </w:style>
-  <w:style w:type="character" w:styleId="a8">
+  <w:style w:type="character" w:styleId="a9">
     <w:name w:val="Hyperlink"/>
-    <w:basedOn w:val="a2"/>
+    <w:basedOn w:val="a3"/>
     <w:rPr>
       <w:color w:val="0000FF"/>
       <w:u w:val="single"/>
     </w:rPr>
   </w:style>
-  <w:style w:type="paragraph" w:styleId="a9">
+  <w:style w:type="paragraph" w:styleId="aa">
     <w:name w:val="macro"/>
     <w:semiHidden/>
     <w:pPr>
@@ -19582,9 +19059,9 @@
       <w:szCs w:val="24"/>
     </w:rPr>
   </w:style>
-  <w:style w:type="paragraph" w:styleId="aa">
+  <w:style w:type="paragraph" w:styleId="ab">
     <w:name w:val="footnote text"/>
-    <w:basedOn w:val="a0"/>
+    <w:basedOn w:val="a1"/>
     <w:semiHidden/>
     <w:pPr>
       <w:snapToGrid w:val="0"/>
@@ -19595,45 +19072,45 @@
       <w:szCs w:val="18"/>
     </w:rPr>
   </w:style>
-  <w:style w:type="paragraph" w:styleId="ab">
+  <w:style w:type="paragraph" w:styleId="a">
     <w:name w:val="List Number"/>
-    <w:basedOn w:val="a0"/>
+    <w:basedOn w:val="a1"/>
     <w:pPr>
       <w:numPr>
         <w:numId w:val="1"/>
       </w:numPr>
     </w:pPr>
   </w:style>
-  <w:style w:type="paragraph" w:styleId="21">
+  <w:style w:type="paragraph" w:styleId="2">
     <w:name w:val="List Number 2"/>
-    <w:basedOn w:val="a0"/>
+    <w:basedOn w:val="a1"/>
     <w:pPr>
       <w:numPr>
         <w:numId w:val="2"/>
       </w:numPr>
     </w:pPr>
   </w:style>
-  <w:style w:type="paragraph" w:styleId="31">
+  <w:style w:type="paragraph" w:styleId="3">
     <w:name w:val="List Number 3"/>
-    <w:basedOn w:val="a0"/>
+    <w:basedOn w:val="a1"/>
     <w:pPr>
       <w:numPr>
         <w:numId w:val="3"/>
       </w:numPr>
     </w:pPr>
   </w:style>
-  <w:style w:type="paragraph" w:styleId="41">
+  <w:style w:type="paragraph" w:styleId="4">
     <w:name w:val="List Number 4"/>
-    <w:basedOn w:val="a0"/>
+    <w:basedOn w:val="a1"/>
     <w:pPr>
       <w:numPr>
         <w:numId w:val="4"/>
       </w:numPr>
     </w:pPr>
   </w:style>
-  <w:style w:type="paragraph" w:styleId="51">
+  <w:style w:type="paragraph" w:styleId="5">
     <w:name w:val="List Number 5"/>
-    <w:basedOn w:val="a0"/>
+    <w:basedOn w:val="a1"/>
     <w:pPr>
       <w:numPr>
         <w:numId w:val="5"/>
@@ -19642,7 +19119,7 @@
   </w:style>
   <w:style w:type="paragraph" w:styleId="ac">
     <w:name w:val="List Continue"/>
-    <w:basedOn w:val="a0"/>
+    <w:basedOn w:val="a1"/>
     <w:pPr>
       <w:spacing w:after="120"/>
       <w:ind w:leftChars="200" w:left="420"/>
@@ -19650,7 +19127,7 @@
   </w:style>
   <w:style w:type="paragraph" w:styleId="22">
     <w:name w:val="List Continue 2"/>
-    <w:basedOn w:val="a0"/>
+    <w:basedOn w:val="a1"/>
     <w:pPr>
       <w:spacing w:after="120"/>
       <w:ind w:leftChars="400" w:left="840"/>
@@ -19658,7 +19135,7 @@
   </w:style>
   <w:style w:type="paragraph" w:styleId="32">
     <w:name w:val="List Continue 3"/>
-    <w:basedOn w:val="a0"/>
+    <w:basedOn w:val="a1"/>
     <w:pPr>
       <w:spacing w:after="120"/>
       <w:ind w:leftChars="600" w:left="1260"/>
@@ -19666,7 +19143,7 @@
   </w:style>
   <w:style w:type="paragraph" w:styleId="42">
     <w:name w:val="List Continue 4"/>
-    <w:basedOn w:val="a0"/>
+    <w:basedOn w:val="a1"/>
     <w:pPr>
       <w:spacing w:after="120"/>
       <w:ind w:leftChars="800" w:left="1680"/>
@@ -19674,15 +19151,15 @@
   </w:style>
   <w:style w:type="paragraph" w:styleId="52">
     <w:name w:val="List Continue 5"/>
-    <w:basedOn w:val="a0"/>
+    <w:basedOn w:val="a1"/>
     <w:pPr>
       <w:spacing w:after="120"/>
       <w:ind w:leftChars="1000" w:left="2100"/>
     </w:pPr>
   </w:style>
-  <w:style w:type="paragraph" w:styleId="ad">
+  <w:style w:type="paragraph" w:styleId="a0">
     <w:name w:val="List Bullet"/>
-    <w:basedOn w:val="a0"/>
+    <w:basedOn w:val="a1"/>
     <w:autoRedefine/>
     <w:pPr>
       <w:numPr>
@@ -19690,9 +19167,9 @@
       </w:numPr>
     </w:pPr>
   </w:style>
-  <w:style w:type="paragraph" w:styleId="2">
+  <w:style w:type="paragraph" w:styleId="20">
     <w:name w:val="List Bullet 2"/>
-    <w:basedOn w:val="a0"/>
+    <w:basedOn w:val="a1"/>
     <w:autoRedefine/>
     <w:pPr>
       <w:numPr>
@@ -19700,9 +19177,9 @@
       </w:numPr>
     </w:pPr>
   </w:style>
-  <w:style w:type="paragraph" w:styleId="3">
+  <w:style w:type="paragraph" w:styleId="30">
     <w:name w:val="List Bullet 3"/>
-    <w:basedOn w:val="a0"/>
+    <w:basedOn w:val="a1"/>
     <w:autoRedefine/>
     <w:pPr>
       <w:numPr>
@@ -19710,9 +19187,9 @@
       </w:numPr>
     </w:pPr>
   </w:style>
-  <w:style w:type="paragraph" w:styleId="4">
+  <w:style w:type="paragraph" w:styleId="40">
     <w:name w:val="List Bullet 4"/>
-    <w:basedOn w:val="a0"/>
+    <w:basedOn w:val="a1"/>
     <w:autoRedefine/>
     <w:pPr>
       <w:numPr>
@@ -19720,9 +19197,9 @@
       </w:numPr>
     </w:pPr>
   </w:style>
-  <w:style w:type="paragraph" w:styleId="5">
+  <w:style w:type="paragraph" w:styleId="50">
     <w:name w:val="List Bullet 5"/>
-    <w:basedOn w:val="a0"/>
+    <w:basedOn w:val="a1"/>
     <w:autoRedefine/>
     <w:pPr>
       <w:numPr>
@@ -19732,15 +19209,15 @@
   </w:style>
   <w:style w:type="paragraph" w:styleId="TOC1">
     <w:name w:val="toc 1"/>
-    <w:basedOn w:val="a0"/>
-    <w:next w:val="a0"/>
+    <w:basedOn w:val="a1"/>
+    <w:next w:val="a1"/>
     <w:autoRedefine/>
     <w:semiHidden/>
   </w:style>
   <w:style w:type="paragraph" w:styleId="TOC2">
     <w:name w:val="toc 2"/>
-    <w:basedOn w:val="a0"/>
-    <w:next w:val="a0"/>
+    <w:basedOn w:val="a1"/>
+    <w:next w:val="a1"/>
     <w:autoRedefine/>
     <w:semiHidden/>
     <w:pPr>
@@ -19755,8 +19232,8 @@
   </w:style>
   <w:style w:type="paragraph" w:styleId="TOC3">
     <w:name w:val="toc 3"/>
-    <w:basedOn w:val="a0"/>
-    <w:next w:val="a0"/>
+    <w:basedOn w:val="a1"/>
+    <w:next w:val="a1"/>
     <w:autoRedefine/>
     <w:semiHidden/>
     <w:pPr>
@@ -19769,8 +19246,8 @@
   </w:style>
   <w:style w:type="paragraph" w:styleId="TOC4">
     <w:name w:val="toc 4"/>
-    <w:basedOn w:val="a0"/>
-    <w:next w:val="a0"/>
+    <w:basedOn w:val="a1"/>
+    <w:next w:val="a1"/>
     <w:autoRedefine/>
     <w:semiHidden/>
     <w:pPr>
@@ -19779,8 +19256,8 @@
   </w:style>
   <w:style w:type="paragraph" w:styleId="TOC5">
     <w:name w:val="toc 5"/>
-    <w:basedOn w:val="a0"/>
-    <w:next w:val="a0"/>
+    <w:basedOn w:val="a1"/>
+    <w:next w:val="a1"/>
     <w:autoRedefine/>
     <w:semiHidden/>
     <w:pPr>
@@ -19789,8 +19266,8 @@
   </w:style>
   <w:style w:type="paragraph" w:styleId="TOC6">
     <w:name w:val="toc 6"/>
-    <w:basedOn w:val="a0"/>
-    <w:next w:val="a0"/>
+    <w:basedOn w:val="a1"/>
+    <w:next w:val="a1"/>
     <w:autoRedefine/>
     <w:semiHidden/>
     <w:pPr>
@@ -19799,8 +19276,8 @@
   </w:style>
   <w:style w:type="paragraph" w:styleId="TOC7">
     <w:name w:val="toc 7"/>
-    <w:basedOn w:val="a0"/>
-    <w:next w:val="a0"/>
+    <w:basedOn w:val="a1"/>
+    <w:next w:val="a1"/>
     <w:autoRedefine/>
     <w:semiHidden/>
     <w:pPr>
@@ -19809,8 +19286,8 @@
   </w:style>
   <w:style w:type="paragraph" w:styleId="TOC8">
     <w:name w:val="toc 8"/>
-    <w:basedOn w:val="a0"/>
-    <w:next w:val="a0"/>
+    <w:basedOn w:val="a1"/>
+    <w:next w:val="a1"/>
     <w:autoRedefine/>
     <w:semiHidden/>
     <w:pPr>
@@ -19819,33 +19296,33 @@
   </w:style>
   <w:style w:type="paragraph" w:styleId="TOC9">
     <w:name w:val="toc 9"/>
-    <w:basedOn w:val="a0"/>
-    <w:next w:val="a0"/>
+    <w:basedOn w:val="a1"/>
+    <w:next w:val="a1"/>
     <w:autoRedefine/>
     <w:semiHidden/>
     <w:pPr>
       <w:ind w:leftChars="1600" w:left="3360"/>
     </w:pPr>
   </w:style>
-  <w:style w:type="paragraph" w:styleId="a">
+  <w:style w:type="paragraph" w:styleId="ad">
     <w:name w:val="annotation text"/>
-    <w:basedOn w:val="a0"/>
+    <w:basedOn w:val="a1"/>
     <w:semiHidden/>
     <w:pPr>
       <w:jc w:val="left"/>
     </w:pPr>
   </w:style>
-  <w:style w:type="paragraph" w:styleId="1">
+  <w:style w:type="paragraph" w:styleId="10">
     <w:name w:val="index 1"/>
-    <w:basedOn w:val="a0"/>
-    <w:next w:val="a0"/>
+    <w:basedOn w:val="a1"/>
+    <w:next w:val="a1"/>
     <w:autoRedefine/>
     <w:semiHidden/>
   </w:style>
   <w:style w:type="paragraph" w:styleId="23">
     <w:name w:val="index 2"/>
-    <w:basedOn w:val="a0"/>
-    <w:next w:val="a0"/>
+    <w:basedOn w:val="a1"/>
+    <w:next w:val="a1"/>
     <w:autoRedefine/>
     <w:semiHidden/>
     <w:pPr>
@@ -19854,8 +19331,8 @@
   </w:style>
   <w:style w:type="paragraph" w:styleId="33">
     <w:name w:val="index 3"/>
-    <w:basedOn w:val="a0"/>
-    <w:next w:val="a0"/>
+    <w:basedOn w:val="a1"/>
+    <w:next w:val="a1"/>
     <w:autoRedefine/>
     <w:semiHidden/>
     <w:pPr>
@@ -19864,8 +19341,8 @@
   </w:style>
   <w:style w:type="paragraph" w:styleId="43">
     <w:name w:val="index 4"/>
-    <w:basedOn w:val="a0"/>
-    <w:next w:val="a0"/>
+    <w:basedOn w:val="a1"/>
+    <w:next w:val="a1"/>
     <w:autoRedefine/>
     <w:semiHidden/>
     <w:pPr>
@@ -19874,8 +19351,8 @@
   </w:style>
   <w:style w:type="paragraph" w:styleId="53">
     <w:name w:val="index 5"/>
-    <w:basedOn w:val="a0"/>
-    <w:next w:val="a0"/>
+    <w:basedOn w:val="a1"/>
+    <w:next w:val="a1"/>
     <w:autoRedefine/>
     <w:semiHidden/>
     <w:pPr>
@@ -19884,8 +19361,8 @@
   </w:style>
   <w:style w:type="paragraph" w:styleId="60">
     <w:name w:val="index 6"/>
-    <w:basedOn w:val="a0"/>
-    <w:next w:val="a0"/>
+    <w:basedOn w:val="a1"/>
+    <w:next w:val="a1"/>
     <w:autoRedefine/>
     <w:semiHidden/>
     <w:pPr>
@@ -19894,8 +19371,8 @@
   </w:style>
   <w:style w:type="paragraph" w:styleId="70">
     <w:name w:val="index 7"/>
-    <w:basedOn w:val="a0"/>
-    <w:next w:val="a0"/>
+    <w:basedOn w:val="a1"/>
+    <w:next w:val="a1"/>
     <w:autoRedefine/>
     <w:semiHidden/>
     <w:pPr>
@@ -19904,8 +19381,8 @@
   </w:style>
   <w:style w:type="paragraph" w:styleId="80">
     <w:name w:val="index 8"/>
-    <w:basedOn w:val="a0"/>
-    <w:next w:val="a0"/>
+    <w:basedOn w:val="a1"/>
+    <w:next w:val="a1"/>
     <w:autoRedefine/>
     <w:semiHidden/>
     <w:pPr>
@@ -19914,8 +19391,8 @@
   </w:style>
   <w:style w:type="paragraph" w:styleId="90">
     <w:name w:val="index 9"/>
-    <w:basedOn w:val="a0"/>
-    <w:next w:val="a0"/>
+    <w:basedOn w:val="a1"/>
+    <w:next w:val="a1"/>
     <w:autoRedefine/>
     <w:semiHidden/>
     <w:pPr>
@@ -19924,8 +19401,8 @@
   </w:style>
   <w:style w:type="paragraph" w:styleId="ae">
     <w:name w:val="index heading"/>
-    <w:basedOn w:val="a0"/>
-    <w:next w:val="1"/>
+    <w:basedOn w:val="a1"/>
+    <w:next w:val="10"/>
     <w:semiHidden/>
     <w:rPr>
       <w:rFonts w:ascii="Arial" w:hAnsi="Arial" w:cs="Arial"/>
@@ -19935,8 +19412,8 @@
   </w:style>
   <w:style w:type="paragraph" w:styleId="af">
     <w:name w:val="caption"/>
-    <w:basedOn w:val="a0"/>
-    <w:next w:val="a0"/>
+    <w:basedOn w:val="a1"/>
+    <w:next w:val="a1"/>
     <w:qFormat/>
     <w:pPr>
       <w:spacing w:before="152" w:after="160"/>
@@ -19949,8 +19426,8 @@
   </w:style>
   <w:style w:type="paragraph" w:styleId="af0">
     <w:name w:val="table of figures"/>
-    <w:basedOn w:val="a0"/>
-    <w:next w:val="a0"/>
+    <w:basedOn w:val="a1"/>
+    <w:next w:val="a1"/>
     <w:semiHidden/>
     <w:pPr>
       <w:ind w:leftChars="200" w:left="840" w:hangingChars="200" w:hanging="420"/>
@@ -19958,7 +19435,7 @@
   </w:style>
   <w:style w:type="paragraph" w:styleId="af1">
     <w:name w:val="endnote text"/>
-    <w:basedOn w:val="a0"/>
+    <w:basedOn w:val="a1"/>
     <w:semiHidden/>
     <w:pPr>
       <w:snapToGrid w:val="0"/>
@@ -19967,7 +19444,7 @@
   </w:style>
   <w:style w:type="paragraph" w:styleId="af2">
     <w:name w:val="Document Map"/>
-    <w:basedOn w:val="a0"/>
+    <w:basedOn w:val="a1"/>
     <w:semiHidden/>
     <w:pPr>
       <w:shd w:val="clear" w:color="auto" w:fill="000080"/>
@@ -19975,7 +19452,7 @@
   </w:style>
   <w:style w:type="paragraph" w:styleId="af3">
     <w:name w:val="Block Text"/>
-    <w:basedOn w:val="a0"/>
+    <w:basedOn w:val="a1"/>
     <w:pPr>
       <w:spacing w:after="120"/>
       <w:ind w:leftChars="700" w:left="1440" w:rightChars="700" w:right="1440"/>
@@ -19983,7 +19460,7 @@
   </w:style>
   <w:style w:type="character" w:customStyle="1" w:styleId="u51">
     <w:name w:val="u51"/>
-    <w:basedOn w:val="a2"/>
+    <w:basedOn w:val="a3"/>
     <w:rPr>
       <w:rFonts w:ascii="Courier New" w:hAnsi="Courier New" w:cs="Courier New" w:hint="default"/>
       <w:b/>
@@ -19995,8 +19472,8 @@
   </w:style>
   <w:style w:type="paragraph" w:styleId="af4">
     <w:name w:val="table of authorities"/>
-    <w:basedOn w:val="a0"/>
-    <w:next w:val="a0"/>
+    <w:basedOn w:val="a1"/>
+    <w:next w:val="a1"/>
     <w:semiHidden/>
     <w:pPr>
       <w:ind w:leftChars="200" w:left="420"/>
@@ -20004,8 +19481,8 @@
   </w:style>
   <w:style w:type="paragraph" w:styleId="af5">
     <w:name w:val="toa heading"/>
-    <w:basedOn w:val="a0"/>
-    <w:next w:val="a0"/>
+    <w:basedOn w:val="a1"/>
+    <w:next w:val="a1"/>
     <w:semiHidden/>
     <w:pPr>
       <w:spacing w:before="120"/>
@@ -20017,7 +19494,7 @@
   </w:style>
   <w:style w:type="character" w:styleId="af6">
     <w:name w:val="FollowedHyperlink"/>
-    <w:basedOn w:val="a2"/>
+    <w:basedOn w:val="a3"/>
     <w:rPr>
       <w:color w:val="800080"/>
       <w:u w:val="single"/>
@@ -20025,7 +19502,7 @@
   </w:style>
   <w:style w:type="paragraph" w:styleId="af7">
     <w:name w:val="Balloon Text"/>
-    <w:basedOn w:val="a0"/>
+    <w:basedOn w:val="a1"/>
     <w:semiHidden/>
     <w:rPr>
       <w:rFonts w:ascii="Times New Roman" w:hAnsi="Times New Roman"/>
@@ -20035,7 +19512,7 @@
   </w:style>
   <w:style w:type="character" w:customStyle="1" w:styleId="u41">
     <w:name w:val="u41"/>
-    <w:basedOn w:val="a2"/>
+    <w:basedOn w:val="a3"/>
     <w:rPr>
       <w:rFonts w:ascii="Courier New" w:hAnsi="Courier New" w:cs="Courier New" w:hint="default"/>
       <w:color w:val="000000"/>
@@ -20045,7 +19522,7 @@
   </w:style>
   <w:style w:type="paragraph" w:customStyle="1" w:styleId="af8">
     <w:name w:val="正文 + 居中"/>
-    <w:basedOn w:val="a0"/>
+    <w:basedOn w:val="a1"/>
     <w:pPr>
       <w:ind w:firstLine="420"/>
       <w:jc w:val="center"/>
@@ -20053,8 +19530,8 @@
   </w:style>
   <w:style w:type="paragraph" w:styleId="af9">
     <w:name w:val="annotation subject"/>
-    <w:basedOn w:val="a"/>
-    <w:next w:val="a"/>
+    <w:basedOn w:val="ad"/>
+    <w:next w:val="ad"/>
     <w:semiHidden/>
     <w:rPr>
       <w:b/>
@@ -20063,7 +19540,7 @@
   </w:style>
   <w:style w:type="character" w:customStyle="1" w:styleId="u91">
     <w:name w:val="u91"/>
-    <w:basedOn w:val="a2"/>
+    <w:basedOn w:val="a3"/>
     <w:rPr>
       <w:rFonts w:ascii="Courier New" w:hAnsi="Courier New" w:cs="Courier New" w:hint="default"/>
       <w:color w:val="000000"/>
@@ -20073,7 +19550,7 @@
   </w:style>
   <w:style w:type="character" w:customStyle="1" w:styleId="u11">
     <w:name w:val="u11"/>
-    <w:basedOn w:val="a2"/>
+    <w:basedOn w:val="a3"/>
     <w:rPr>
       <w:rFonts w:ascii="Courier New" w:hAnsi="Courier New" w:cs="Courier New" w:hint="default"/>
       <w:i/>
@@ -20085,7 +19562,7 @@
   </w:style>
   <w:style w:type="character" w:customStyle="1" w:styleId="u61">
     <w:name w:val="u61"/>
-    <w:basedOn w:val="a2"/>
+    <w:basedOn w:val="a3"/>
     <w:rPr>
       <w:rFonts w:ascii="Courier New" w:hAnsi="Courier New" w:cs="Courier New" w:hint="default"/>
       <w:color w:val="000000"/>
@@ -20095,7 +19572,7 @@
   </w:style>
   <w:style w:type="character" w:customStyle="1" w:styleId="u81">
     <w:name w:val="u81"/>
-    <w:basedOn w:val="a2"/>
+    <w:basedOn w:val="a3"/>
     <w:rPr>
       <w:rFonts w:ascii="Courier New" w:hAnsi="Courier New" w:cs="Courier New" w:hint="default"/>
       <w:color w:val="0000FF"/>
@@ -20105,7 +19582,7 @@
   </w:style>
   <w:style w:type="character" w:styleId="afa">
     <w:name w:val="Unresolved Mention"/>
-    <w:basedOn w:val="a2"/>
+    <w:basedOn w:val="a3"/>
     <w:uiPriority w:val="99"/>
     <w:semiHidden/>
     <w:unhideWhenUsed/>
